--- a/ENTREGAS/Diseño del Sistema.docx
+++ b/ENTREGAS/Diseño del Sistema.docx
@@ -4,29 +4,15 @@
   <w:body>
     <w:p>
       <w:pPr>
-        <w:jc w:val="center"/>
-        <w:rPr>
-          <w:rFonts w:ascii="Times New Roman" w:hAnsi="Times New Roman" w:cs="Times New Roman"/>
-          <w:b/>
-          <w:bCs/>
-          <w:sz w:val="24"/>
-          <w:szCs w:val="24"/>
-        </w:rPr>
+        <w:pStyle w:val="Ttulo1"/>
       </w:pPr>
       <w:r>
-        <w:rPr>
-          <w:rFonts w:ascii="Times New Roman" w:hAnsi="Times New Roman" w:cs="Times New Roman"/>
-          <w:b/>
-          <w:bCs/>
-          <w:sz w:val="24"/>
-          <w:szCs w:val="24"/>
-        </w:rPr>
         <w:t>Diseño del Sistema</w:t>
       </w:r>
     </w:p>
     <w:p>
       <w:pPr>
-        <w:pStyle w:val="Ttulo1"/>
+        <w:pStyle w:val="Ttulo2"/>
       </w:pPr>
       <w:r>
         <w:t>Diagramas de Casos de Uso</w:t>
@@ -96,7 +82,7 @@
       <w:pPr>
         <w:pStyle w:val="Descripcin"/>
         <w:rPr>
-          <w:rFonts w:ascii="Times New Roman" w:hAnsi="Times New Roman" w:cs="Times New Roman"/>
+          <w:rFonts w:cs="Times New Roman"/>
           <w:i w:val="0"/>
           <w:iCs w:val="0"/>
           <w:color w:val="000000" w:themeColor="text1"/>
@@ -106,7 +92,7 @@
       </w:pPr>
       <w:r>
         <w:rPr>
-          <w:rFonts w:ascii="Times New Roman" w:hAnsi="Times New Roman" w:cs="Times New Roman"/>
+          <w:rFonts w:cs="Times New Roman"/>
           <w:b/>
           <w:bCs/>
           <w:i w:val="0"/>
@@ -119,7 +105,7 @@
       </w:r>
       <w:r>
         <w:rPr>
-          <w:rFonts w:ascii="Times New Roman" w:hAnsi="Times New Roman" w:cs="Times New Roman"/>
+          <w:rFonts w:cs="Times New Roman"/>
           <w:b/>
           <w:bCs/>
           <w:i w:val="0"/>
@@ -132,7 +118,7 @@
       </w:r>
       <w:r>
         <w:rPr>
-          <w:rFonts w:ascii="Times New Roman" w:hAnsi="Times New Roman" w:cs="Times New Roman"/>
+          <w:rFonts w:cs="Times New Roman"/>
           <w:b/>
           <w:bCs/>
           <w:i w:val="0"/>
@@ -145,7 +131,7 @@
       </w:r>
       <w:r>
         <w:rPr>
-          <w:rFonts w:ascii="Times New Roman" w:hAnsi="Times New Roman" w:cs="Times New Roman"/>
+          <w:rFonts w:cs="Times New Roman"/>
           <w:b/>
           <w:bCs/>
           <w:i w:val="0"/>
@@ -158,7 +144,7 @@
       </w:r>
       <w:r>
         <w:rPr>
-          <w:rFonts w:ascii="Times New Roman" w:hAnsi="Times New Roman" w:cs="Times New Roman"/>
+          <w:rFonts w:cs="Times New Roman"/>
           <w:b/>
           <w:bCs/>
           <w:i w:val="0"/>
@@ -172,7 +158,7 @@
       </w:r>
       <w:r>
         <w:rPr>
-          <w:rFonts w:ascii="Times New Roman" w:hAnsi="Times New Roman" w:cs="Times New Roman"/>
+          <w:rFonts w:cs="Times New Roman"/>
           <w:b/>
           <w:bCs/>
           <w:i w:val="0"/>
@@ -185,7 +171,7 @@
       </w:r>
       <w:r>
         <w:rPr>
-          <w:rFonts w:ascii="Times New Roman" w:hAnsi="Times New Roman" w:cs="Times New Roman"/>
+          <w:rFonts w:cs="Times New Roman"/>
           <w:i w:val="0"/>
           <w:iCs w:val="0"/>
           <w:color w:val="000000" w:themeColor="text1"/>
@@ -209,7 +195,7 @@
         <w:pStyle w:val="Descripcin"/>
         <w:keepNext/>
         <w:rPr>
-          <w:rFonts w:ascii="Times New Roman" w:hAnsi="Times New Roman" w:cs="Times New Roman"/>
+          <w:rFonts w:cs="Times New Roman"/>
           <w:i w:val="0"/>
           <w:iCs w:val="0"/>
           <w:color w:val="000000" w:themeColor="text1"/>
@@ -219,7 +205,7 @@
       </w:pPr>
       <w:r>
         <w:rPr>
-          <w:rFonts w:ascii="Times New Roman" w:hAnsi="Times New Roman" w:cs="Times New Roman"/>
+          <w:rFonts w:cs="Times New Roman"/>
           <w:b/>
           <w:bCs/>
           <w:i w:val="0"/>
@@ -232,7 +218,7 @@
       </w:r>
       <w:r>
         <w:rPr>
-          <w:rFonts w:ascii="Times New Roman" w:hAnsi="Times New Roman" w:cs="Times New Roman"/>
+          <w:rFonts w:cs="Times New Roman"/>
           <w:b/>
           <w:bCs/>
           <w:i w:val="0"/>
@@ -245,7 +231,7 @@
       </w:r>
       <w:r>
         <w:rPr>
-          <w:rFonts w:ascii="Times New Roman" w:hAnsi="Times New Roman" w:cs="Times New Roman"/>
+          <w:rFonts w:cs="Times New Roman"/>
           <w:b/>
           <w:bCs/>
           <w:i w:val="0"/>
@@ -258,7 +244,7 @@
       </w:r>
       <w:r>
         <w:rPr>
-          <w:rFonts w:ascii="Times New Roman" w:hAnsi="Times New Roman" w:cs="Times New Roman"/>
+          <w:rFonts w:cs="Times New Roman"/>
           <w:b/>
           <w:bCs/>
           <w:i w:val="0"/>
@@ -271,7 +257,7 @@
       </w:r>
       <w:r>
         <w:rPr>
-          <w:rFonts w:ascii="Times New Roman" w:hAnsi="Times New Roman" w:cs="Times New Roman"/>
+          <w:rFonts w:cs="Times New Roman"/>
           <w:b/>
           <w:bCs/>
           <w:i w:val="0"/>
@@ -285,7 +271,7 @@
       </w:r>
       <w:r>
         <w:rPr>
-          <w:rFonts w:ascii="Times New Roman" w:hAnsi="Times New Roman" w:cs="Times New Roman"/>
+          <w:rFonts w:cs="Times New Roman"/>
           <w:b/>
           <w:bCs/>
           <w:i w:val="0"/>
@@ -298,7 +284,7 @@
       </w:r>
       <w:r>
         <w:rPr>
-          <w:rFonts w:ascii="Times New Roman" w:hAnsi="Times New Roman" w:cs="Times New Roman"/>
+          <w:rFonts w:cs="Times New Roman"/>
           <w:i w:val="0"/>
           <w:iCs w:val="0"/>
           <w:color w:val="000000" w:themeColor="text1"/>
@@ -309,7 +295,7 @@
       </w:r>
       <w:r>
         <w:rPr>
-          <w:rFonts w:ascii="Times New Roman" w:hAnsi="Times New Roman" w:cs="Times New Roman"/>
+          <w:rFonts w:cs="Times New Roman"/>
           <w:b/>
           <w:bCs/>
           <w:i w:val="0"/>
@@ -322,7 +308,7 @@
       </w:r>
       <w:r>
         <w:rPr>
-          <w:rFonts w:ascii="Times New Roman" w:hAnsi="Times New Roman" w:cs="Times New Roman"/>
+          <w:rFonts w:cs="Times New Roman"/>
           <w:i w:val="0"/>
           <w:iCs w:val="0"/>
           <w:color w:val="000000" w:themeColor="text1"/>
@@ -345,9 +331,9 @@
         <w:tblLook w:val="04A0" w:firstRow="1" w:lastRow="0" w:firstColumn="1" w:lastColumn="0" w:noHBand="0" w:noVBand="1"/>
       </w:tblPr>
       <w:tblGrid>
-        <w:gridCol w:w="2353"/>
-        <w:gridCol w:w="2025"/>
-        <w:gridCol w:w="4444"/>
+        <w:gridCol w:w="2314"/>
+        <w:gridCol w:w="2016"/>
+        <w:gridCol w:w="4492"/>
       </w:tblGrid>
       <w:tr>
         <w:tc>
@@ -2401,7 +2387,7 @@
       <w:pPr>
         <w:pStyle w:val="Descripcin"/>
         <w:rPr>
-          <w:rFonts w:ascii="Times New Roman" w:hAnsi="Times New Roman" w:cs="Times New Roman"/>
+          <w:rFonts w:cs="Times New Roman"/>
           <w:i w:val="0"/>
           <w:iCs w:val="0"/>
           <w:color w:val="000000" w:themeColor="text1"/>
@@ -2411,7 +2397,7 @@
       </w:pPr>
       <w:r>
         <w:rPr>
-          <w:rFonts w:ascii="Times New Roman" w:hAnsi="Times New Roman" w:cs="Times New Roman"/>
+          <w:rFonts w:cs="Times New Roman"/>
           <w:b/>
           <w:bCs/>
           <w:i w:val="0"/>
@@ -2424,7 +2410,7 @@
       </w:r>
       <w:r>
         <w:rPr>
-          <w:rFonts w:ascii="Times New Roman" w:hAnsi="Times New Roman" w:cs="Times New Roman"/>
+          <w:rFonts w:cs="Times New Roman"/>
           <w:b/>
           <w:bCs/>
           <w:i w:val="0"/>
@@ -2437,7 +2423,7 @@
       </w:r>
       <w:r>
         <w:rPr>
-          <w:rFonts w:ascii="Times New Roman" w:hAnsi="Times New Roman" w:cs="Times New Roman"/>
+          <w:rFonts w:cs="Times New Roman"/>
           <w:b/>
           <w:bCs/>
           <w:i w:val="0"/>
@@ -2450,7 +2436,7 @@
       </w:r>
       <w:r>
         <w:rPr>
-          <w:rFonts w:ascii="Times New Roman" w:hAnsi="Times New Roman" w:cs="Times New Roman"/>
+          <w:rFonts w:cs="Times New Roman"/>
           <w:b/>
           <w:bCs/>
           <w:i w:val="0"/>
@@ -2463,7 +2449,7 @@
       </w:r>
       <w:r>
         <w:rPr>
-          <w:rFonts w:ascii="Times New Roman" w:hAnsi="Times New Roman" w:cs="Times New Roman"/>
+          <w:rFonts w:cs="Times New Roman"/>
           <w:b/>
           <w:bCs/>
           <w:i w:val="0"/>
@@ -2477,7 +2463,7 @@
       </w:r>
       <w:r>
         <w:rPr>
-          <w:rFonts w:ascii="Times New Roman" w:hAnsi="Times New Roman" w:cs="Times New Roman"/>
+          <w:rFonts w:cs="Times New Roman"/>
           <w:b/>
           <w:bCs/>
           <w:i w:val="0"/>
@@ -2490,7 +2476,7 @@
       </w:r>
       <w:r>
         <w:rPr>
-          <w:rFonts w:ascii="Times New Roman" w:hAnsi="Times New Roman" w:cs="Times New Roman"/>
+          <w:rFonts w:cs="Times New Roman"/>
           <w:i w:val="0"/>
           <w:iCs w:val="0"/>
           <w:color w:val="000000" w:themeColor="text1"/>
@@ -2514,7 +2500,7 @@
         <w:pStyle w:val="Descripcin"/>
         <w:keepNext/>
         <w:rPr>
-          <w:rFonts w:ascii="Times New Roman" w:hAnsi="Times New Roman" w:cs="Times New Roman"/>
+          <w:rFonts w:cs="Times New Roman"/>
           <w:i w:val="0"/>
           <w:iCs w:val="0"/>
           <w:color w:val="000000" w:themeColor="text1"/>
@@ -2524,7 +2510,7 @@
       </w:pPr>
       <w:r>
         <w:rPr>
-          <w:rFonts w:ascii="Times New Roman" w:hAnsi="Times New Roman" w:cs="Times New Roman"/>
+          <w:rFonts w:cs="Times New Roman"/>
           <w:b/>
           <w:bCs/>
           <w:i w:val="0"/>
@@ -2537,7 +2523,7 @@
       </w:r>
       <w:r>
         <w:rPr>
-          <w:rFonts w:ascii="Times New Roman" w:hAnsi="Times New Roman" w:cs="Times New Roman"/>
+          <w:rFonts w:cs="Times New Roman"/>
           <w:b/>
           <w:bCs/>
           <w:i w:val="0"/>
@@ -2550,7 +2536,7 @@
       </w:r>
       <w:r>
         <w:rPr>
-          <w:rFonts w:ascii="Times New Roman" w:hAnsi="Times New Roman" w:cs="Times New Roman"/>
+          <w:rFonts w:cs="Times New Roman"/>
           <w:b/>
           <w:bCs/>
           <w:i w:val="0"/>
@@ -2563,7 +2549,7 @@
       </w:r>
       <w:r>
         <w:rPr>
-          <w:rFonts w:ascii="Times New Roman" w:hAnsi="Times New Roman" w:cs="Times New Roman"/>
+          <w:rFonts w:cs="Times New Roman"/>
           <w:b/>
           <w:bCs/>
           <w:i w:val="0"/>
@@ -2576,7 +2562,7 @@
       </w:r>
       <w:r>
         <w:rPr>
-          <w:rFonts w:ascii="Times New Roman" w:hAnsi="Times New Roman" w:cs="Times New Roman"/>
+          <w:rFonts w:cs="Times New Roman"/>
           <w:b/>
           <w:bCs/>
           <w:i w:val="0"/>
@@ -2590,7 +2576,7 @@
       </w:r>
       <w:r>
         <w:rPr>
-          <w:rFonts w:ascii="Times New Roman" w:hAnsi="Times New Roman" w:cs="Times New Roman"/>
+          <w:rFonts w:cs="Times New Roman"/>
           <w:b/>
           <w:bCs/>
           <w:i w:val="0"/>
@@ -2603,7 +2589,7 @@
       </w:r>
       <w:r>
         <w:rPr>
-          <w:rFonts w:ascii="Times New Roman" w:hAnsi="Times New Roman" w:cs="Times New Roman"/>
+          <w:rFonts w:cs="Times New Roman"/>
           <w:b/>
           <w:bCs/>
           <w:i w:val="0"/>
@@ -2616,7 +2602,7 @@
       </w:r>
       <w:r>
         <w:rPr>
-          <w:rFonts w:ascii="Times New Roman" w:hAnsi="Times New Roman" w:cs="Times New Roman"/>
+          <w:rFonts w:cs="Times New Roman"/>
           <w:i w:val="0"/>
           <w:iCs w:val="0"/>
           <w:color w:val="000000" w:themeColor="text1"/>
@@ -2639,9 +2625,9 @@
         <w:tblLook w:val="04A0" w:firstRow="1" w:lastRow="0" w:firstColumn="1" w:lastColumn="0" w:noHBand="0" w:noVBand="1"/>
       </w:tblPr>
       <w:tblGrid>
-        <w:gridCol w:w="2260"/>
+        <w:gridCol w:w="2221"/>
         <w:gridCol w:w="2386"/>
-        <w:gridCol w:w="4176"/>
+        <w:gridCol w:w="4215"/>
       </w:tblGrid>
       <w:tr>
         <w:tc>
@@ -4901,6 +4887,7 @@
                 <w:b/>
                 <w:bCs/>
               </w:rPr>
+              <w:lastRenderedPageBreak/>
               <w:t>Comentarios</w:t>
             </w:r>
           </w:p>
@@ -4926,11 +4913,7 @@
           </w:tcPr>
           <w:p>
             <w:r>
-              <w:t xml:space="preserve">Periódicamente se podrá revisar el proceso de recuperación de cuenta para evaluar su eficiencia y seguridad, considerando el </w:t>
-            </w:r>
-            <w:r>
-              <w:lastRenderedPageBreak/>
-              <w:t>tiempo de envío del correo y la frecuencia de errores al ingresar el correo electrónico.</w:t>
+              <w:t>Periódicamente se podrá revisar el proceso de recuperación de cuenta para evaluar su eficiencia y seguridad, considerando el tiempo de envío del correo y la frecuencia de errores al ingresar el correo electrónico.</w:t>
             </w:r>
           </w:p>
         </w:tc>
@@ -5001,7 +4984,7 @@
       <w:pPr>
         <w:pStyle w:val="Descripcin"/>
         <w:rPr>
-          <w:rFonts w:ascii="Times New Roman" w:hAnsi="Times New Roman" w:cs="Times New Roman"/>
+          <w:rFonts w:cs="Times New Roman"/>
           <w:i w:val="0"/>
           <w:iCs w:val="0"/>
           <w:color w:val="000000" w:themeColor="text1"/>
@@ -5011,7 +4994,7 @@
       </w:pPr>
       <w:r>
         <w:rPr>
-          <w:rFonts w:ascii="Times New Roman" w:hAnsi="Times New Roman" w:cs="Times New Roman"/>
+          <w:rFonts w:cs="Times New Roman"/>
           <w:b/>
           <w:bCs/>
           <w:i w:val="0"/>
@@ -5024,7 +5007,7 @@
       </w:r>
       <w:r>
         <w:rPr>
-          <w:rFonts w:ascii="Times New Roman" w:hAnsi="Times New Roman" w:cs="Times New Roman"/>
+          <w:rFonts w:cs="Times New Roman"/>
           <w:b/>
           <w:bCs/>
           <w:i w:val="0"/>
@@ -5037,7 +5020,7 @@
       </w:r>
       <w:r>
         <w:rPr>
-          <w:rFonts w:ascii="Times New Roman" w:hAnsi="Times New Roman" w:cs="Times New Roman"/>
+          <w:rFonts w:cs="Times New Roman"/>
           <w:b/>
           <w:bCs/>
           <w:i w:val="0"/>
@@ -5050,7 +5033,7 @@
       </w:r>
       <w:r>
         <w:rPr>
-          <w:rFonts w:ascii="Times New Roman" w:hAnsi="Times New Roman" w:cs="Times New Roman"/>
+          <w:rFonts w:cs="Times New Roman"/>
           <w:b/>
           <w:bCs/>
           <w:i w:val="0"/>
@@ -5063,7 +5046,7 @@
       </w:r>
       <w:r>
         <w:rPr>
-          <w:rFonts w:ascii="Times New Roman" w:hAnsi="Times New Roman" w:cs="Times New Roman"/>
+          <w:rFonts w:cs="Times New Roman"/>
           <w:b/>
           <w:bCs/>
           <w:i w:val="0"/>
@@ -5077,7 +5060,7 @@
       </w:r>
       <w:r>
         <w:rPr>
-          <w:rFonts w:ascii="Times New Roman" w:hAnsi="Times New Roman" w:cs="Times New Roman"/>
+          <w:rFonts w:cs="Times New Roman"/>
           <w:b/>
           <w:bCs/>
           <w:i w:val="0"/>
@@ -5090,7 +5073,7 @@
       </w:r>
       <w:r>
         <w:rPr>
-          <w:rFonts w:ascii="Times New Roman" w:hAnsi="Times New Roman" w:cs="Times New Roman"/>
+          <w:rFonts w:cs="Times New Roman"/>
           <w:i w:val="0"/>
           <w:iCs w:val="0"/>
           <w:color w:val="000000" w:themeColor="text1"/>
@@ -5113,7 +5096,7 @@
         <w:pStyle w:val="Descripcin"/>
         <w:keepNext/>
         <w:rPr>
-          <w:rFonts w:ascii="Times New Roman" w:hAnsi="Times New Roman" w:cs="Times New Roman"/>
+          <w:rFonts w:cs="Times New Roman"/>
           <w:i w:val="0"/>
           <w:iCs w:val="0"/>
           <w:color w:val="000000" w:themeColor="text1"/>
@@ -5123,7 +5106,7 @@
       </w:pPr>
       <w:r>
         <w:rPr>
-          <w:rFonts w:ascii="Times New Roman" w:hAnsi="Times New Roman" w:cs="Times New Roman"/>
+          <w:rFonts w:cs="Times New Roman"/>
           <w:b/>
           <w:bCs/>
           <w:i w:val="0"/>
@@ -5136,7 +5119,7 @@
       </w:r>
       <w:r>
         <w:rPr>
-          <w:rFonts w:ascii="Times New Roman" w:hAnsi="Times New Roman" w:cs="Times New Roman"/>
+          <w:rFonts w:cs="Times New Roman"/>
           <w:b/>
           <w:bCs/>
           <w:i w:val="0"/>
@@ -5149,7 +5132,7 @@
       </w:r>
       <w:r>
         <w:rPr>
-          <w:rFonts w:ascii="Times New Roman" w:hAnsi="Times New Roman" w:cs="Times New Roman"/>
+          <w:rFonts w:cs="Times New Roman"/>
           <w:b/>
           <w:bCs/>
           <w:i w:val="0"/>
@@ -5162,7 +5145,7 @@
       </w:r>
       <w:r>
         <w:rPr>
-          <w:rFonts w:ascii="Times New Roman" w:hAnsi="Times New Roman" w:cs="Times New Roman"/>
+          <w:rFonts w:cs="Times New Roman"/>
           <w:b/>
           <w:bCs/>
           <w:i w:val="0"/>
@@ -5175,7 +5158,7 @@
       </w:r>
       <w:r>
         <w:rPr>
-          <w:rFonts w:ascii="Times New Roman" w:hAnsi="Times New Roman" w:cs="Times New Roman"/>
+          <w:rFonts w:cs="Times New Roman"/>
           <w:b/>
           <w:bCs/>
           <w:i w:val="0"/>
@@ -5189,7 +5172,7 @@
       </w:r>
       <w:r>
         <w:rPr>
-          <w:rFonts w:ascii="Times New Roman" w:hAnsi="Times New Roman" w:cs="Times New Roman"/>
+          <w:rFonts w:cs="Times New Roman"/>
           <w:b/>
           <w:bCs/>
           <w:i w:val="0"/>
@@ -5202,7 +5185,7 @@
       </w:r>
       <w:r>
         <w:rPr>
-          <w:rFonts w:ascii="Times New Roman" w:hAnsi="Times New Roman" w:cs="Times New Roman"/>
+          <w:rFonts w:cs="Times New Roman"/>
           <w:b/>
           <w:bCs/>
           <w:i w:val="0"/>
@@ -5215,7 +5198,7 @@
       </w:r>
       <w:r>
         <w:rPr>
-          <w:rFonts w:ascii="Times New Roman" w:hAnsi="Times New Roman" w:cs="Times New Roman"/>
+          <w:rFonts w:cs="Times New Roman"/>
           <w:i w:val="0"/>
           <w:iCs w:val="0"/>
           <w:color w:val="000000" w:themeColor="text1"/>
@@ -5238,9 +5221,9 @@
         <w:tblLook w:val="04A0" w:firstRow="1" w:lastRow="0" w:firstColumn="1" w:lastColumn="0" w:noHBand="0" w:noVBand="1"/>
       </w:tblPr>
       <w:tblGrid>
-        <w:gridCol w:w="2218"/>
-        <w:gridCol w:w="2444"/>
-        <w:gridCol w:w="4160"/>
+        <w:gridCol w:w="2177"/>
+        <w:gridCol w:w="2411"/>
+        <w:gridCol w:w="4234"/>
       </w:tblGrid>
       <w:tr>
         <w:tc>
@@ -5395,6 +5378,7 @@
                 <w:b/>
                 <w:bCs/>
               </w:rPr>
+              <w:lastRenderedPageBreak/>
               <w:t>Objetivo</w:t>
             </w:r>
           </w:p>
@@ -5456,7 +5440,6 @@
                 <w:b/>
                 <w:bCs/>
               </w:rPr>
-              <w:lastRenderedPageBreak/>
               <w:t>Requisitos Asociados (Dependencias)</w:t>
             </w:r>
           </w:p>
@@ -7538,6 +7521,7 @@
         <w:rPr>
           <w:noProof/>
         </w:rPr>
+        <w:lastRenderedPageBreak/>
         <w:drawing>
           <wp:inline distT="0" distB="0" distL="0" distR="0" wp14:anchorId="16FBA7F0" wp14:editId="79369F07">
             <wp:extent cx="6443419" cy="4039909"/>
@@ -7592,7 +7576,7 @@
       <w:pPr>
         <w:pStyle w:val="Descripcin"/>
         <w:rPr>
-          <w:rFonts w:ascii="Times New Roman" w:hAnsi="Times New Roman" w:cs="Times New Roman"/>
+          <w:rFonts w:cs="Times New Roman"/>
           <w:i w:val="0"/>
           <w:iCs w:val="0"/>
           <w:color w:val="000000" w:themeColor="text1"/>
@@ -7602,7 +7586,7 @@
       </w:pPr>
       <w:r>
         <w:rPr>
-          <w:rFonts w:ascii="Times New Roman" w:hAnsi="Times New Roman" w:cs="Times New Roman"/>
+          <w:rFonts w:cs="Times New Roman"/>
           <w:b/>
           <w:bCs/>
           <w:i w:val="0"/>
@@ -7615,7 +7599,7 @@
       </w:r>
       <w:r>
         <w:rPr>
-          <w:rFonts w:ascii="Times New Roman" w:hAnsi="Times New Roman" w:cs="Times New Roman"/>
+          <w:rFonts w:cs="Times New Roman"/>
           <w:b/>
           <w:bCs/>
           <w:i w:val="0"/>
@@ -7628,7 +7612,7 @@
       </w:r>
       <w:r>
         <w:rPr>
-          <w:rFonts w:ascii="Times New Roman" w:hAnsi="Times New Roman" w:cs="Times New Roman"/>
+          <w:rFonts w:cs="Times New Roman"/>
           <w:b/>
           <w:bCs/>
           <w:i w:val="0"/>
@@ -7641,7 +7625,7 @@
       </w:r>
       <w:r>
         <w:rPr>
-          <w:rFonts w:ascii="Times New Roman" w:hAnsi="Times New Roman" w:cs="Times New Roman"/>
+          <w:rFonts w:cs="Times New Roman"/>
           <w:b/>
           <w:bCs/>
           <w:i w:val="0"/>
@@ -7654,7 +7638,7 @@
       </w:r>
       <w:r>
         <w:rPr>
-          <w:rFonts w:ascii="Times New Roman" w:hAnsi="Times New Roman" w:cs="Times New Roman"/>
+          <w:rFonts w:cs="Times New Roman"/>
           <w:b/>
           <w:bCs/>
           <w:i w:val="0"/>
@@ -7668,7 +7652,7 @@
       </w:r>
       <w:r>
         <w:rPr>
-          <w:rFonts w:ascii="Times New Roman" w:hAnsi="Times New Roman" w:cs="Times New Roman"/>
+          <w:rFonts w:cs="Times New Roman"/>
           <w:b/>
           <w:bCs/>
           <w:i w:val="0"/>
@@ -7681,7 +7665,7 @@
       </w:r>
       <w:r>
         <w:rPr>
-          <w:rFonts w:ascii="Times New Roman" w:hAnsi="Times New Roman" w:cs="Times New Roman"/>
+          <w:rFonts w:cs="Times New Roman"/>
           <w:i w:val="0"/>
           <w:iCs w:val="0"/>
           <w:color w:val="000000" w:themeColor="text1"/>
@@ -7705,7 +7689,7 @@
         <w:pStyle w:val="Descripcin"/>
         <w:keepNext/>
         <w:rPr>
-          <w:rFonts w:ascii="Times New Roman" w:hAnsi="Times New Roman" w:cs="Times New Roman"/>
+          <w:rFonts w:cs="Times New Roman"/>
           <w:color w:val="000000" w:themeColor="text1"/>
           <w:sz w:val="24"/>
           <w:szCs w:val="24"/>
@@ -7713,19 +7697,18 @@
       </w:pPr>
       <w:r>
         <w:rPr>
-          <w:rFonts w:ascii="Times New Roman" w:hAnsi="Times New Roman" w:cs="Times New Roman"/>
+          <w:rFonts w:cs="Times New Roman"/>
           <w:b/>
           <w:bCs/>
           <w:color w:val="000000" w:themeColor="text1"/>
           <w:sz w:val="24"/>
           <w:szCs w:val="24"/>
         </w:rPr>
-        <w:lastRenderedPageBreak/>
         <w:t xml:space="preserve">Tabla </w:t>
       </w:r>
       <w:r>
         <w:rPr>
-          <w:rFonts w:ascii="Times New Roman" w:hAnsi="Times New Roman" w:cs="Times New Roman"/>
+          <w:rFonts w:cs="Times New Roman"/>
           <w:b/>
           <w:bCs/>
           <w:color w:val="000000" w:themeColor="text1"/>
@@ -7736,7 +7719,7 @@
       </w:r>
       <w:r>
         <w:rPr>
-          <w:rFonts w:ascii="Times New Roman" w:hAnsi="Times New Roman" w:cs="Times New Roman"/>
+          <w:rFonts w:cs="Times New Roman"/>
           <w:b/>
           <w:bCs/>
           <w:color w:val="000000" w:themeColor="text1"/>
@@ -7747,7 +7730,7 @@
       </w:r>
       <w:r>
         <w:rPr>
-          <w:rFonts w:ascii="Times New Roman" w:hAnsi="Times New Roman" w:cs="Times New Roman"/>
+          <w:rFonts w:cs="Times New Roman"/>
           <w:b/>
           <w:bCs/>
           <w:color w:val="000000" w:themeColor="text1"/>
@@ -7758,7 +7741,7 @@
       </w:r>
       <w:r>
         <w:rPr>
-          <w:rFonts w:ascii="Times New Roman" w:hAnsi="Times New Roman" w:cs="Times New Roman"/>
+          <w:rFonts w:cs="Times New Roman"/>
           <w:b/>
           <w:bCs/>
           <w:noProof/>
@@ -7770,7 +7753,7 @@
       </w:r>
       <w:r>
         <w:rPr>
-          <w:rFonts w:ascii="Times New Roman" w:hAnsi="Times New Roman" w:cs="Times New Roman"/>
+          <w:rFonts w:cs="Times New Roman"/>
           <w:b/>
           <w:bCs/>
           <w:color w:val="000000" w:themeColor="text1"/>
@@ -7781,7 +7764,7 @@
       </w:r>
       <w:r>
         <w:rPr>
-          <w:rFonts w:ascii="Times New Roman" w:hAnsi="Times New Roman" w:cs="Times New Roman"/>
+          <w:rFonts w:cs="Times New Roman"/>
           <w:b/>
           <w:bCs/>
           <w:color w:val="000000" w:themeColor="text1"/>
@@ -7792,7 +7775,7 @@
       </w:r>
       <w:r>
         <w:rPr>
-          <w:rFonts w:ascii="Times New Roman" w:hAnsi="Times New Roman" w:cs="Times New Roman"/>
+          <w:rFonts w:cs="Times New Roman"/>
           <w:color w:val="000000" w:themeColor="text1"/>
           <w:sz w:val="24"/>
           <w:szCs w:val="24"/>
@@ -7813,9 +7796,9 @@
         <w:tblLook w:val="04A0" w:firstRow="1" w:lastRow="0" w:firstColumn="1" w:lastColumn="0" w:noHBand="0" w:noVBand="1"/>
       </w:tblPr>
       <w:tblGrid>
-        <w:gridCol w:w="2197"/>
-        <w:gridCol w:w="2674"/>
-        <w:gridCol w:w="3951"/>
+        <w:gridCol w:w="2161"/>
+        <w:gridCol w:w="2648"/>
+        <w:gridCol w:w="4013"/>
       </w:tblGrid>
       <w:tr>
         <w:tc>
@@ -8072,6 +8055,9 @@
             </w:r>
             <w:r>
               <w:br/>
+            </w:r>
+            <w:r>
+              <w:lastRenderedPageBreak/>
               <w:t>CU 3.2. Datos del paciente registrados</w:t>
             </w:r>
             <w:r>
@@ -8124,6 +8110,7 @@
                 <w:b/>
                 <w:bCs/>
               </w:rPr>
+              <w:lastRenderedPageBreak/>
               <w:t>Descripción</w:t>
             </w:r>
           </w:p>
@@ -10113,7 +10100,6 @@
         <w:rPr>
           <w:noProof/>
         </w:rPr>
-        <w:lastRenderedPageBreak/>
         <w:drawing>
           <wp:inline distT="0" distB="0" distL="0" distR="0" wp14:anchorId="348C7910" wp14:editId="5DDA4FFA">
             <wp:extent cx="5971556" cy="4508390"/>
@@ -10168,7 +10154,7 @@
       <w:pPr>
         <w:pStyle w:val="Descripcin"/>
         <w:rPr>
-          <w:rFonts w:ascii="Times New Roman" w:hAnsi="Times New Roman" w:cs="Times New Roman"/>
+          <w:rFonts w:cs="Times New Roman"/>
           <w:i w:val="0"/>
           <w:iCs w:val="0"/>
           <w:color w:val="000000" w:themeColor="text1"/>
@@ -10178,7 +10164,7 @@
       </w:pPr>
       <w:r>
         <w:rPr>
-          <w:rFonts w:ascii="Times New Roman" w:hAnsi="Times New Roman" w:cs="Times New Roman"/>
+          <w:rFonts w:cs="Times New Roman"/>
           <w:b/>
           <w:bCs/>
           <w:i w:val="0"/>
@@ -10191,7 +10177,7 @@
       </w:r>
       <w:r>
         <w:rPr>
-          <w:rFonts w:ascii="Times New Roman" w:hAnsi="Times New Roman" w:cs="Times New Roman"/>
+          <w:rFonts w:cs="Times New Roman"/>
           <w:b/>
           <w:bCs/>
           <w:i w:val="0"/>
@@ -10204,7 +10190,7 @@
       </w:r>
       <w:r>
         <w:rPr>
-          <w:rFonts w:ascii="Times New Roman" w:hAnsi="Times New Roman" w:cs="Times New Roman"/>
+          <w:rFonts w:cs="Times New Roman"/>
           <w:b/>
           <w:bCs/>
           <w:i w:val="0"/>
@@ -10217,7 +10203,7 @@
       </w:r>
       <w:r>
         <w:rPr>
-          <w:rFonts w:ascii="Times New Roman" w:hAnsi="Times New Roman" w:cs="Times New Roman"/>
+          <w:rFonts w:cs="Times New Roman"/>
           <w:b/>
           <w:bCs/>
           <w:i w:val="0"/>
@@ -10230,7 +10216,7 @@
       </w:r>
       <w:r>
         <w:rPr>
-          <w:rFonts w:ascii="Times New Roman" w:hAnsi="Times New Roman" w:cs="Times New Roman"/>
+          <w:rFonts w:cs="Times New Roman"/>
           <w:b/>
           <w:bCs/>
           <w:i w:val="0"/>
@@ -10244,7 +10230,7 @@
       </w:r>
       <w:r>
         <w:rPr>
-          <w:rFonts w:ascii="Times New Roman" w:hAnsi="Times New Roman" w:cs="Times New Roman"/>
+          <w:rFonts w:cs="Times New Roman"/>
           <w:b/>
           <w:bCs/>
           <w:i w:val="0"/>
@@ -10257,7 +10243,7 @@
       </w:r>
       <w:r>
         <w:rPr>
-          <w:rFonts w:ascii="Times New Roman" w:hAnsi="Times New Roman" w:cs="Times New Roman"/>
+          <w:rFonts w:cs="Times New Roman"/>
           <w:i w:val="0"/>
           <w:iCs w:val="0"/>
           <w:color w:val="000000" w:themeColor="text1"/>
@@ -10274,7 +10260,7 @@
         <w:pStyle w:val="Descripcin"/>
         <w:keepNext/>
         <w:rPr>
-          <w:rFonts w:ascii="Times New Roman" w:hAnsi="Times New Roman" w:cs="Times New Roman"/>
+          <w:rFonts w:cs="Times New Roman"/>
           <w:i w:val="0"/>
           <w:iCs w:val="0"/>
           <w:color w:val="000000" w:themeColor="text1"/>
@@ -10284,7 +10270,7 @@
       </w:pPr>
       <w:r>
         <w:rPr>
-          <w:rFonts w:ascii="Times New Roman" w:hAnsi="Times New Roman" w:cs="Times New Roman"/>
+          <w:rFonts w:cs="Times New Roman"/>
           <w:b/>
           <w:bCs/>
           <w:i w:val="0"/>
@@ -10297,7 +10283,7 @@
       </w:r>
       <w:r>
         <w:rPr>
-          <w:rFonts w:ascii="Times New Roman" w:hAnsi="Times New Roman" w:cs="Times New Roman"/>
+          <w:rFonts w:cs="Times New Roman"/>
           <w:b/>
           <w:bCs/>
           <w:i w:val="0"/>
@@ -10310,7 +10296,7 @@
       </w:r>
       <w:r>
         <w:rPr>
-          <w:rFonts w:ascii="Times New Roman" w:hAnsi="Times New Roman" w:cs="Times New Roman"/>
+          <w:rFonts w:cs="Times New Roman"/>
           <w:b/>
           <w:bCs/>
           <w:i w:val="0"/>
@@ -10323,7 +10309,7 @@
       </w:r>
       <w:r>
         <w:rPr>
-          <w:rFonts w:ascii="Times New Roman" w:hAnsi="Times New Roman" w:cs="Times New Roman"/>
+          <w:rFonts w:cs="Times New Roman"/>
           <w:b/>
           <w:bCs/>
           <w:i w:val="0"/>
@@ -10336,7 +10322,7 @@
       </w:r>
       <w:r>
         <w:rPr>
-          <w:rFonts w:ascii="Times New Roman" w:hAnsi="Times New Roman" w:cs="Times New Roman"/>
+          <w:rFonts w:cs="Times New Roman"/>
           <w:b/>
           <w:bCs/>
           <w:i w:val="0"/>
@@ -10350,7 +10336,7 @@
       </w:r>
       <w:r>
         <w:rPr>
-          <w:rFonts w:ascii="Times New Roman" w:hAnsi="Times New Roman" w:cs="Times New Roman"/>
+          <w:rFonts w:cs="Times New Roman"/>
           <w:b/>
           <w:bCs/>
           <w:i w:val="0"/>
@@ -10363,7 +10349,7 @@
       </w:r>
       <w:r>
         <w:rPr>
-          <w:rFonts w:ascii="Times New Roman" w:hAnsi="Times New Roman" w:cs="Times New Roman"/>
+          <w:rFonts w:cs="Times New Roman"/>
           <w:b/>
           <w:bCs/>
           <w:i w:val="0"/>
@@ -10376,7 +10362,7 @@
       </w:r>
       <w:r>
         <w:rPr>
-          <w:rFonts w:ascii="Times New Roman" w:hAnsi="Times New Roman" w:cs="Times New Roman"/>
+          <w:rFonts w:cs="Times New Roman"/>
           <w:i w:val="0"/>
           <w:iCs w:val="0"/>
           <w:color w:val="000000" w:themeColor="text1"/>
@@ -10399,9 +10385,9 @@
         <w:tblLook w:val="04A0" w:firstRow="1" w:lastRow="0" w:firstColumn="1" w:lastColumn="0" w:noHBand="0" w:noVBand="1"/>
       </w:tblPr>
       <w:tblGrid>
-        <w:gridCol w:w="2206"/>
-        <w:gridCol w:w="2332"/>
-        <w:gridCol w:w="4284"/>
+        <w:gridCol w:w="2158"/>
+        <w:gridCol w:w="2347"/>
+        <w:gridCol w:w="4317"/>
       </w:tblGrid>
       <w:tr>
         <w:tc>
@@ -10654,9 +10640,6 @@
             </w:r>
             <w:r>
               <w:br/>
-            </w:r>
-            <w:r>
-              <w:lastRenderedPageBreak/>
               <w:t>CU 3.1. Datos del paciente registrados</w:t>
             </w:r>
             <w:r>
@@ -10721,7 +10704,6 @@
                 <w:b/>
                 <w:bCs/>
               </w:rPr>
-              <w:lastRenderedPageBreak/>
               <w:t>Descripción</w:t>
             </w:r>
           </w:p>
@@ -11915,7 +11897,11 @@
           </w:tcPr>
           <w:p>
             <w:r>
-              <w:t>Si los datos del paciente no están registrados, el sistema no permitirá agendar la cita hasta que se registre al paciente.</w:t>
+              <w:t xml:space="preserve">Si los datos del paciente no están registrados, el sistema no permitirá </w:t>
+            </w:r>
+            <w:r>
+              <w:lastRenderedPageBreak/>
+              <w:t>agendar la cita hasta que se registre al paciente.</w:t>
             </w:r>
           </w:p>
         </w:tc>
@@ -11952,6 +11938,7 @@
                 <w:b/>
                 <w:bCs/>
               </w:rPr>
+              <w:lastRenderedPageBreak/>
               <w:t>Rendimiento</w:t>
             </w:r>
           </w:p>
@@ -13056,7 +13043,7 @@
       <w:pPr>
         <w:pStyle w:val="Descripcin"/>
         <w:rPr>
-          <w:rFonts w:ascii="Times New Roman" w:hAnsi="Times New Roman" w:cs="Times New Roman"/>
+          <w:rFonts w:cs="Times New Roman"/>
           <w:i w:val="0"/>
           <w:iCs w:val="0"/>
           <w:color w:val="000000" w:themeColor="text1"/>
@@ -13066,7 +13053,7 @@
       </w:pPr>
       <w:r>
         <w:rPr>
-          <w:rFonts w:ascii="Times New Roman" w:hAnsi="Times New Roman" w:cs="Times New Roman"/>
+          <w:rFonts w:cs="Times New Roman"/>
           <w:b/>
           <w:bCs/>
           <w:i w:val="0"/>
@@ -13079,7 +13066,7 @@
       </w:r>
       <w:r>
         <w:rPr>
-          <w:rFonts w:ascii="Times New Roman" w:hAnsi="Times New Roman" w:cs="Times New Roman"/>
+          <w:rFonts w:cs="Times New Roman"/>
           <w:b/>
           <w:bCs/>
           <w:i w:val="0"/>
@@ -13092,7 +13079,7 @@
       </w:r>
       <w:r>
         <w:rPr>
-          <w:rFonts w:ascii="Times New Roman" w:hAnsi="Times New Roman" w:cs="Times New Roman"/>
+          <w:rFonts w:cs="Times New Roman"/>
           <w:b/>
           <w:bCs/>
           <w:i w:val="0"/>
@@ -13105,7 +13092,7 @@
       </w:r>
       <w:r>
         <w:rPr>
-          <w:rFonts w:ascii="Times New Roman" w:hAnsi="Times New Roman" w:cs="Times New Roman"/>
+          <w:rFonts w:cs="Times New Roman"/>
           <w:b/>
           <w:bCs/>
           <w:i w:val="0"/>
@@ -13118,7 +13105,7 @@
       </w:r>
       <w:r>
         <w:rPr>
-          <w:rFonts w:ascii="Times New Roman" w:hAnsi="Times New Roman" w:cs="Times New Roman"/>
+          <w:rFonts w:cs="Times New Roman"/>
           <w:b/>
           <w:bCs/>
           <w:i w:val="0"/>
@@ -13132,7 +13119,7 @@
       </w:r>
       <w:r>
         <w:rPr>
-          <w:rFonts w:ascii="Times New Roman" w:hAnsi="Times New Roman" w:cs="Times New Roman"/>
+          <w:rFonts w:cs="Times New Roman"/>
           <w:b/>
           <w:bCs/>
           <w:i w:val="0"/>
@@ -13145,7 +13132,7 @@
       </w:r>
       <w:r>
         <w:rPr>
-          <w:rFonts w:ascii="Times New Roman" w:hAnsi="Times New Roman" w:cs="Times New Roman"/>
+          <w:rFonts w:cs="Times New Roman"/>
           <w:i w:val="0"/>
           <w:iCs w:val="0"/>
           <w:color w:val="000000" w:themeColor="text1"/>
@@ -13162,7 +13149,7 @@
         <w:pStyle w:val="Descripcin"/>
         <w:keepNext/>
         <w:rPr>
-          <w:rFonts w:ascii="Times New Roman" w:hAnsi="Times New Roman" w:cs="Times New Roman"/>
+          <w:rFonts w:cs="Times New Roman"/>
           <w:i w:val="0"/>
           <w:iCs w:val="0"/>
           <w:color w:val="000000" w:themeColor="text1"/>
@@ -13172,7 +13159,7 @@
       </w:pPr>
       <w:r>
         <w:rPr>
-          <w:rFonts w:ascii="Times New Roman" w:hAnsi="Times New Roman" w:cs="Times New Roman"/>
+          <w:rFonts w:cs="Times New Roman"/>
           <w:b/>
           <w:bCs/>
           <w:i w:val="0"/>
@@ -13185,7 +13172,7 @@
       </w:r>
       <w:r>
         <w:rPr>
-          <w:rFonts w:ascii="Times New Roman" w:hAnsi="Times New Roman" w:cs="Times New Roman"/>
+          <w:rFonts w:cs="Times New Roman"/>
           <w:b/>
           <w:bCs/>
           <w:i w:val="0"/>
@@ -13198,7 +13185,7 @@
       </w:r>
       <w:r>
         <w:rPr>
-          <w:rFonts w:ascii="Times New Roman" w:hAnsi="Times New Roman" w:cs="Times New Roman"/>
+          <w:rFonts w:cs="Times New Roman"/>
           <w:b/>
           <w:bCs/>
           <w:i w:val="0"/>
@@ -13211,7 +13198,7 @@
       </w:r>
       <w:r>
         <w:rPr>
-          <w:rFonts w:ascii="Times New Roman" w:hAnsi="Times New Roman" w:cs="Times New Roman"/>
+          <w:rFonts w:cs="Times New Roman"/>
           <w:b/>
           <w:bCs/>
           <w:i w:val="0"/>
@@ -13224,7 +13211,7 @@
       </w:r>
       <w:r>
         <w:rPr>
-          <w:rFonts w:ascii="Times New Roman" w:hAnsi="Times New Roman" w:cs="Times New Roman"/>
+          <w:rFonts w:cs="Times New Roman"/>
           <w:b/>
           <w:bCs/>
           <w:i w:val="0"/>
@@ -13238,7 +13225,7 @@
       </w:r>
       <w:r>
         <w:rPr>
-          <w:rFonts w:ascii="Times New Roman" w:hAnsi="Times New Roman" w:cs="Times New Roman"/>
+          <w:rFonts w:cs="Times New Roman"/>
           <w:b/>
           <w:bCs/>
           <w:i w:val="0"/>
@@ -13251,7 +13238,7 @@
       </w:r>
       <w:r>
         <w:rPr>
-          <w:rFonts w:ascii="Times New Roman" w:hAnsi="Times New Roman" w:cs="Times New Roman"/>
+          <w:rFonts w:cs="Times New Roman"/>
           <w:b/>
           <w:bCs/>
           <w:i w:val="0"/>
@@ -13264,7 +13251,7 @@
       </w:r>
       <w:r>
         <w:rPr>
-          <w:rFonts w:ascii="Times New Roman" w:hAnsi="Times New Roman" w:cs="Times New Roman"/>
+          <w:rFonts w:cs="Times New Roman"/>
           <w:i w:val="0"/>
           <w:iCs w:val="0"/>
           <w:color w:val="000000" w:themeColor="text1"/>
@@ -13287,9 +13274,9 @@
         <w:tblLook w:val="04A0" w:firstRow="1" w:lastRow="0" w:firstColumn="1" w:lastColumn="0" w:noHBand="0" w:noVBand="1"/>
       </w:tblPr>
       <w:tblGrid>
-        <w:gridCol w:w="2214"/>
-        <w:gridCol w:w="2053"/>
-        <w:gridCol w:w="4555"/>
+        <w:gridCol w:w="2169"/>
+        <w:gridCol w:w="2065"/>
+        <w:gridCol w:w="4588"/>
       </w:tblGrid>
       <w:tr>
         <w:tc>
@@ -16027,6 +16014,3805 @@
         </w:tc>
       </w:tr>
     </w:tbl>
+    <w:p/>
+    <w:p>
+      <w:r>
+        <w:br w:type="page"/>
+      </w:r>
+    </w:p>
+    <w:p>
+      <w:pPr>
+        <w:pStyle w:val="Ttulo2"/>
+      </w:pPr>
+      <w:r>
+        <w:lastRenderedPageBreak/>
+        <w:t>Arquitectura del sistema</w:t>
+      </w:r>
+    </w:p>
+    <w:p/>
+    <w:p>
+      <w:pPr>
+        <w:pStyle w:val="Ttulo3"/>
+      </w:pPr>
+      <w:r>
+        <w:rPr>
+          <w:b/>
+          <w:bCs/>
+          <w:color w:val="000000" w:themeColor="text1"/>
+          <w:sz w:val="24"/>
+          <w:szCs w:val="24"/>
+        </w:rPr>
+        <w:t>Introducción</w:t>
+      </w:r>
+    </w:p>
+    <w:p>
+      <w:pPr>
+        <w:jc w:val="both"/>
+      </w:pPr>
+      <w:r>
+        <w:t>Esta sección describe la arquitectura de la aplicación web de agendamiento de citas y control de abonos del centro odontológico García Osorio. Se elabora a partir de los requisitos definidos en el SRS y de los casos de uso presentados en la sección anterior.</w:t>
+      </w:r>
+    </w:p>
+    <w:p>
+      <w:pPr>
+        <w:jc w:val="both"/>
+      </w:pPr>
+      <w:r>
+        <w:t xml:space="preserve">La descripción se organiza en vistas orientadas a los </w:t>
+      </w:r>
+      <w:proofErr w:type="spellStart"/>
+      <w:r>
+        <w:t>stakeholders</w:t>
+      </w:r>
+      <w:proofErr w:type="spellEnd"/>
+      <w:r>
+        <w:t xml:space="preserve"> y sus preocupaciones, siguiendo los conceptos de la norma ISO/IEC/IEEE 42010 y la organización por puntos de vista de IEEE 1016-2009. Para la representación gráfica del sistema se emplea el modelo C4</w:t>
+      </w:r>
+      <w:r>
+        <w:t xml:space="preserve">, </w:t>
+      </w:r>
+      <w:r>
+        <w:t>complementado con una vista de datos, una vista de despliegue y una vista dinámica.</w:t>
+      </w:r>
+    </w:p>
+    <w:p>
+      <w:pPr>
+        <w:jc w:val="both"/>
+      </w:pPr>
+    </w:p>
+    <w:p>
+      <w:pPr>
+        <w:pStyle w:val="Ttulo3"/>
+        <w:rPr>
+          <w:b/>
+          <w:bCs/>
+          <w:color w:val="000000" w:themeColor="text1"/>
+          <w:sz w:val="24"/>
+          <w:szCs w:val="24"/>
+        </w:rPr>
+      </w:pPr>
+      <w:proofErr w:type="spellStart"/>
+      <w:r>
+        <w:rPr>
+          <w:b/>
+          <w:bCs/>
+          <w:color w:val="000000" w:themeColor="text1"/>
+          <w:sz w:val="24"/>
+          <w:szCs w:val="24"/>
+        </w:rPr>
+        <w:t>Stakeholders</w:t>
+      </w:r>
+      <w:proofErr w:type="spellEnd"/>
+      <w:r>
+        <w:rPr>
+          <w:b/>
+          <w:bCs/>
+          <w:color w:val="000000" w:themeColor="text1"/>
+          <w:sz w:val="24"/>
+          <w:szCs w:val="24"/>
+        </w:rPr>
+        <w:t xml:space="preserve"> y preocupaciones</w:t>
+      </w:r>
+    </w:p>
+    <w:p>
+      <w:pPr>
+        <w:pStyle w:val="Descripcin"/>
+        <w:keepNext/>
+        <w:rPr>
+          <w:rFonts w:cs="Times New Roman"/>
+          <w:i w:val="0"/>
+          <w:iCs w:val="0"/>
+          <w:color w:val="000000" w:themeColor="text1"/>
+          <w:sz w:val="24"/>
+          <w:szCs w:val="24"/>
+        </w:rPr>
+      </w:pPr>
+      <w:r>
+        <w:rPr>
+          <w:rFonts w:cs="Times New Roman"/>
+          <w:b/>
+          <w:bCs/>
+          <w:i w:val="0"/>
+          <w:iCs w:val="0"/>
+          <w:color w:val="000000" w:themeColor="text1"/>
+          <w:sz w:val="24"/>
+          <w:szCs w:val="24"/>
+        </w:rPr>
+        <w:t xml:space="preserve">Tabla </w:t>
+      </w:r>
+      <w:r>
+        <w:rPr>
+          <w:rFonts w:cs="Times New Roman"/>
+          <w:b/>
+          <w:bCs/>
+          <w:i w:val="0"/>
+          <w:iCs w:val="0"/>
+          <w:color w:val="000000" w:themeColor="text1"/>
+          <w:sz w:val="24"/>
+          <w:szCs w:val="24"/>
+        </w:rPr>
+        <w:fldChar w:fldCharType="begin"/>
+      </w:r>
+      <w:r>
+        <w:rPr>
+          <w:rFonts w:cs="Times New Roman"/>
+          <w:b/>
+          <w:bCs/>
+          <w:i w:val="0"/>
+          <w:iCs w:val="0"/>
+          <w:color w:val="000000" w:themeColor="text1"/>
+          <w:sz w:val="24"/>
+          <w:szCs w:val="24"/>
+        </w:rPr>
+        <w:instrText xml:space="preserve"> SEQ Tabla \* ARABIC </w:instrText>
+      </w:r>
+      <w:r>
+        <w:rPr>
+          <w:rFonts w:cs="Times New Roman"/>
+          <w:b/>
+          <w:bCs/>
+          <w:i w:val="0"/>
+          <w:iCs w:val="0"/>
+          <w:color w:val="000000" w:themeColor="text1"/>
+          <w:sz w:val="24"/>
+          <w:szCs w:val="24"/>
+        </w:rPr>
+        <w:fldChar w:fldCharType="separate"/>
+      </w:r>
+      <w:r>
+        <w:rPr>
+          <w:rFonts w:cs="Times New Roman"/>
+          <w:b/>
+          <w:bCs/>
+          <w:i w:val="0"/>
+          <w:iCs w:val="0"/>
+          <w:noProof/>
+          <w:color w:val="000000" w:themeColor="text1"/>
+          <w:sz w:val="24"/>
+          <w:szCs w:val="24"/>
+        </w:rPr>
+        <w:t>7</w:t>
+      </w:r>
+      <w:r>
+        <w:rPr>
+          <w:rFonts w:cs="Times New Roman"/>
+          <w:b/>
+          <w:bCs/>
+          <w:i w:val="0"/>
+          <w:iCs w:val="0"/>
+          <w:color w:val="000000" w:themeColor="text1"/>
+          <w:sz w:val="24"/>
+          <w:szCs w:val="24"/>
+        </w:rPr>
+        <w:fldChar w:fldCharType="end"/>
+      </w:r>
+      <w:r>
+        <w:rPr>
+          <w:rFonts w:cs="Times New Roman"/>
+          <w:i w:val="0"/>
+          <w:iCs w:val="0"/>
+          <w:color w:val="000000" w:themeColor="text1"/>
+          <w:sz w:val="24"/>
+          <w:szCs w:val="24"/>
+        </w:rPr>
+        <w:t xml:space="preserve"> </w:t>
+      </w:r>
+      <w:proofErr w:type="spellStart"/>
+      <w:r>
+        <w:rPr>
+          <w:rFonts w:cs="Times New Roman"/>
+          <w:i w:val="0"/>
+          <w:iCs w:val="0"/>
+          <w:color w:val="000000" w:themeColor="text1"/>
+          <w:sz w:val="24"/>
+          <w:szCs w:val="24"/>
+        </w:rPr>
+        <w:t>Stakeholders</w:t>
+      </w:r>
+      <w:proofErr w:type="spellEnd"/>
+      <w:r>
+        <w:rPr>
+          <w:rFonts w:cs="Times New Roman"/>
+          <w:i w:val="0"/>
+          <w:iCs w:val="0"/>
+          <w:color w:val="000000" w:themeColor="text1"/>
+          <w:sz w:val="24"/>
+          <w:szCs w:val="24"/>
+        </w:rPr>
+        <w:t xml:space="preserve"> y preocupaciones del sistema</w:t>
+      </w:r>
+    </w:p>
+    <w:tbl>
+      <w:tblPr>
+        <w:tblW w:w="8838" w:type="dxa"/>
+        <w:tblLayout w:type="fixed"/>
+        <w:tblLook w:val="04A0" w:firstRow="1" w:lastRow="0" w:firstColumn="1" w:lastColumn="0" w:noHBand="0" w:noVBand="1"/>
+      </w:tblPr>
+      <w:tblGrid>
+        <w:gridCol w:w="2800"/>
+        <w:gridCol w:w="6038"/>
+      </w:tblGrid>
+      <w:tr>
+        <w:trPr>
+          <w:cantSplit/>
+          <w:tblHeader/>
+        </w:trPr>
+        <w:tc>
+          <w:tcPr>
+            <w:tcW w:w="2800" w:type="dxa"/>
+            <w:tcBorders>
+              <w:top w:val="single" w:sz="6" w:space="0" w:color="000000"/>
+              <w:left w:val="single" w:sz="6" w:space="0" w:color="000000"/>
+              <w:bottom w:val="single" w:sz="6" w:space="0" w:color="000000"/>
+              <w:right w:val="single" w:sz="6" w:space="0" w:color="000000"/>
+            </w:tcBorders>
+            <w:shd w:val="clear" w:color="auto" w:fill="FFEBF4"/>
+            <w:tcMar>
+              <w:top w:w="60" w:type="dxa"/>
+              <w:left w:w="120" w:type="dxa"/>
+              <w:bottom w:w="60" w:type="dxa"/>
+              <w:right w:w="120" w:type="dxa"/>
+            </w:tcMar>
+          </w:tcPr>
+          <w:p>
+            <w:pPr>
+              <w:spacing w:after="0"/>
+            </w:pPr>
+            <w:proofErr w:type="spellStart"/>
+            <w:r>
+              <w:rPr>
+                <w:b/>
+                <w:bCs/>
+              </w:rPr>
+              <w:t>Stakeholder</w:t>
+            </w:r>
+            <w:proofErr w:type="spellEnd"/>
+          </w:p>
+        </w:tc>
+        <w:tc>
+          <w:tcPr>
+            <w:tcW w:w="6038" w:type="dxa"/>
+            <w:tcBorders>
+              <w:top w:val="single" w:sz="6" w:space="0" w:color="000000"/>
+              <w:left w:val="single" w:sz="6" w:space="0" w:color="000000"/>
+              <w:bottom w:val="single" w:sz="6" w:space="0" w:color="000000"/>
+              <w:right w:val="single" w:sz="6" w:space="0" w:color="000000"/>
+            </w:tcBorders>
+            <w:shd w:val="clear" w:color="auto" w:fill="FFEBF4"/>
+            <w:tcMar>
+              <w:top w:w="60" w:type="dxa"/>
+              <w:left w:w="120" w:type="dxa"/>
+              <w:bottom w:w="60" w:type="dxa"/>
+              <w:right w:w="120" w:type="dxa"/>
+            </w:tcMar>
+          </w:tcPr>
+          <w:p>
+            <w:pPr>
+              <w:spacing w:after="0"/>
+            </w:pPr>
+            <w:r>
+              <w:rPr>
+                <w:b/>
+                <w:bCs/>
+              </w:rPr>
+              <w:t>Preocupaciones principales</w:t>
+            </w:r>
+          </w:p>
+        </w:tc>
+      </w:tr>
+      <w:tr>
+        <w:trPr>
+          <w:cantSplit/>
+        </w:trPr>
+        <w:tc>
+          <w:tcPr>
+            <w:tcW w:w="2800" w:type="dxa"/>
+            <w:tcBorders>
+              <w:top w:val="single" w:sz="6" w:space="0" w:color="000000"/>
+              <w:left w:val="single" w:sz="6" w:space="0" w:color="000000"/>
+              <w:bottom w:val="single" w:sz="6" w:space="0" w:color="000000"/>
+              <w:right w:val="single" w:sz="6" w:space="0" w:color="000000"/>
+            </w:tcBorders>
+            <w:shd w:val="clear" w:color="auto" w:fill="FFFFFF"/>
+            <w:tcMar>
+              <w:top w:w="60" w:type="dxa"/>
+              <w:left w:w="120" w:type="dxa"/>
+              <w:bottom w:w="60" w:type="dxa"/>
+              <w:right w:w="120" w:type="dxa"/>
+            </w:tcMar>
+          </w:tcPr>
+          <w:p>
+            <w:pPr>
+              <w:spacing w:after="0"/>
+            </w:pPr>
+            <w:r>
+              <w:t>Secretaria</w:t>
+            </w:r>
+          </w:p>
+        </w:tc>
+        <w:tc>
+          <w:tcPr>
+            <w:tcW w:w="6038" w:type="dxa"/>
+            <w:tcBorders>
+              <w:top w:val="single" w:sz="6" w:space="0" w:color="000000"/>
+              <w:left w:val="single" w:sz="6" w:space="0" w:color="000000"/>
+              <w:bottom w:val="single" w:sz="6" w:space="0" w:color="000000"/>
+              <w:right w:val="single" w:sz="6" w:space="0" w:color="000000"/>
+            </w:tcBorders>
+            <w:shd w:val="clear" w:color="auto" w:fill="FFFFFF"/>
+            <w:tcMar>
+              <w:top w:w="60" w:type="dxa"/>
+              <w:left w:w="120" w:type="dxa"/>
+              <w:bottom w:w="60" w:type="dxa"/>
+              <w:right w:w="120" w:type="dxa"/>
+            </w:tcMar>
+          </w:tcPr>
+          <w:p>
+            <w:pPr>
+              <w:spacing w:after="0"/>
+            </w:pPr>
+            <w:r>
+              <w:t>Facilidad de uso, rapidez de operación y acceso desde computador y celular.</w:t>
+            </w:r>
+          </w:p>
+        </w:tc>
+      </w:tr>
+      <w:tr>
+        <w:trPr>
+          <w:cantSplit/>
+        </w:trPr>
+        <w:tc>
+          <w:tcPr>
+            <w:tcW w:w="2800" w:type="dxa"/>
+            <w:tcBorders>
+              <w:top w:val="single" w:sz="6" w:space="0" w:color="000000"/>
+              <w:left w:val="single" w:sz="6" w:space="0" w:color="000000"/>
+              <w:bottom w:val="single" w:sz="6" w:space="0" w:color="000000"/>
+              <w:right w:val="single" w:sz="6" w:space="0" w:color="000000"/>
+            </w:tcBorders>
+            <w:shd w:val="clear" w:color="auto" w:fill="FFFFFF"/>
+            <w:tcMar>
+              <w:top w:w="60" w:type="dxa"/>
+              <w:left w:w="120" w:type="dxa"/>
+              <w:bottom w:w="60" w:type="dxa"/>
+              <w:right w:w="120" w:type="dxa"/>
+            </w:tcMar>
+          </w:tcPr>
+          <w:p>
+            <w:pPr>
+              <w:spacing w:after="0"/>
+            </w:pPr>
+            <w:r>
+              <w:t>Pacientes</w:t>
+            </w:r>
+            <w:r>
+              <w:t xml:space="preserve"> </w:t>
+            </w:r>
+          </w:p>
+        </w:tc>
+        <w:tc>
+          <w:tcPr>
+            <w:tcW w:w="6038" w:type="dxa"/>
+            <w:tcBorders>
+              <w:top w:val="single" w:sz="6" w:space="0" w:color="000000"/>
+              <w:left w:val="single" w:sz="6" w:space="0" w:color="000000"/>
+              <w:bottom w:val="single" w:sz="6" w:space="0" w:color="000000"/>
+              <w:right w:val="single" w:sz="6" w:space="0" w:color="000000"/>
+            </w:tcBorders>
+            <w:shd w:val="clear" w:color="auto" w:fill="FFFFFF"/>
+            <w:tcMar>
+              <w:top w:w="60" w:type="dxa"/>
+              <w:left w:w="120" w:type="dxa"/>
+              <w:bottom w:w="60" w:type="dxa"/>
+              <w:right w:w="120" w:type="dxa"/>
+            </w:tcMar>
+          </w:tcPr>
+          <w:p>
+            <w:pPr>
+              <w:spacing w:after="0"/>
+            </w:pPr>
+            <w:r>
+              <w:t>Rapidez en el agendamiento, porque la secretaria puede ver de inmediato la disponibilidad; que no haya doble agendamiento de horarios</w:t>
+            </w:r>
+            <w:r>
+              <w:t>.</w:t>
+            </w:r>
+          </w:p>
+        </w:tc>
+      </w:tr>
+      <w:tr>
+        <w:trPr>
+          <w:cantSplit/>
+        </w:trPr>
+        <w:tc>
+          <w:tcPr>
+            <w:tcW w:w="2800" w:type="dxa"/>
+            <w:tcBorders>
+              <w:top w:val="single" w:sz="6" w:space="0" w:color="000000"/>
+              <w:left w:val="single" w:sz="6" w:space="0" w:color="000000"/>
+              <w:bottom w:val="single" w:sz="6" w:space="0" w:color="000000"/>
+              <w:right w:val="single" w:sz="6" w:space="0" w:color="000000"/>
+            </w:tcBorders>
+            <w:shd w:val="clear" w:color="auto" w:fill="FFFFFF"/>
+            <w:tcMar>
+              <w:top w:w="60" w:type="dxa"/>
+              <w:left w:w="120" w:type="dxa"/>
+              <w:bottom w:w="60" w:type="dxa"/>
+              <w:right w:w="120" w:type="dxa"/>
+            </w:tcMar>
+          </w:tcPr>
+          <w:p>
+            <w:pPr>
+              <w:spacing w:after="0"/>
+            </w:pPr>
+            <w:r>
+              <w:t>Administrador</w:t>
+            </w:r>
+          </w:p>
+        </w:tc>
+        <w:tc>
+          <w:tcPr>
+            <w:tcW w:w="6038" w:type="dxa"/>
+            <w:tcBorders>
+              <w:top w:val="single" w:sz="6" w:space="0" w:color="000000"/>
+              <w:left w:val="single" w:sz="6" w:space="0" w:color="000000"/>
+              <w:bottom w:val="single" w:sz="6" w:space="0" w:color="000000"/>
+              <w:right w:val="single" w:sz="6" w:space="0" w:color="000000"/>
+            </w:tcBorders>
+            <w:shd w:val="clear" w:color="auto" w:fill="FFFFFF"/>
+            <w:tcMar>
+              <w:top w:w="60" w:type="dxa"/>
+              <w:left w:w="120" w:type="dxa"/>
+              <w:bottom w:w="60" w:type="dxa"/>
+              <w:right w:w="120" w:type="dxa"/>
+            </w:tcMar>
+          </w:tcPr>
+          <w:p>
+            <w:pPr>
+              <w:spacing w:after="0"/>
+            </w:pPr>
+            <w:r>
+              <w:t>Mantenimiento del sistema, respaldos, auditoría de modificaciones, gestión de doctores y horarios, y confidencialidad y disponibilidad de la información del centro.</w:t>
+            </w:r>
+          </w:p>
+        </w:tc>
+      </w:tr>
+      <w:tr>
+        <w:trPr>
+          <w:cantSplit/>
+        </w:trPr>
+        <w:tc>
+          <w:tcPr>
+            <w:tcW w:w="2800" w:type="dxa"/>
+            <w:tcBorders>
+              <w:top w:val="single" w:sz="6" w:space="0" w:color="000000"/>
+              <w:left w:val="single" w:sz="6" w:space="0" w:color="000000"/>
+              <w:bottom w:val="single" w:sz="6" w:space="0" w:color="000000"/>
+              <w:right w:val="single" w:sz="6" w:space="0" w:color="000000"/>
+            </w:tcBorders>
+            <w:shd w:val="clear" w:color="auto" w:fill="FFFFFF"/>
+            <w:tcMar>
+              <w:top w:w="60" w:type="dxa"/>
+              <w:left w:w="120" w:type="dxa"/>
+              <w:bottom w:w="60" w:type="dxa"/>
+              <w:right w:w="120" w:type="dxa"/>
+            </w:tcMar>
+          </w:tcPr>
+          <w:p>
+            <w:pPr>
+              <w:spacing w:after="0"/>
+            </w:pPr>
+            <w:r>
+              <w:t>Doctores y especialistas</w:t>
+            </w:r>
+          </w:p>
+        </w:tc>
+        <w:tc>
+          <w:tcPr>
+            <w:tcW w:w="6038" w:type="dxa"/>
+            <w:tcBorders>
+              <w:top w:val="single" w:sz="6" w:space="0" w:color="000000"/>
+              <w:left w:val="single" w:sz="6" w:space="0" w:color="000000"/>
+              <w:bottom w:val="single" w:sz="6" w:space="0" w:color="000000"/>
+              <w:right w:val="single" w:sz="6" w:space="0" w:color="000000"/>
+            </w:tcBorders>
+            <w:shd w:val="clear" w:color="auto" w:fill="FFFFFF"/>
+            <w:tcMar>
+              <w:top w:w="60" w:type="dxa"/>
+              <w:left w:w="120" w:type="dxa"/>
+              <w:bottom w:w="60" w:type="dxa"/>
+              <w:right w:w="120" w:type="dxa"/>
+            </w:tcMar>
+          </w:tcPr>
+          <w:p>
+            <w:pPr>
+              <w:spacing w:after="0"/>
+            </w:pPr>
+            <w:r>
+              <w:t>Que su agenda no tenga cruces de horario y que los pagos recaudados por cada uno se registren correctamente.</w:t>
+            </w:r>
+          </w:p>
+        </w:tc>
+      </w:tr>
+      <w:tr>
+        <w:trPr>
+          <w:cantSplit/>
+        </w:trPr>
+        <w:tc>
+          <w:tcPr>
+            <w:tcW w:w="2800" w:type="dxa"/>
+            <w:tcBorders>
+              <w:top w:val="single" w:sz="6" w:space="0" w:color="000000"/>
+              <w:left w:val="single" w:sz="6" w:space="0" w:color="000000"/>
+              <w:bottom w:val="single" w:sz="6" w:space="0" w:color="000000"/>
+              <w:right w:val="single" w:sz="6" w:space="0" w:color="000000"/>
+            </w:tcBorders>
+            <w:shd w:val="clear" w:color="auto" w:fill="FFFFFF"/>
+            <w:tcMar>
+              <w:top w:w="60" w:type="dxa"/>
+              <w:left w:w="120" w:type="dxa"/>
+              <w:bottom w:w="60" w:type="dxa"/>
+              <w:right w:w="120" w:type="dxa"/>
+            </w:tcMar>
+          </w:tcPr>
+          <w:p>
+            <w:pPr>
+              <w:spacing w:after="0"/>
+            </w:pPr>
+            <w:r>
+              <w:t>Equipo de desarrollo</w:t>
+            </w:r>
+          </w:p>
+        </w:tc>
+        <w:tc>
+          <w:tcPr>
+            <w:tcW w:w="6038" w:type="dxa"/>
+            <w:tcBorders>
+              <w:top w:val="single" w:sz="6" w:space="0" w:color="000000"/>
+              <w:left w:val="single" w:sz="6" w:space="0" w:color="000000"/>
+              <w:bottom w:val="single" w:sz="6" w:space="0" w:color="000000"/>
+              <w:right w:val="single" w:sz="6" w:space="0" w:color="000000"/>
+            </w:tcBorders>
+            <w:shd w:val="clear" w:color="auto" w:fill="FFFFFF"/>
+            <w:tcMar>
+              <w:top w:w="60" w:type="dxa"/>
+              <w:left w:w="120" w:type="dxa"/>
+              <w:bottom w:w="60" w:type="dxa"/>
+              <w:right w:w="120" w:type="dxa"/>
+            </w:tcMar>
+          </w:tcPr>
+          <w:p>
+            <w:pPr>
+              <w:spacing w:after="0"/>
+            </w:pPr>
+            <w:r>
+              <w:t>Facilidad de construcción, prueba y mantenimiento del sistema.</w:t>
+            </w:r>
+          </w:p>
+        </w:tc>
+      </w:tr>
+    </w:tbl>
+    <w:p/>
+    <w:p>
+      <w:pPr>
+        <w:pStyle w:val="Ttulo3"/>
+      </w:pPr>
+      <w:r>
+        <w:rPr>
+          <w:b/>
+          <w:bCs/>
+          <w:color w:val="000000" w:themeColor="text1"/>
+          <w:sz w:val="24"/>
+          <w:szCs w:val="24"/>
+        </w:rPr>
+        <w:t>Estilo arquitectónico y decisiones de diseño</w:t>
+      </w:r>
+    </w:p>
+    <w:p>
+      <w:pPr>
+        <w:jc w:val="both"/>
+      </w:pPr>
+      <w:r>
+        <w:t>El sistema adopta una arquitectura cliente-servidor en tres capas: presentación, lógica de negocio y datos. La capa de presentación se ejecuta en el navegador de la secretaria</w:t>
+      </w:r>
+      <w:r>
+        <w:t>.</w:t>
+      </w:r>
+      <w:r>
+        <w:t xml:space="preserve"> La lógica de negocio, que incluye la validación de disponibilidad de horarios, las reglas de abonos, el cálculo de saldos y el cierre de caja, se ejecuta en el </w:t>
+      </w:r>
+      <w:proofErr w:type="spellStart"/>
+      <w:r>
+        <w:t>backend</w:t>
+      </w:r>
+      <w:proofErr w:type="spellEnd"/>
+      <w:r>
+        <w:t xml:space="preserve">. Los datos se almacenan en una base de datos relacional. El </w:t>
+      </w:r>
+      <w:proofErr w:type="spellStart"/>
+      <w:r>
+        <w:t>frontend</w:t>
+      </w:r>
+      <w:proofErr w:type="spellEnd"/>
+      <w:r>
+        <w:t xml:space="preserve"> y el </w:t>
+      </w:r>
+      <w:proofErr w:type="spellStart"/>
+      <w:r>
+        <w:t>backend</w:t>
+      </w:r>
+      <w:proofErr w:type="spellEnd"/>
+      <w:r>
+        <w:t xml:space="preserve"> se comunican mediante una API REST sobre HTTPS.</w:t>
+      </w:r>
+    </w:p>
+    <w:p>
+      <w:pPr>
+        <w:pStyle w:val="Descripcin"/>
+        <w:keepNext/>
+        <w:rPr>
+          <w:rFonts w:cs="Times New Roman"/>
+          <w:i w:val="0"/>
+          <w:iCs w:val="0"/>
+          <w:color w:val="000000" w:themeColor="text1"/>
+          <w:sz w:val="24"/>
+          <w:szCs w:val="24"/>
+        </w:rPr>
+      </w:pPr>
+      <w:r>
+        <w:rPr>
+          <w:rFonts w:cs="Times New Roman"/>
+          <w:b/>
+          <w:bCs/>
+          <w:i w:val="0"/>
+          <w:iCs w:val="0"/>
+          <w:color w:val="000000" w:themeColor="text1"/>
+          <w:sz w:val="24"/>
+          <w:szCs w:val="24"/>
+        </w:rPr>
+        <w:lastRenderedPageBreak/>
+        <w:t xml:space="preserve">Tabla </w:t>
+      </w:r>
+      <w:r>
+        <w:rPr>
+          <w:rFonts w:cs="Times New Roman"/>
+          <w:b/>
+          <w:bCs/>
+          <w:i w:val="0"/>
+          <w:iCs w:val="0"/>
+          <w:color w:val="000000" w:themeColor="text1"/>
+          <w:sz w:val="24"/>
+          <w:szCs w:val="24"/>
+        </w:rPr>
+        <w:fldChar w:fldCharType="begin"/>
+      </w:r>
+      <w:r>
+        <w:rPr>
+          <w:rFonts w:cs="Times New Roman"/>
+          <w:b/>
+          <w:bCs/>
+          <w:i w:val="0"/>
+          <w:iCs w:val="0"/>
+          <w:color w:val="000000" w:themeColor="text1"/>
+          <w:sz w:val="24"/>
+          <w:szCs w:val="24"/>
+        </w:rPr>
+        <w:instrText xml:space="preserve"> SEQ Tabla \* ARABIC </w:instrText>
+      </w:r>
+      <w:r>
+        <w:rPr>
+          <w:rFonts w:cs="Times New Roman"/>
+          <w:b/>
+          <w:bCs/>
+          <w:i w:val="0"/>
+          <w:iCs w:val="0"/>
+          <w:color w:val="000000" w:themeColor="text1"/>
+          <w:sz w:val="24"/>
+          <w:szCs w:val="24"/>
+        </w:rPr>
+        <w:fldChar w:fldCharType="separate"/>
+      </w:r>
+      <w:r>
+        <w:rPr>
+          <w:rFonts w:cs="Times New Roman"/>
+          <w:b/>
+          <w:bCs/>
+          <w:i w:val="0"/>
+          <w:iCs w:val="0"/>
+          <w:noProof/>
+          <w:color w:val="000000" w:themeColor="text1"/>
+          <w:sz w:val="24"/>
+          <w:szCs w:val="24"/>
+        </w:rPr>
+        <w:t>8</w:t>
+      </w:r>
+      <w:r>
+        <w:rPr>
+          <w:rFonts w:cs="Times New Roman"/>
+          <w:b/>
+          <w:bCs/>
+          <w:i w:val="0"/>
+          <w:iCs w:val="0"/>
+          <w:color w:val="000000" w:themeColor="text1"/>
+          <w:sz w:val="24"/>
+          <w:szCs w:val="24"/>
+        </w:rPr>
+        <w:fldChar w:fldCharType="end"/>
+      </w:r>
+      <w:r>
+        <w:rPr>
+          <w:rFonts w:cs="Times New Roman"/>
+          <w:i w:val="0"/>
+          <w:iCs w:val="0"/>
+          <w:color w:val="000000" w:themeColor="text1"/>
+          <w:sz w:val="24"/>
+          <w:szCs w:val="24"/>
+        </w:rPr>
+        <w:t xml:space="preserve"> Decisiones de diseño y justificación</w:t>
+      </w:r>
+    </w:p>
+    <w:tbl>
+      <w:tblPr>
+        <w:tblW w:w="8838" w:type="dxa"/>
+        <w:tblLayout w:type="fixed"/>
+        <w:tblLook w:val="04A0" w:firstRow="1" w:lastRow="0" w:firstColumn="1" w:lastColumn="0" w:noHBand="0" w:noVBand="1"/>
+      </w:tblPr>
+      <w:tblGrid>
+        <w:gridCol w:w="3000"/>
+        <w:gridCol w:w="5838"/>
+      </w:tblGrid>
+      <w:tr>
+        <w:trPr>
+          <w:cantSplit/>
+          <w:tblHeader/>
+        </w:trPr>
+        <w:tc>
+          <w:tcPr>
+            <w:tcW w:w="3000" w:type="dxa"/>
+            <w:tcBorders>
+              <w:top w:val="single" w:sz="6" w:space="0" w:color="000000"/>
+              <w:left w:val="single" w:sz="6" w:space="0" w:color="000000"/>
+              <w:bottom w:val="single" w:sz="6" w:space="0" w:color="000000"/>
+              <w:right w:val="single" w:sz="6" w:space="0" w:color="000000"/>
+            </w:tcBorders>
+            <w:shd w:val="clear" w:color="auto" w:fill="FFFDEB"/>
+            <w:tcMar>
+              <w:top w:w="60" w:type="dxa"/>
+              <w:left w:w="120" w:type="dxa"/>
+              <w:bottom w:w="60" w:type="dxa"/>
+              <w:right w:w="120" w:type="dxa"/>
+            </w:tcMar>
+          </w:tcPr>
+          <w:p>
+            <w:pPr>
+              <w:spacing w:after="0"/>
+            </w:pPr>
+            <w:r>
+              <w:rPr>
+                <w:b/>
+                <w:bCs/>
+              </w:rPr>
+              <w:t>Decisión</w:t>
+            </w:r>
+          </w:p>
+        </w:tc>
+        <w:tc>
+          <w:tcPr>
+            <w:tcW w:w="5838" w:type="dxa"/>
+            <w:tcBorders>
+              <w:top w:val="single" w:sz="6" w:space="0" w:color="000000"/>
+              <w:left w:val="single" w:sz="6" w:space="0" w:color="000000"/>
+              <w:bottom w:val="single" w:sz="6" w:space="0" w:color="000000"/>
+              <w:right w:val="single" w:sz="6" w:space="0" w:color="000000"/>
+            </w:tcBorders>
+            <w:shd w:val="clear" w:color="auto" w:fill="FFFDEB"/>
+            <w:tcMar>
+              <w:top w:w="60" w:type="dxa"/>
+              <w:left w:w="120" w:type="dxa"/>
+              <w:bottom w:w="60" w:type="dxa"/>
+              <w:right w:w="120" w:type="dxa"/>
+            </w:tcMar>
+          </w:tcPr>
+          <w:p>
+            <w:pPr>
+              <w:spacing w:after="0"/>
+            </w:pPr>
+            <w:r>
+              <w:rPr>
+                <w:b/>
+                <w:bCs/>
+              </w:rPr>
+              <w:t>Justificación</w:t>
+            </w:r>
+          </w:p>
+        </w:tc>
+      </w:tr>
+      <w:tr>
+        <w:trPr>
+          <w:cantSplit/>
+        </w:trPr>
+        <w:tc>
+          <w:tcPr>
+            <w:tcW w:w="3000" w:type="dxa"/>
+            <w:tcBorders>
+              <w:top w:val="single" w:sz="6" w:space="0" w:color="000000"/>
+              <w:left w:val="single" w:sz="6" w:space="0" w:color="000000"/>
+              <w:bottom w:val="single" w:sz="6" w:space="0" w:color="000000"/>
+              <w:right w:val="single" w:sz="6" w:space="0" w:color="000000"/>
+            </w:tcBorders>
+            <w:shd w:val="clear" w:color="auto" w:fill="FFFFFF"/>
+            <w:tcMar>
+              <w:top w:w="60" w:type="dxa"/>
+              <w:left w:w="120" w:type="dxa"/>
+              <w:bottom w:w="60" w:type="dxa"/>
+              <w:right w:w="120" w:type="dxa"/>
+            </w:tcMar>
+          </w:tcPr>
+          <w:p>
+            <w:pPr>
+              <w:spacing w:after="0"/>
+            </w:pPr>
+            <w:proofErr w:type="spellStart"/>
+            <w:r>
+              <w:t>Frontend</w:t>
+            </w:r>
+            <w:proofErr w:type="spellEnd"/>
+            <w:r>
+              <w:t xml:space="preserve"> con HTML5, CSS3 y JavaScript</w:t>
+            </w:r>
+          </w:p>
+        </w:tc>
+        <w:tc>
+          <w:tcPr>
+            <w:tcW w:w="5838" w:type="dxa"/>
+            <w:tcBorders>
+              <w:top w:val="single" w:sz="6" w:space="0" w:color="000000"/>
+              <w:left w:val="single" w:sz="6" w:space="0" w:color="000000"/>
+              <w:bottom w:val="single" w:sz="6" w:space="0" w:color="000000"/>
+              <w:right w:val="single" w:sz="6" w:space="0" w:color="000000"/>
+            </w:tcBorders>
+            <w:shd w:val="clear" w:color="auto" w:fill="FFFFFF"/>
+            <w:tcMar>
+              <w:top w:w="60" w:type="dxa"/>
+              <w:left w:w="120" w:type="dxa"/>
+              <w:bottom w:w="60" w:type="dxa"/>
+              <w:right w:w="120" w:type="dxa"/>
+            </w:tcMar>
+          </w:tcPr>
+          <w:p>
+            <w:pPr>
+              <w:spacing w:after="0"/>
+            </w:pPr>
+            <w:r>
+              <w:t>Tecnologías estándar y ligeras, sin instalación adicional (RNF01, RNF06); permiten una interfaz adaptable a celular (RF17).</w:t>
+            </w:r>
+          </w:p>
+        </w:tc>
+      </w:tr>
+      <w:tr>
+        <w:trPr>
+          <w:cantSplit/>
+        </w:trPr>
+        <w:tc>
+          <w:tcPr>
+            <w:tcW w:w="3000" w:type="dxa"/>
+            <w:tcBorders>
+              <w:top w:val="single" w:sz="6" w:space="0" w:color="000000"/>
+              <w:left w:val="single" w:sz="6" w:space="0" w:color="000000"/>
+              <w:bottom w:val="single" w:sz="6" w:space="0" w:color="000000"/>
+              <w:right w:val="single" w:sz="6" w:space="0" w:color="000000"/>
+            </w:tcBorders>
+            <w:shd w:val="clear" w:color="auto" w:fill="FFFFFF"/>
+            <w:tcMar>
+              <w:top w:w="60" w:type="dxa"/>
+              <w:left w:w="120" w:type="dxa"/>
+              <w:bottom w:w="60" w:type="dxa"/>
+              <w:right w:w="120" w:type="dxa"/>
+            </w:tcMar>
+          </w:tcPr>
+          <w:p>
+            <w:pPr>
+              <w:spacing w:after="0"/>
+              <w:rPr>
+                <w:lang w:val="en-US"/>
+              </w:rPr>
+            </w:pPr>
+            <w:r>
+              <w:rPr>
+                <w:lang w:val="en-US"/>
+              </w:rPr>
+              <w:t xml:space="preserve">Backend </w:t>
+            </w:r>
+            <w:proofErr w:type="spellStart"/>
+            <w:r>
+              <w:rPr>
+                <w:lang w:val="en-US"/>
+              </w:rPr>
+              <w:t>en</w:t>
+            </w:r>
+            <w:proofErr w:type="spellEnd"/>
+            <w:r>
+              <w:rPr>
+                <w:lang w:val="en-US"/>
+              </w:rPr>
+              <w:t xml:space="preserve"> Java con Spring Boot</w:t>
+            </w:r>
+          </w:p>
+        </w:tc>
+        <w:tc>
+          <w:tcPr>
+            <w:tcW w:w="5838" w:type="dxa"/>
+            <w:tcBorders>
+              <w:top w:val="single" w:sz="6" w:space="0" w:color="000000"/>
+              <w:left w:val="single" w:sz="6" w:space="0" w:color="000000"/>
+              <w:bottom w:val="single" w:sz="6" w:space="0" w:color="000000"/>
+              <w:right w:val="single" w:sz="6" w:space="0" w:color="000000"/>
+            </w:tcBorders>
+            <w:shd w:val="clear" w:color="auto" w:fill="FFFFFF"/>
+            <w:tcMar>
+              <w:top w:w="60" w:type="dxa"/>
+              <w:left w:w="120" w:type="dxa"/>
+              <w:bottom w:w="60" w:type="dxa"/>
+              <w:right w:w="120" w:type="dxa"/>
+            </w:tcMar>
+          </w:tcPr>
+          <w:p>
+            <w:pPr>
+              <w:spacing w:after="0"/>
+            </w:pPr>
+            <w:r>
+              <w:t>Lenguaje definido en los objetivos del proyecto; facilita la seguridad, la API REST, la generación de reportes y el envío de correo.</w:t>
+            </w:r>
+          </w:p>
+        </w:tc>
+      </w:tr>
+      <w:tr>
+        <w:trPr>
+          <w:cantSplit/>
+        </w:trPr>
+        <w:tc>
+          <w:tcPr>
+            <w:tcW w:w="3000" w:type="dxa"/>
+            <w:tcBorders>
+              <w:top w:val="single" w:sz="6" w:space="0" w:color="000000"/>
+              <w:left w:val="single" w:sz="6" w:space="0" w:color="000000"/>
+              <w:bottom w:val="single" w:sz="6" w:space="0" w:color="000000"/>
+              <w:right w:val="single" w:sz="6" w:space="0" w:color="000000"/>
+            </w:tcBorders>
+            <w:shd w:val="clear" w:color="auto" w:fill="FFFFFF"/>
+            <w:tcMar>
+              <w:top w:w="60" w:type="dxa"/>
+              <w:left w:w="120" w:type="dxa"/>
+              <w:bottom w:w="60" w:type="dxa"/>
+              <w:right w:w="120" w:type="dxa"/>
+            </w:tcMar>
+          </w:tcPr>
+          <w:p>
+            <w:pPr>
+              <w:spacing w:after="0"/>
+            </w:pPr>
+            <w:r>
+              <w:t>Base de datos PostgreSQL</w:t>
+            </w:r>
+          </w:p>
+        </w:tc>
+        <w:tc>
+          <w:tcPr>
+            <w:tcW w:w="5838" w:type="dxa"/>
+            <w:tcBorders>
+              <w:top w:val="single" w:sz="6" w:space="0" w:color="000000"/>
+              <w:left w:val="single" w:sz="6" w:space="0" w:color="000000"/>
+              <w:bottom w:val="single" w:sz="6" w:space="0" w:color="000000"/>
+              <w:right w:val="single" w:sz="6" w:space="0" w:color="000000"/>
+            </w:tcBorders>
+            <w:shd w:val="clear" w:color="auto" w:fill="FFFFFF"/>
+            <w:tcMar>
+              <w:top w:w="60" w:type="dxa"/>
+              <w:left w:w="120" w:type="dxa"/>
+              <w:bottom w:w="60" w:type="dxa"/>
+              <w:right w:w="120" w:type="dxa"/>
+            </w:tcMar>
+          </w:tcPr>
+          <w:p>
+            <w:pPr>
+              <w:spacing w:after="0"/>
+            </w:pPr>
+            <w:r>
+              <w:t>Base de datos relacional confiable para citas, tratamientos, abonos y cierres de caja.</w:t>
+            </w:r>
+          </w:p>
+        </w:tc>
+      </w:tr>
+      <w:tr>
+        <w:trPr>
+          <w:cantSplit/>
+        </w:trPr>
+        <w:tc>
+          <w:tcPr>
+            <w:tcW w:w="3000" w:type="dxa"/>
+            <w:tcBorders>
+              <w:top w:val="single" w:sz="6" w:space="0" w:color="000000"/>
+              <w:left w:val="single" w:sz="6" w:space="0" w:color="000000"/>
+              <w:bottom w:val="single" w:sz="6" w:space="0" w:color="000000"/>
+              <w:right w:val="single" w:sz="6" w:space="0" w:color="000000"/>
+            </w:tcBorders>
+            <w:shd w:val="clear" w:color="auto" w:fill="FFFFFF"/>
+            <w:tcMar>
+              <w:top w:w="60" w:type="dxa"/>
+              <w:left w:w="120" w:type="dxa"/>
+              <w:bottom w:w="60" w:type="dxa"/>
+              <w:right w:w="120" w:type="dxa"/>
+            </w:tcMar>
+          </w:tcPr>
+          <w:p>
+            <w:pPr>
+              <w:spacing w:after="0"/>
+            </w:pPr>
+            <w:r>
+              <w:t>Despliegue en la nube</w:t>
+            </w:r>
+          </w:p>
+        </w:tc>
+        <w:tc>
+          <w:tcPr>
+            <w:tcW w:w="5838" w:type="dxa"/>
+            <w:tcBorders>
+              <w:top w:val="single" w:sz="6" w:space="0" w:color="000000"/>
+              <w:left w:val="single" w:sz="6" w:space="0" w:color="000000"/>
+              <w:bottom w:val="single" w:sz="6" w:space="0" w:color="000000"/>
+              <w:right w:val="single" w:sz="6" w:space="0" w:color="000000"/>
+            </w:tcBorders>
+            <w:shd w:val="clear" w:color="auto" w:fill="FFFFFF"/>
+            <w:tcMar>
+              <w:top w:w="60" w:type="dxa"/>
+              <w:left w:w="120" w:type="dxa"/>
+              <w:bottom w:w="60" w:type="dxa"/>
+              <w:right w:w="120" w:type="dxa"/>
+            </w:tcMar>
+          </w:tcPr>
+          <w:p>
+            <w:pPr>
+              <w:spacing w:after="0"/>
+            </w:pPr>
+            <w:r>
+              <w:t>Permite el acceso desde el celular, la disponibilidad en el horario de atención y las copias de seguridad automáticas (RF17, RNF03, RNF05).</w:t>
+            </w:r>
+          </w:p>
+        </w:tc>
+      </w:tr>
+      <w:tr>
+        <w:trPr>
+          <w:cantSplit/>
+        </w:trPr>
+        <w:tc>
+          <w:tcPr>
+            <w:tcW w:w="3000" w:type="dxa"/>
+            <w:tcBorders>
+              <w:top w:val="single" w:sz="6" w:space="0" w:color="000000"/>
+              <w:left w:val="single" w:sz="6" w:space="0" w:color="000000"/>
+              <w:bottom w:val="single" w:sz="6" w:space="0" w:color="000000"/>
+              <w:right w:val="single" w:sz="6" w:space="0" w:color="000000"/>
+            </w:tcBorders>
+            <w:shd w:val="clear" w:color="auto" w:fill="FFFFFF"/>
+            <w:tcMar>
+              <w:top w:w="60" w:type="dxa"/>
+              <w:left w:w="120" w:type="dxa"/>
+              <w:bottom w:w="60" w:type="dxa"/>
+              <w:right w:w="120" w:type="dxa"/>
+            </w:tcMar>
+          </w:tcPr>
+          <w:p>
+            <w:pPr>
+              <w:spacing w:after="0"/>
+            </w:pPr>
+            <w:r>
+              <w:t>Servicio de correo externo (SMTP)</w:t>
+            </w:r>
+          </w:p>
+        </w:tc>
+        <w:tc>
+          <w:tcPr>
+            <w:tcW w:w="5838" w:type="dxa"/>
+            <w:tcBorders>
+              <w:top w:val="single" w:sz="6" w:space="0" w:color="000000"/>
+              <w:left w:val="single" w:sz="6" w:space="0" w:color="000000"/>
+              <w:bottom w:val="single" w:sz="6" w:space="0" w:color="000000"/>
+              <w:right w:val="single" w:sz="6" w:space="0" w:color="000000"/>
+            </w:tcBorders>
+            <w:shd w:val="clear" w:color="auto" w:fill="FFFFFF"/>
+            <w:tcMar>
+              <w:top w:w="60" w:type="dxa"/>
+              <w:left w:w="120" w:type="dxa"/>
+              <w:bottom w:w="60" w:type="dxa"/>
+              <w:right w:w="120" w:type="dxa"/>
+            </w:tcMar>
+          </w:tcPr>
+          <w:p>
+            <w:pPr>
+              <w:spacing w:after="0"/>
+            </w:pPr>
+            <w:r>
+              <w:t>Permite enviar el correo de recuperación de cuenta sin implementar un servidor de correo propio.</w:t>
+            </w:r>
+          </w:p>
+        </w:tc>
+      </w:tr>
+      <w:tr>
+        <w:trPr>
+          <w:cantSplit/>
+        </w:trPr>
+        <w:tc>
+          <w:tcPr>
+            <w:tcW w:w="3000" w:type="dxa"/>
+            <w:tcBorders>
+              <w:top w:val="single" w:sz="6" w:space="0" w:color="000000"/>
+              <w:left w:val="single" w:sz="6" w:space="0" w:color="000000"/>
+              <w:bottom w:val="single" w:sz="6" w:space="0" w:color="000000"/>
+              <w:right w:val="single" w:sz="6" w:space="0" w:color="000000"/>
+            </w:tcBorders>
+            <w:shd w:val="clear" w:color="auto" w:fill="FFFFFF"/>
+            <w:tcMar>
+              <w:top w:w="60" w:type="dxa"/>
+              <w:left w:w="120" w:type="dxa"/>
+              <w:bottom w:w="60" w:type="dxa"/>
+              <w:right w:w="120" w:type="dxa"/>
+            </w:tcMar>
+          </w:tcPr>
+          <w:p>
+            <w:pPr>
+              <w:spacing w:after="0"/>
+            </w:pPr>
+            <w:proofErr w:type="spellStart"/>
+            <w:r>
+              <w:t>Frontend</w:t>
+            </w:r>
+            <w:proofErr w:type="spellEnd"/>
+            <w:r>
+              <w:t xml:space="preserve"> servido por el mismo </w:t>
+            </w:r>
+            <w:proofErr w:type="spellStart"/>
+            <w:r>
+              <w:t>backend</w:t>
+            </w:r>
+            <w:proofErr w:type="spellEnd"/>
+          </w:p>
+        </w:tc>
+        <w:tc>
+          <w:tcPr>
+            <w:tcW w:w="5838" w:type="dxa"/>
+            <w:tcBorders>
+              <w:top w:val="single" w:sz="6" w:space="0" w:color="000000"/>
+              <w:left w:val="single" w:sz="6" w:space="0" w:color="000000"/>
+              <w:bottom w:val="single" w:sz="6" w:space="0" w:color="000000"/>
+              <w:right w:val="single" w:sz="6" w:space="0" w:color="000000"/>
+            </w:tcBorders>
+            <w:shd w:val="clear" w:color="auto" w:fill="FFFFFF"/>
+            <w:tcMar>
+              <w:top w:w="60" w:type="dxa"/>
+              <w:left w:w="120" w:type="dxa"/>
+              <w:bottom w:w="60" w:type="dxa"/>
+              <w:right w:w="120" w:type="dxa"/>
+            </w:tcMar>
+          </w:tcPr>
+          <w:p>
+            <w:pPr>
+              <w:spacing w:after="0"/>
+            </w:pPr>
+            <w:r>
+              <w:t>Se despliega una sola aplicación, lo que simplifica la operación y el mantenimiento.</w:t>
+            </w:r>
+          </w:p>
+        </w:tc>
+      </w:tr>
+    </w:tbl>
+    <w:p/>
+    <w:p>
+      <w:pPr>
+        <w:pStyle w:val="Ttulo3"/>
+      </w:pPr>
+      <w:r>
+        <w:rPr>
+          <w:b/>
+          <w:bCs/>
+          <w:color w:val="000000" w:themeColor="text1"/>
+          <w:sz w:val="24"/>
+          <w:szCs w:val="24"/>
+        </w:rPr>
+        <w:t>Vista de contexto</w:t>
+      </w:r>
+    </w:p>
+    <w:p>
+      <w:pPr>
+        <w:jc w:val="both"/>
+      </w:pPr>
+      <w:r>
+        <w:t>La secretaria es la única usuaria funcional: agenda citas, registra pacientes, tratamientos y abonos, y genera el cierre de caja diario. El administrador de soporte técnico se encarga del mantenimiento, los respaldos y la gestión de doctores y horarios, que en esta versión se realiza directamente sobre la base de datos, sin interfaz para la secretaria. El servicio de correo electrónico externo se utiliza únicamente para enviar el mensaje de recuperación de cuenta. Los doctores y los pacientes no interactúan directamente con el sistema.</w:t>
+      </w:r>
+    </w:p>
+    <w:p>
+      <w:pPr>
+        <w:jc w:val="both"/>
+      </w:pPr>
+    </w:p>
+    <w:p>
+      <w:pPr>
+        <w:jc w:val="both"/>
+      </w:pPr>
+    </w:p>
+    <w:p>
+      <w:pPr>
+        <w:jc w:val="both"/>
+      </w:pPr>
+      <w:r>
+        <w:rPr>
+          <w:noProof/>
+        </w:rPr>
+        <w:lastRenderedPageBreak/>
+        <w:drawing>
+          <wp:inline distT="0" distB="0" distL="0" distR="0" wp14:anchorId="0A6B21EC" wp14:editId="0D384B74">
+            <wp:extent cx="5605780" cy="3736975"/>
+            <wp:effectExtent l="0" t="0" r="0" b="0"/>
+            <wp:docPr id="8" name="Imagen 8"/>
+            <wp:cNvGraphicFramePr>
+              <a:graphicFrameLocks xmlns:a="http://schemas.openxmlformats.org/drawingml/2006/main" noChangeAspect="1"/>
+            </wp:cNvGraphicFramePr>
+            <a:graphic xmlns:a="http://schemas.openxmlformats.org/drawingml/2006/main">
+              <a:graphicData uri="http://schemas.openxmlformats.org/drawingml/2006/picture">
+                <pic:pic xmlns:pic="http://schemas.openxmlformats.org/drawingml/2006/picture">
+                  <pic:nvPicPr>
+                    <pic:cNvPr id="0" name="Picture 6"/>
+                    <pic:cNvPicPr>
+                      <a:picLocks noChangeAspect="1" noChangeArrowheads="1"/>
+                    </pic:cNvPicPr>
+                  </pic:nvPicPr>
+                  <pic:blipFill>
+                    <a:blip r:embed="rId12" cstate="print">
+                      <a:extLst>
+                        <a:ext uri="{28A0092B-C50C-407E-A947-70E740481C1C}">
+                          <a14:useLocalDpi xmlns:a14="http://schemas.microsoft.com/office/drawing/2010/main" val="0"/>
+                        </a:ext>
+                      </a:extLst>
+                    </a:blip>
+                    <a:srcRect/>
+                    <a:stretch>
+                      <a:fillRect/>
+                    </a:stretch>
+                  </pic:blipFill>
+                  <pic:spPr bwMode="auto">
+                    <a:xfrm>
+                      <a:off x="0" y="0"/>
+                      <a:ext cx="5605780" cy="3736975"/>
+                    </a:xfrm>
+                    <a:prstGeom prst="rect">
+                      <a:avLst/>
+                    </a:prstGeom>
+                    <a:noFill/>
+                    <a:ln>
+                      <a:noFill/>
+                    </a:ln>
+                  </pic:spPr>
+                </pic:pic>
+              </a:graphicData>
+            </a:graphic>
+          </wp:inline>
+        </w:drawing>
+      </w:r>
+    </w:p>
+    <w:p>
+      <w:pPr>
+        <w:pStyle w:val="Descripcin"/>
+        <w:rPr>
+          <w:rFonts w:cs="Times New Roman"/>
+          <w:i w:val="0"/>
+          <w:iCs w:val="0"/>
+          <w:color w:val="000000" w:themeColor="text1"/>
+          <w:sz w:val="24"/>
+          <w:szCs w:val="24"/>
+        </w:rPr>
+      </w:pPr>
+      <w:r>
+        <w:rPr>
+          <w:rFonts w:cs="Times New Roman"/>
+          <w:b/>
+          <w:bCs/>
+          <w:i w:val="0"/>
+          <w:iCs w:val="0"/>
+          <w:color w:val="000000" w:themeColor="text1"/>
+          <w:sz w:val="24"/>
+          <w:szCs w:val="24"/>
+        </w:rPr>
+        <w:t xml:space="preserve">Ilustración </w:t>
+      </w:r>
+      <w:r>
+        <w:rPr>
+          <w:rFonts w:cs="Times New Roman"/>
+          <w:b/>
+          <w:bCs/>
+          <w:i w:val="0"/>
+          <w:iCs w:val="0"/>
+          <w:color w:val="000000" w:themeColor="text1"/>
+          <w:sz w:val="24"/>
+          <w:szCs w:val="24"/>
+        </w:rPr>
+        <w:fldChar w:fldCharType="begin"/>
+      </w:r>
+      <w:r>
+        <w:rPr>
+          <w:rFonts w:cs="Times New Roman"/>
+          <w:b/>
+          <w:bCs/>
+          <w:i w:val="0"/>
+          <w:iCs w:val="0"/>
+          <w:color w:val="000000" w:themeColor="text1"/>
+          <w:sz w:val="24"/>
+          <w:szCs w:val="24"/>
+        </w:rPr>
+        <w:instrText xml:space="preserve"> SEQ Ilustración \* ARABIC </w:instrText>
+      </w:r>
+      <w:r>
+        <w:rPr>
+          <w:rFonts w:cs="Times New Roman"/>
+          <w:b/>
+          <w:bCs/>
+          <w:i w:val="0"/>
+          <w:iCs w:val="0"/>
+          <w:color w:val="000000" w:themeColor="text1"/>
+          <w:sz w:val="24"/>
+          <w:szCs w:val="24"/>
+        </w:rPr>
+        <w:fldChar w:fldCharType="separate"/>
+      </w:r>
+      <w:r>
+        <w:rPr>
+          <w:rFonts w:cs="Times New Roman"/>
+          <w:b/>
+          <w:bCs/>
+          <w:i w:val="0"/>
+          <w:iCs w:val="0"/>
+          <w:noProof/>
+          <w:color w:val="000000" w:themeColor="text1"/>
+          <w:sz w:val="24"/>
+          <w:szCs w:val="24"/>
+        </w:rPr>
+        <w:t>7</w:t>
+      </w:r>
+      <w:r>
+        <w:rPr>
+          <w:rFonts w:cs="Times New Roman"/>
+          <w:b/>
+          <w:bCs/>
+          <w:i w:val="0"/>
+          <w:iCs w:val="0"/>
+          <w:color w:val="000000" w:themeColor="text1"/>
+          <w:sz w:val="24"/>
+          <w:szCs w:val="24"/>
+        </w:rPr>
+        <w:fldChar w:fldCharType="end"/>
+      </w:r>
+      <w:r>
+        <w:rPr>
+          <w:rFonts w:cs="Times New Roman"/>
+          <w:i w:val="0"/>
+          <w:iCs w:val="0"/>
+          <w:color w:val="000000" w:themeColor="text1"/>
+          <w:sz w:val="24"/>
+          <w:szCs w:val="24"/>
+        </w:rPr>
+        <w:t xml:space="preserve"> Diagrama de contexto Odontología García Osorio</w:t>
+      </w:r>
+    </w:p>
+    <w:p/>
+    <w:p>
+      <w:pPr>
+        <w:pStyle w:val="Ttulo3"/>
+      </w:pPr>
+      <w:r>
+        <w:rPr>
+          <w:b/>
+          <w:bCs/>
+          <w:color w:val="000000" w:themeColor="text1"/>
+          <w:sz w:val="24"/>
+          <w:szCs w:val="24"/>
+        </w:rPr>
+        <w:t>Vista de contenedores</w:t>
+      </w:r>
+    </w:p>
+    <w:p>
+      <w:pPr>
+        <w:jc w:val="both"/>
+      </w:pPr>
+      <w:r>
+        <w:t>A</w:t>
+      </w:r>
+      <w:r>
+        <w:t xml:space="preserve">plicación web, desarrollada en HTML5, CSS3 y JavaScript, se ejecuta en el navegador. La aplicación </w:t>
+      </w:r>
+      <w:proofErr w:type="spellStart"/>
+      <w:r>
+        <w:t>backend</w:t>
+      </w:r>
+      <w:proofErr w:type="spellEnd"/>
+      <w:r>
+        <w:t xml:space="preserve">, desarrollada en Java con Spring </w:t>
+      </w:r>
+      <w:proofErr w:type="spellStart"/>
+      <w:r>
+        <w:t>Boot</w:t>
+      </w:r>
+      <w:proofErr w:type="spellEnd"/>
+      <w:r>
+        <w:t xml:space="preserve">, expone una API REST, implementa la lógica de negocio y entrega los archivos del </w:t>
+      </w:r>
+      <w:proofErr w:type="spellStart"/>
+      <w:r>
+        <w:t>frontend</w:t>
+      </w:r>
+      <w:proofErr w:type="spellEnd"/>
+      <w:r>
+        <w:t xml:space="preserve">. La base de datos PostgreSQL almacena la información de pacientes, citas, tratamientos, abonos y cierres de caja. El navegador se comunica con el </w:t>
+      </w:r>
+      <w:proofErr w:type="spellStart"/>
+      <w:r>
+        <w:t>backend</w:t>
+      </w:r>
+      <w:proofErr w:type="spellEnd"/>
+      <w:r>
+        <w:t xml:space="preserve"> mediante HTTPS, el </w:t>
+      </w:r>
+      <w:proofErr w:type="spellStart"/>
+      <w:r>
+        <w:t>backend</w:t>
+      </w:r>
+      <w:proofErr w:type="spellEnd"/>
+      <w:r>
+        <w:t xml:space="preserve"> con la base de datos mediante JDBC y con el servicio de correo mediante SMTP.</w:t>
+      </w:r>
+    </w:p>
+    <w:p>
+      <w:pPr>
+        <w:pStyle w:val="Descripcin"/>
+        <w:rPr>
+          <w:rFonts w:cs="Times New Roman"/>
+          <w:b/>
+          <w:bCs/>
+          <w:i w:val="0"/>
+          <w:iCs w:val="0"/>
+          <w:color w:val="000000" w:themeColor="text1"/>
+          <w:sz w:val="24"/>
+          <w:szCs w:val="24"/>
+        </w:rPr>
+      </w:pPr>
+    </w:p>
+    <w:p>
+      <w:pPr>
+        <w:pStyle w:val="Descripcin"/>
+        <w:rPr>
+          <w:rFonts w:cs="Times New Roman"/>
+          <w:b/>
+          <w:bCs/>
+          <w:i w:val="0"/>
+          <w:iCs w:val="0"/>
+          <w:color w:val="000000" w:themeColor="text1"/>
+          <w:sz w:val="24"/>
+          <w:szCs w:val="24"/>
+        </w:rPr>
+      </w:pPr>
+      <w:r>
+        <w:rPr>
+          <w:rFonts w:cs="Times New Roman"/>
+          <w:b/>
+          <w:bCs/>
+          <w:i w:val="0"/>
+          <w:iCs w:val="0"/>
+          <w:noProof/>
+          <w:color w:val="000000" w:themeColor="text1"/>
+          <w:sz w:val="24"/>
+          <w:szCs w:val="24"/>
+        </w:rPr>
+        <w:lastRenderedPageBreak/>
+        <w:drawing>
+          <wp:inline distT="0" distB="0" distL="0" distR="0" wp14:anchorId="45E0429E" wp14:editId="46498320">
+            <wp:extent cx="5600700" cy="3733800"/>
+            <wp:effectExtent l="0" t="0" r="0" b="0"/>
+            <wp:docPr id="9" name="Imagen 9"/>
+            <wp:cNvGraphicFramePr>
+              <a:graphicFrameLocks xmlns:a="http://schemas.openxmlformats.org/drawingml/2006/main" noChangeAspect="1"/>
+            </wp:cNvGraphicFramePr>
+            <a:graphic xmlns:a="http://schemas.openxmlformats.org/drawingml/2006/main">
+              <a:graphicData uri="http://schemas.openxmlformats.org/drawingml/2006/picture">
+                <pic:pic xmlns:pic="http://schemas.openxmlformats.org/drawingml/2006/picture">
+                  <pic:nvPicPr>
+                    <pic:cNvPr id="0" name="Picture 7"/>
+                    <pic:cNvPicPr>
+                      <a:picLocks noChangeAspect="1" noChangeArrowheads="1"/>
+                    </pic:cNvPicPr>
+                  </pic:nvPicPr>
+                  <pic:blipFill>
+                    <a:blip r:embed="rId13" cstate="print">
+                      <a:extLst>
+                        <a:ext uri="{28A0092B-C50C-407E-A947-70E740481C1C}">
+                          <a14:useLocalDpi xmlns:a14="http://schemas.microsoft.com/office/drawing/2010/main" val="0"/>
+                        </a:ext>
+                      </a:extLst>
+                    </a:blip>
+                    <a:srcRect/>
+                    <a:stretch>
+                      <a:fillRect/>
+                    </a:stretch>
+                  </pic:blipFill>
+                  <pic:spPr bwMode="auto">
+                    <a:xfrm>
+                      <a:off x="0" y="0"/>
+                      <a:ext cx="5600700" cy="3733800"/>
+                    </a:xfrm>
+                    <a:prstGeom prst="rect">
+                      <a:avLst/>
+                    </a:prstGeom>
+                    <a:noFill/>
+                    <a:ln>
+                      <a:noFill/>
+                    </a:ln>
+                  </pic:spPr>
+                </pic:pic>
+              </a:graphicData>
+            </a:graphic>
+          </wp:inline>
+        </w:drawing>
+      </w:r>
+    </w:p>
+    <w:p>
+      <w:pPr>
+        <w:pStyle w:val="Descripcin"/>
+        <w:rPr>
+          <w:rFonts w:cs="Times New Roman"/>
+          <w:i w:val="0"/>
+          <w:iCs w:val="0"/>
+          <w:color w:val="000000" w:themeColor="text1"/>
+          <w:sz w:val="24"/>
+          <w:szCs w:val="24"/>
+        </w:rPr>
+      </w:pPr>
+      <w:r>
+        <w:rPr>
+          <w:rFonts w:cs="Times New Roman"/>
+          <w:b/>
+          <w:bCs/>
+          <w:i w:val="0"/>
+          <w:iCs w:val="0"/>
+          <w:color w:val="000000" w:themeColor="text1"/>
+          <w:sz w:val="24"/>
+          <w:szCs w:val="24"/>
+        </w:rPr>
+        <w:t xml:space="preserve">Ilustración </w:t>
+      </w:r>
+      <w:r>
+        <w:rPr>
+          <w:rFonts w:cs="Times New Roman"/>
+          <w:b/>
+          <w:bCs/>
+          <w:i w:val="0"/>
+          <w:iCs w:val="0"/>
+          <w:color w:val="000000" w:themeColor="text1"/>
+          <w:sz w:val="24"/>
+          <w:szCs w:val="24"/>
+        </w:rPr>
+        <w:fldChar w:fldCharType="begin"/>
+      </w:r>
+      <w:r>
+        <w:rPr>
+          <w:rFonts w:cs="Times New Roman"/>
+          <w:b/>
+          <w:bCs/>
+          <w:i w:val="0"/>
+          <w:iCs w:val="0"/>
+          <w:color w:val="000000" w:themeColor="text1"/>
+          <w:sz w:val="24"/>
+          <w:szCs w:val="24"/>
+        </w:rPr>
+        <w:instrText xml:space="preserve"> SEQ Ilustración \* ARABIC </w:instrText>
+      </w:r>
+      <w:r>
+        <w:rPr>
+          <w:rFonts w:cs="Times New Roman"/>
+          <w:b/>
+          <w:bCs/>
+          <w:i w:val="0"/>
+          <w:iCs w:val="0"/>
+          <w:color w:val="000000" w:themeColor="text1"/>
+          <w:sz w:val="24"/>
+          <w:szCs w:val="24"/>
+        </w:rPr>
+        <w:fldChar w:fldCharType="separate"/>
+      </w:r>
+      <w:r>
+        <w:rPr>
+          <w:rFonts w:cs="Times New Roman"/>
+          <w:b/>
+          <w:bCs/>
+          <w:i w:val="0"/>
+          <w:iCs w:val="0"/>
+          <w:noProof/>
+          <w:color w:val="000000" w:themeColor="text1"/>
+          <w:sz w:val="24"/>
+          <w:szCs w:val="24"/>
+        </w:rPr>
+        <w:t>8</w:t>
+      </w:r>
+      <w:r>
+        <w:rPr>
+          <w:rFonts w:cs="Times New Roman"/>
+          <w:b/>
+          <w:bCs/>
+          <w:i w:val="0"/>
+          <w:iCs w:val="0"/>
+          <w:color w:val="000000" w:themeColor="text1"/>
+          <w:sz w:val="24"/>
+          <w:szCs w:val="24"/>
+        </w:rPr>
+        <w:fldChar w:fldCharType="end"/>
+      </w:r>
+      <w:r>
+        <w:rPr>
+          <w:rFonts w:cs="Times New Roman"/>
+          <w:i w:val="0"/>
+          <w:iCs w:val="0"/>
+          <w:color w:val="000000" w:themeColor="text1"/>
+          <w:sz w:val="24"/>
+          <w:szCs w:val="24"/>
+        </w:rPr>
+        <w:t xml:space="preserve"> Diagrama de contenedores Odontología García Osorio</w:t>
+      </w:r>
+    </w:p>
+    <w:p/>
+    <w:p>
+      <w:pPr>
+        <w:pStyle w:val="Ttulo3"/>
+      </w:pPr>
+      <w:r>
+        <w:rPr>
+          <w:b/>
+          <w:bCs/>
+          <w:color w:val="000000" w:themeColor="text1"/>
+          <w:sz w:val="24"/>
+          <w:szCs w:val="24"/>
+        </w:rPr>
+        <w:t>Vista de componentes</w:t>
+      </w:r>
+    </w:p>
+    <w:p>
+      <w:pPr>
+        <w:jc w:val="both"/>
+      </w:pPr>
+      <w:r>
+        <w:t xml:space="preserve">El </w:t>
+      </w:r>
+      <w:proofErr w:type="spellStart"/>
+      <w:r>
+        <w:t>backend</w:t>
+      </w:r>
+      <w:proofErr w:type="spellEnd"/>
+      <w:r>
+        <w:t xml:space="preserve"> se organiza en módulos, cada uno con sus capas de controlador, servicio y repositorio</w:t>
+      </w:r>
+      <w:r>
+        <w:t xml:space="preserve">. </w:t>
+      </w:r>
+      <w:r>
+        <w:t>La Tabla 9 relaciona cada módulo con los requisitos del SRS que atiende.</w:t>
+      </w:r>
+    </w:p>
+    <w:p>
+      <w:pPr>
+        <w:pStyle w:val="Descripcin"/>
+        <w:keepNext/>
+        <w:rPr>
+          <w:rFonts w:cs="Times New Roman"/>
+          <w:i w:val="0"/>
+          <w:iCs w:val="0"/>
+          <w:color w:val="000000" w:themeColor="text1"/>
+          <w:sz w:val="24"/>
+          <w:szCs w:val="24"/>
+        </w:rPr>
+      </w:pPr>
+      <w:r>
+        <w:rPr>
+          <w:rFonts w:cs="Times New Roman"/>
+          <w:b/>
+          <w:bCs/>
+          <w:i w:val="0"/>
+          <w:iCs w:val="0"/>
+          <w:color w:val="000000" w:themeColor="text1"/>
+          <w:sz w:val="24"/>
+          <w:szCs w:val="24"/>
+        </w:rPr>
+        <w:t xml:space="preserve">Tabla </w:t>
+      </w:r>
+      <w:r>
+        <w:rPr>
+          <w:rFonts w:cs="Times New Roman"/>
+          <w:b/>
+          <w:bCs/>
+          <w:i w:val="0"/>
+          <w:iCs w:val="0"/>
+          <w:color w:val="000000" w:themeColor="text1"/>
+          <w:sz w:val="24"/>
+          <w:szCs w:val="24"/>
+        </w:rPr>
+        <w:fldChar w:fldCharType="begin"/>
+      </w:r>
+      <w:r>
+        <w:rPr>
+          <w:rFonts w:cs="Times New Roman"/>
+          <w:b/>
+          <w:bCs/>
+          <w:i w:val="0"/>
+          <w:iCs w:val="0"/>
+          <w:color w:val="000000" w:themeColor="text1"/>
+          <w:sz w:val="24"/>
+          <w:szCs w:val="24"/>
+        </w:rPr>
+        <w:instrText xml:space="preserve"> SEQ Tabla \* ARABIC </w:instrText>
+      </w:r>
+      <w:r>
+        <w:rPr>
+          <w:rFonts w:cs="Times New Roman"/>
+          <w:b/>
+          <w:bCs/>
+          <w:i w:val="0"/>
+          <w:iCs w:val="0"/>
+          <w:color w:val="000000" w:themeColor="text1"/>
+          <w:sz w:val="24"/>
+          <w:szCs w:val="24"/>
+        </w:rPr>
+        <w:fldChar w:fldCharType="separate"/>
+      </w:r>
+      <w:r>
+        <w:rPr>
+          <w:rFonts w:cs="Times New Roman"/>
+          <w:b/>
+          <w:bCs/>
+          <w:i w:val="0"/>
+          <w:iCs w:val="0"/>
+          <w:noProof/>
+          <w:color w:val="000000" w:themeColor="text1"/>
+          <w:sz w:val="24"/>
+          <w:szCs w:val="24"/>
+        </w:rPr>
+        <w:t>9</w:t>
+      </w:r>
+      <w:r>
+        <w:rPr>
+          <w:rFonts w:cs="Times New Roman"/>
+          <w:b/>
+          <w:bCs/>
+          <w:i w:val="0"/>
+          <w:iCs w:val="0"/>
+          <w:color w:val="000000" w:themeColor="text1"/>
+          <w:sz w:val="24"/>
+          <w:szCs w:val="24"/>
+        </w:rPr>
+        <w:fldChar w:fldCharType="end"/>
+      </w:r>
+      <w:r>
+        <w:rPr>
+          <w:rFonts w:cs="Times New Roman"/>
+          <w:i w:val="0"/>
+          <w:iCs w:val="0"/>
+          <w:color w:val="000000" w:themeColor="text1"/>
+          <w:sz w:val="24"/>
+          <w:szCs w:val="24"/>
+        </w:rPr>
+        <w:t xml:space="preserve"> Módulos del </w:t>
+      </w:r>
+      <w:proofErr w:type="spellStart"/>
+      <w:r>
+        <w:rPr>
+          <w:rFonts w:cs="Times New Roman"/>
+          <w:i w:val="0"/>
+          <w:iCs w:val="0"/>
+          <w:color w:val="000000" w:themeColor="text1"/>
+          <w:sz w:val="24"/>
+          <w:szCs w:val="24"/>
+        </w:rPr>
+        <w:t>backend</w:t>
+      </w:r>
+      <w:proofErr w:type="spellEnd"/>
+      <w:r>
+        <w:rPr>
+          <w:rFonts w:cs="Times New Roman"/>
+          <w:i w:val="0"/>
+          <w:iCs w:val="0"/>
+          <w:color w:val="000000" w:themeColor="text1"/>
+          <w:sz w:val="24"/>
+          <w:szCs w:val="24"/>
+        </w:rPr>
+        <w:t xml:space="preserve"> y requisitos asociados</w:t>
+      </w:r>
+    </w:p>
+    <w:tbl>
+      <w:tblPr>
+        <w:tblW w:w="8838" w:type="dxa"/>
+        <w:tblLayout w:type="fixed"/>
+        <w:tblLook w:val="04A0" w:firstRow="1" w:lastRow="0" w:firstColumn="1" w:lastColumn="0" w:noHBand="0" w:noVBand="1"/>
+      </w:tblPr>
+      <w:tblGrid>
+        <w:gridCol w:w="2000"/>
+        <w:gridCol w:w="4638"/>
+        <w:gridCol w:w="2200"/>
+      </w:tblGrid>
+      <w:tr>
+        <w:trPr>
+          <w:cantSplit/>
+          <w:tblHeader/>
+        </w:trPr>
+        <w:tc>
+          <w:tcPr>
+            <w:tcW w:w="2000" w:type="dxa"/>
+            <w:tcBorders>
+              <w:top w:val="single" w:sz="6" w:space="0" w:color="000000"/>
+              <w:left w:val="single" w:sz="6" w:space="0" w:color="000000"/>
+              <w:bottom w:val="single" w:sz="6" w:space="0" w:color="000000"/>
+              <w:right w:val="single" w:sz="6" w:space="0" w:color="000000"/>
+            </w:tcBorders>
+            <w:shd w:val="clear" w:color="auto" w:fill="F1FFEB"/>
+            <w:tcMar>
+              <w:top w:w="60" w:type="dxa"/>
+              <w:left w:w="120" w:type="dxa"/>
+              <w:bottom w:w="60" w:type="dxa"/>
+              <w:right w:w="120" w:type="dxa"/>
+            </w:tcMar>
+          </w:tcPr>
+          <w:p>
+            <w:pPr>
+              <w:spacing w:after="0"/>
+            </w:pPr>
+            <w:r>
+              <w:rPr>
+                <w:b/>
+                <w:bCs/>
+              </w:rPr>
+              <w:t>Módulo</w:t>
+            </w:r>
+          </w:p>
+        </w:tc>
+        <w:tc>
+          <w:tcPr>
+            <w:tcW w:w="4638" w:type="dxa"/>
+            <w:tcBorders>
+              <w:top w:val="single" w:sz="6" w:space="0" w:color="000000"/>
+              <w:left w:val="single" w:sz="6" w:space="0" w:color="000000"/>
+              <w:bottom w:val="single" w:sz="6" w:space="0" w:color="000000"/>
+              <w:right w:val="single" w:sz="6" w:space="0" w:color="000000"/>
+            </w:tcBorders>
+            <w:shd w:val="clear" w:color="auto" w:fill="F1FFEB"/>
+            <w:tcMar>
+              <w:top w:w="60" w:type="dxa"/>
+              <w:left w:w="120" w:type="dxa"/>
+              <w:bottom w:w="60" w:type="dxa"/>
+              <w:right w:w="120" w:type="dxa"/>
+            </w:tcMar>
+          </w:tcPr>
+          <w:p>
+            <w:pPr>
+              <w:spacing w:after="0"/>
+            </w:pPr>
+            <w:r>
+              <w:rPr>
+                <w:b/>
+                <w:bCs/>
+              </w:rPr>
+              <w:t>Responsabilidad</w:t>
+            </w:r>
+          </w:p>
+        </w:tc>
+        <w:tc>
+          <w:tcPr>
+            <w:tcW w:w="2200" w:type="dxa"/>
+            <w:tcBorders>
+              <w:top w:val="single" w:sz="6" w:space="0" w:color="000000"/>
+              <w:left w:val="single" w:sz="6" w:space="0" w:color="000000"/>
+              <w:bottom w:val="single" w:sz="6" w:space="0" w:color="000000"/>
+              <w:right w:val="single" w:sz="6" w:space="0" w:color="000000"/>
+            </w:tcBorders>
+            <w:shd w:val="clear" w:color="auto" w:fill="F1FFEB"/>
+            <w:tcMar>
+              <w:top w:w="60" w:type="dxa"/>
+              <w:left w:w="120" w:type="dxa"/>
+              <w:bottom w:w="60" w:type="dxa"/>
+              <w:right w:w="120" w:type="dxa"/>
+            </w:tcMar>
+          </w:tcPr>
+          <w:p>
+            <w:pPr>
+              <w:spacing w:after="0"/>
+            </w:pPr>
+            <w:r>
+              <w:rPr>
+                <w:b/>
+                <w:bCs/>
+              </w:rPr>
+              <w:t>Requisitos</w:t>
+            </w:r>
+          </w:p>
+        </w:tc>
+      </w:tr>
+      <w:tr>
+        <w:trPr>
+          <w:cantSplit/>
+        </w:trPr>
+        <w:tc>
+          <w:tcPr>
+            <w:tcW w:w="2000" w:type="dxa"/>
+            <w:tcBorders>
+              <w:top w:val="single" w:sz="6" w:space="0" w:color="000000"/>
+              <w:left w:val="single" w:sz="6" w:space="0" w:color="000000"/>
+              <w:bottom w:val="single" w:sz="6" w:space="0" w:color="000000"/>
+              <w:right w:val="single" w:sz="6" w:space="0" w:color="000000"/>
+            </w:tcBorders>
+            <w:shd w:val="clear" w:color="auto" w:fill="FFFFFF"/>
+            <w:tcMar>
+              <w:top w:w="60" w:type="dxa"/>
+              <w:left w:w="120" w:type="dxa"/>
+              <w:bottom w:w="60" w:type="dxa"/>
+              <w:right w:w="120" w:type="dxa"/>
+            </w:tcMar>
+          </w:tcPr>
+          <w:p>
+            <w:pPr>
+              <w:spacing w:after="0"/>
+            </w:pPr>
+            <w:r>
+              <w:t>Autenticación</w:t>
+            </w:r>
+          </w:p>
+        </w:tc>
+        <w:tc>
+          <w:tcPr>
+            <w:tcW w:w="4638" w:type="dxa"/>
+            <w:tcBorders>
+              <w:top w:val="single" w:sz="6" w:space="0" w:color="000000"/>
+              <w:left w:val="single" w:sz="6" w:space="0" w:color="000000"/>
+              <w:bottom w:val="single" w:sz="6" w:space="0" w:color="000000"/>
+              <w:right w:val="single" w:sz="6" w:space="0" w:color="000000"/>
+            </w:tcBorders>
+            <w:shd w:val="clear" w:color="auto" w:fill="FFFFFF"/>
+            <w:tcMar>
+              <w:top w:w="60" w:type="dxa"/>
+              <w:left w:w="120" w:type="dxa"/>
+              <w:bottom w:w="60" w:type="dxa"/>
+              <w:right w:w="120" w:type="dxa"/>
+            </w:tcMar>
+          </w:tcPr>
+          <w:p>
+            <w:pPr>
+              <w:spacing w:after="0"/>
+            </w:pPr>
+            <w:r>
+              <w:t>Inicio de sesión de la secretaria y control de acceso a la API.</w:t>
+            </w:r>
+          </w:p>
+        </w:tc>
+        <w:tc>
+          <w:tcPr>
+            <w:tcW w:w="2200" w:type="dxa"/>
+            <w:tcBorders>
+              <w:top w:val="single" w:sz="6" w:space="0" w:color="000000"/>
+              <w:left w:val="single" w:sz="6" w:space="0" w:color="000000"/>
+              <w:bottom w:val="single" w:sz="6" w:space="0" w:color="000000"/>
+              <w:right w:val="single" w:sz="6" w:space="0" w:color="000000"/>
+            </w:tcBorders>
+            <w:shd w:val="clear" w:color="auto" w:fill="FFFFFF"/>
+            <w:tcMar>
+              <w:top w:w="60" w:type="dxa"/>
+              <w:left w:w="120" w:type="dxa"/>
+              <w:bottom w:w="60" w:type="dxa"/>
+              <w:right w:w="120" w:type="dxa"/>
+            </w:tcMar>
+          </w:tcPr>
+          <w:p>
+            <w:pPr>
+              <w:spacing w:after="0"/>
+            </w:pPr>
+            <w:r>
+              <w:t>RF01</w:t>
+            </w:r>
+          </w:p>
+        </w:tc>
+      </w:tr>
+      <w:tr>
+        <w:trPr>
+          <w:cantSplit/>
+        </w:trPr>
+        <w:tc>
+          <w:tcPr>
+            <w:tcW w:w="2000" w:type="dxa"/>
+            <w:tcBorders>
+              <w:top w:val="single" w:sz="6" w:space="0" w:color="000000"/>
+              <w:left w:val="single" w:sz="6" w:space="0" w:color="000000"/>
+              <w:bottom w:val="single" w:sz="6" w:space="0" w:color="000000"/>
+              <w:right w:val="single" w:sz="6" w:space="0" w:color="000000"/>
+            </w:tcBorders>
+            <w:shd w:val="clear" w:color="auto" w:fill="FFFFFF"/>
+            <w:tcMar>
+              <w:top w:w="60" w:type="dxa"/>
+              <w:left w:w="120" w:type="dxa"/>
+              <w:bottom w:w="60" w:type="dxa"/>
+              <w:right w:w="120" w:type="dxa"/>
+            </w:tcMar>
+          </w:tcPr>
+          <w:p>
+            <w:pPr>
+              <w:spacing w:after="0"/>
+            </w:pPr>
+            <w:r>
+              <w:t>Pacientes</w:t>
+            </w:r>
+          </w:p>
+        </w:tc>
+        <w:tc>
+          <w:tcPr>
+            <w:tcW w:w="4638" w:type="dxa"/>
+            <w:tcBorders>
+              <w:top w:val="single" w:sz="6" w:space="0" w:color="000000"/>
+              <w:left w:val="single" w:sz="6" w:space="0" w:color="000000"/>
+              <w:bottom w:val="single" w:sz="6" w:space="0" w:color="000000"/>
+              <w:right w:val="single" w:sz="6" w:space="0" w:color="000000"/>
+            </w:tcBorders>
+            <w:shd w:val="clear" w:color="auto" w:fill="FFFFFF"/>
+            <w:tcMar>
+              <w:top w:w="60" w:type="dxa"/>
+              <w:left w:w="120" w:type="dxa"/>
+              <w:bottom w:w="60" w:type="dxa"/>
+              <w:right w:w="120" w:type="dxa"/>
+            </w:tcMar>
+          </w:tcPr>
+          <w:p>
+            <w:pPr>
+              <w:spacing w:after="0"/>
+            </w:pPr>
+            <w:r>
+              <w:t>Registro de datos básicos y búsqueda de pacientes y citas.</w:t>
+            </w:r>
+          </w:p>
+        </w:tc>
+        <w:tc>
+          <w:tcPr>
+            <w:tcW w:w="2200" w:type="dxa"/>
+            <w:tcBorders>
+              <w:top w:val="single" w:sz="6" w:space="0" w:color="000000"/>
+              <w:left w:val="single" w:sz="6" w:space="0" w:color="000000"/>
+              <w:bottom w:val="single" w:sz="6" w:space="0" w:color="000000"/>
+              <w:right w:val="single" w:sz="6" w:space="0" w:color="000000"/>
+            </w:tcBorders>
+            <w:shd w:val="clear" w:color="auto" w:fill="FFFFFF"/>
+            <w:tcMar>
+              <w:top w:w="60" w:type="dxa"/>
+              <w:left w:w="120" w:type="dxa"/>
+              <w:bottom w:w="60" w:type="dxa"/>
+              <w:right w:w="120" w:type="dxa"/>
+            </w:tcMar>
+          </w:tcPr>
+          <w:p>
+            <w:pPr>
+              <w:spacing w:after="0"/>
+            </w:pPr>
+            <w:r>
+              <w:t>RF02, RF09</w:t>
+            </w:r>
+          </w:p>
+        </w:tc>
+      </w:tr>
+      <w:tr>
+        <w:trPr>
+          <w:cantSplit/>
+        </w:trPr>
+        <w:tc>
+          <w:tcPr>
+            <w:tcW w:w="2000" w:type="dxa"/>
+            <w:tcBorders>
+              <w:top w:val="single" w:sz="6" w:space="0" w:color="000000"/>
+              <w:left w:val="single" w:sz="6" w:space="0" w:color="000000"/>
+              <w:bottom w:val="single" w:sz="6" w:space="0" w:color="000000"/>
+              <w:right w:val="single" w:sz="6" w:space="0" w:color="000000"/>
+            </w:tcBorders>
+            <w:shd w:val="clear" w:color="auto" w:fill="FFFFFF"/>
+            <w:tcMar>
+              <w:top w:w="60" w:type="dxa"/>
+              <w:left w:w="120" w:type="dxa"/>
+              <w:bottom w:w="60" w:type="dxa"/>
+              <w:right w:w="120" w:type="dxa"/>
+            </w:tcMar>
+          </w:tcPr>
+          <w:p>
+            <w:pPr>
+              <w:spacing w:after="0"/>
+            </w:pPr>
+            <w:r>
+              <w:t>Agendas y citas</w:t>
+            </w:r>
+          </w:p>
+        </w:tc>
+        <w:tc>
+          <w:tcPr>
+            <w:tcW w:w="4638" w:type="dxa"/>
+            <w:tcBorders>
+              <w:top w:val="single" w:sz="6" w:space="0" w:color="000000"/>
+              <w:left w:val="single" w:sz="6" w:space="0" w:color="000000"/>
+              <w:bottom w:val="single" w:sz="6" w:space="0" w:color="000000"/>
+              <w:right w:val="single" w:sz="6" w:space="0" w:color="000000"/>
+            </w:tcBorders>
+            <w:shd w:val="clear" w:color="auto" w:fill="FFFFFF"/>
+            <w:tcMar>
+              <w:top w:w="60" w:type="dxa"/>
+              <w:left w:w="120" w:type="dxa"/>
+              <w:bottom w:w="60" w:type="dxa"/>
+              <w:right w:w="120" w:type="dxa"/>
+            </w:tcMar>
+          </w:tcPr>
+          <w:p>
+            <w:pPr>
+              <w:spacing w:after="0"/>
+            </w:pPr>
+            <w:r>
+              <w:t>Agendas independientes por doctor, validación de cruces de horario, estados y recordatorios de la cita, citas de urgencia y vista diaria y semanal.</w:t>
+            </w:r>
+          </w:p>
+        </w:tc>
+        <w:tc>
+          <w:tcPr>
+            <w:tcW w:w="2200" w:type="dxa"/>
+            <w:tcBorders>
+              <w:top w:val="single" w:sz="6" w:space="0" w:color="000000"/>
+              <w:left w:val="single" w:sz="6" w:space="0" w:color="000000"/>
+              <w:bottom w:val="single" w:sz="6" w:space="0" w:color="000000"/>
+              <w:right w:val="single" w:sz="6" w:space="0" w:color="000000"/>
+            </w:tcBorders>
+            <w:shd w:val="clear" w:color="auto" w:fill="FFFFFF"/>
+            <w:tcMar>
+              <w:top w:w="60" w:type="dxa"/>
+              <w:left w:w="120" w:type="dxa"/>
+              <w:bottom w:w="60" w:type="dxa"/>
+              <w:right w:w="120" w:type="dxa"/>
+            </w:tcMar>
+          </w:tcPr>
+          <w:p>
+            <w:pPr>
+              <w:spacing w:after="0"/>
+            </w:pPr>
+            <w:r>
+              <w:t>RF04 a RF08, RF16</w:t>
+            </w:r>
+          </w:p>
+        </w:tc>
+      </w:tr>
+      <w:tr>
+        <w:trPr>
+          <w:cantSplit/>
+        </w:trPr>
+        <w:tc>
+          <w:tcPr>
+            <w:tcW w:w="2000" w:type="dxa"/>
+            <w:tcBorders>
+              <w:top w:val="single" w:sz="6" w:space="0" w:color="000000"/>
+              <w:left w:val="single" w:sz="6" w:space="0" w:color="000000"/>
+              <w:bottom w:val="single" w:sz="6" w:space="0" w:color="000000"/>
+              <w:right w:val="single" w:sz="6" w:space="0" w:color="000000"/>
+            </w:tcBorders>
+            <w:shd w:val="clear" w:color="auto" w:fill="FFFFFF"/>
+            <w:tcMar>
+              <w:top w:w="60" w:type="dxa"/>
+              <w:left w:w="120" w:type="dxa"/>
+              <w:bottom w:w="60" w:type="dxa"/>
+              <w:right w:w="120" w:type="dxa"/>
+            </w:tcMar>
+          </w:tcPr>
+          <w:p>
+            <w:pPr>
+              <w:spacing w:after="0"/>
+            </w:pPr>
+            <w:r>
+              <w:t>Sugerencia de especialista</w:t>
+            </w:r>
+          </w:p>
+        </w:tc>
+        <w:tc>
+          <w:tcPr>
+            <w:tcW w:w="4638" w:type="dxa"/>
+            <w:tcBorders>
+              <w:top w:val="single" w:sz="6" w:space="0" w:color="000000"/>
+              <w:left w:val="single" w:sz="6" w:space="0" w:color="000000"/>
+              <w:bottom w:val="single" w:sz="6" w:space="0" w:color="000000"/>
+              <w:right w:val="single" w:sz="6" w:space="0" w:color="000000"/>
+            </w:tcBorders>
+            <w:shd w:val="clear" w:color="auto" w:fill="FFFFFF"/>
+            <w:tcMar>
+              <w:top w:w="60" w:type="dxa"/>
+              <w:left w:w="120" w:type="dxa"/>
+              <w:bottom w:w="60" w:type="dxa"/>
+              <w:right w:w="120" w:type="dxa"/>
+            </w:tcMar>
+          </w:tcPr>
+          <w:p>
+            <w:pPr>
+              <w:spacing w:after="0"/>
+            </w:pPr>
+            <w:r>
+              <w:t>Propone el especialista según la edad y el motivo de consulta.</w:t>
+            </w:r>
+          </w:p>
+        </w:tc>
+        <w:tc>
+          <w:tcPr>
+            <w:tcW w:w="2200" w:type="dxa"/>
+            <w:tcBorders>
+              <w:top w:val="single" w:sz="6" w:space="0" w:color="000000"/>
+              <w:left w:val="single" w:sz="6" w:space="0" w:color="000000"/>
+              <w:bottom w:val="single" w:sz="6" w:space="0" w:color="000000"/>
+              <w:right w:val="single" w:sz="6" w:space="0" w:color="000000"/>
+            </w:tcBorders>
+            <w:shd w:val="clear" w:color="auto" w:fill="FFFFFF"/>
+            <w:tcMar>
+              <w:top w:w="60" w:type="dxa"/>
+              <w:left w:w="120" w:type="dxa"/>
+              <w:bottom w:w="60" w:type="dxa"/>
+              <w:right w:w="120" w:type="dxa"/>
+            </w:tcMar>
+          </w:tcPr>
+          <w:p>
+            <w:pPr>
+              <w:spacing w:after="0"/>
+            </w:pPr>
+            <w:r>
+              <w:t>RF03</w:t>
+            </w:r>
+          </w:p>
+        </w:tc>
+      </w:tr>
+      <w:tr>
+        <w:trPr>
+          <w:cantSplit/>
+        </w:trPr>
+        <w:tc>
+          <w:tcPr>
+            <w:tcW w:w="2000" w:type="dxa"/>
+            <w:tcBorders>
+              <w:top w:val="single" w:sz="6" w:space="0" w:color="000000"/>
+              <w:left w:val="single" w:sz="6" w:space="0" w:color="000000"/>
+              <w:bottom w:val="single" w:sz="6" w:space="0" w:color="000000"/>
+              <w:right w:val="single" w:sz="6" w:space="0" w:color="000000"/>
+            </w:tcBorders>
+            <w:shd w:val="clear" w:color="auto" w:fill="FFFFFF"/>
+            <w:tcMar>
+              <w:top w:w="60" w:type="dxa"/>
+              <w:left w:w="120" w:type="dxa"/>
+              <w:bottom w:w="60" w:type="dxa"/>
+              <w:right w:w="120" w:type="dxa"/>
+            </w:tcMar>
+          </w:tcPr>
+          <w:p>
+            <w:pPr>
+              <w:spacing w:after="0"/>
+            </w:pPr>
+            <w:r>
+              <w:lastRenderedPageBreak/>
+              <w:t>Tratamientos y abonos</w:t>
+            </w:r>
+          </w:p>
+        </w:tc>
+        <w:tc>
+          <w:tcPr>
+            <w:tcW w:w="4638" w:type="dxa"/>
+            <w:tcBorders>
+              <w:top w:val="single" w:sz="6" w:space="0" w:color="000000"/>
+              <w:left w:val="single" w:sz="6" w:space="0" w:color="000000"/>
+              <w:bottom w:val="single" w:sz="6" w:space="0" w:color="000000"/>
+              <w:right w:val="single" w:sz="6" w:space="0" w:color="000000"/>
+            </w:tcBorders>
+            <w:shd w:val="clear" w:color="auto" w:fill="FFFFFF"/>
+            <w:tcMar>
+              <w:top w:w="60" w:type="dxa"/>
+              <w:left w:w="120" w:type="dxa"/>
+              <w:bottom w:w="60" w:type="dxa"/>
+              <w:right w:w="120" w:type="dxa"/>
+            </w:tcMar>
+          </w:tcPr>
+          <w:p>
+            <w:pPr>
+              <w:spacing w:after="0"/>
+            </w:pPr>
+            <w:r>
+              <w:t>Valor total del tratamiento, registro de abonos, cálculo de saldo pendiente, regla del 50 % en rehabilitación, método de pago y banco.</w:t>
+            </w:r>
+          </w:p>
+        </w:tc>
+        <w:tc>
+          <w:tcPr>
+            <w:tcW w:w="2200" w:type="dxa"/>
+            <w:tcBorders>
+              <w:top w:val="single" w:sz="6" w:space="0" w:color="000000"/>
+              <w:left w:val="single" w:sz="6" w:space="0" w:color="000000"/>
+              <w:bottom w:val="single" w:sz="6" w:space="0" w:color="000000"/>
+              <w:right w:val="single" w:sz="6" w:space="0" w:color="000000"/>
+            </w:tcBorders>
+            <w:shd w:val="clear" w:color="auto" w:fill="FFFFFF"/>
+            <w:tcMar>
+              <w:top w:w="60" w:type="dxa"/>
+              <w:left w:w="120" w:type="dxa"/>
+              <w:bottom w:w="60" w:type="dxa"/>
+              <w:right w:w="120" w:type="dxa"/>
+            </w:tcMar>
+          </w:tcPr>
+          <w:p>
+            <w:pPr>
+              <w:spacing w:after="0"/>
+            </w:pPr>
+            <w:r>
+              <w:t>RF10 a RF14</w:t>
+            </w:r>
+          </w:p>
+        </w:tc>
+      </w:tr>
+      <w:tr>
+        <w:trPr>
+          <w:cantSplit/>
+        </w:trPr>
+        <w:tc>
+          <w:tcPr>
+            <w:tcW w:w="2000" w:type="dxa"/>
+            <w:tcBorders>
+              <w:top w:val="single" w:sz="6" w:space="0" w:color="000000"/>
+              <w:left w:val="single" w:sz="6" w:space="0" w:color="000000"/>
+              <w:bottom w:val="single" w:sz="6" w:space="0" w:color="000000"/>
+              <w:right w:val="single" w:sz="6" w:space="0" w:color="000000"/>
+            </w:tcBorders>
+            <w:shd w:val="clear" w:color="auto" w:fill="FFFFFF"/>
+            <w:tcMar>
+              <w:top w:w="60" w:type="dxa"/>
+              <w:left w:w="120" w:type="dxa"/>
+              <w:bottom w:w="60" w:type="dxa"/>
+              <w:right w:w="120" w:type="dxa"/>
+            </w:tcMar>
+          </w:tcPr>
+          <w:p>
+            <w:pPr>
+              <w:spacing w:after="0"/>
+            </w:pPr>
+            <w:r>
+              <w:t>Cierre de caja y reportes</w:t>
+            </w:r>
+          </w:p>
+        </w:tc>
+        <w:tc>
+          <w:tcPr>
+            <w:tcW w:w="4638" w:type="dxa"/>
+            <w:tcBorders>
+              <w:top w:val="single" w:sz="6" w:space="0" w:color="000000"/>
+              <w:left w:val="single" w:sz="6" w:space="0" w:color="000000"/>
+              <w:bottom w:val="single" w:sz="6" w:space="0" w:color="000000"/>
+              <w:right w:val="single" w:sz="6" w:space="0" w:color="000000"/>
+            </w:tcBorders>
+            <w:shd w:val="clear" w:color="auto" w:fill="FFFFFF"/>
+            <w:tcMar>
+              <w:top w:w="60" w:type="dxa"/>
+              <w:left w:w="120" w:type="dxa"/>
+              <w:bottom w:w="60" w:type="dxa"/>
+              <w:right w:w="120" w:type="dxa"/>
+            </w:tcMar>
+          </w:tcPr>
+          <w:p>
+            <w:pPr>
+              <w:spacing w:after="0"/>
+            </w:pPr>
+            <w:r>
+              <w:t>Reporte diario por doctor y método de pago, con exportación a PDF y xls.</w:t>
+            </w:r>
+          </w:p>
+        </w:tc>
+        <w:tc>
+          <w:tcPr>
+            <w:tcW w:w="2200" w:type="dxa"/>
+            <w:tcBorders>
+              <w:top w:val="single" w:sz="6" w:space="0" w:color="000000"/>
+              <w:left w:val="single" w:sz="6" w:space="0" w:color="000000"/>
+              <w:bottom w:val="single" w:sz="6" w:space="0" w:color="000000"/>
+              <w:right w:val="single" w:sz="6" w:space="0" w:color="000000"/>
+            </w:tcBorders>
+            <w:shd w:val="clear" w:color="auto" w:fill="FFFFFF"/>
+            <w:tcMar>
+              <w:top w:w="60" w:type="dxa"/>
+              <w:left w:w="120" w:type="dxa"/>
+              <w:bottom w:w="60" w:type="dxa"/>
+              <w:right w:w="120" w:type="dxa"/>
+            </w:tcMar>
+          </w:tcPr>
+          <w:p>
+            <w:pPr>
+              <w:spacing w:after="0"/>
+            </w:pPr>
+            <w:r>
+              <w:t>RF15</w:t>
+            </w:r>
+          </w:p>
+        </w:tc>
+      </w:tr>
+      <w:tr>
+        <w:trPr>
+          <w:cantSplit/>
+        </w:trPr>
+        <w:tc>
+          <w:tcPr>
+            <w:tcW w:w="2000" w:type="dxa"/>
+            <w:tcBorders>
+              <w:top w:val="single" w:sz="6" w:space="0" w:color="000000"/>
+              <w:left w:val="single" w:sz="6" w:space="0" w:color="000000"/>
+              <w:bottom w:val="single" w:sz="6" w:space="0" w:color="000000"/>
+              <w:right w:val="single" w:sz="6" w:space="0" w:color="000000"/>
+            </w:tcBorders>
+            <w:shd w:val="clear" w:color="auto" w:fill="FFFFFF"/>
+            <w:tcMar>
+              <w:top w:w="60" w:type="dxa"/>
+              <w:left w:w="120" w:type="dxa"/>
+              <w:bottom w:w="60" w:type="dxa"/>
+              <w:right w:w="120" w:type="dxa"/>
+            </w:tcMar>
+          </w:tcPr>
+          <w:p>
+            <w:pPr>
+              <w:spacing w:after="0"/>
+            </w:pPr>
+            <w:r>
+              <w:t>Auditoría</w:t>
+            </w:r>
+          </w:p>
+        </w:tc>
+        <w:tc>
+          <w:tcPr>
+            <w:tcW w:w="4638" w:type="dxa"/>
+            <w:tcBorders>
+              <w:top w:val="single" w:sz="6" w:space="0" w:color="000000"/>
+              <w:left w:val="single" w:sz="6" w:space="0" w:color="000000"/>
+              <w:bottom w:val="single" w:sz="6" w:space="0" w:color="000000"/>
+              <w:right w:val="single" w:sz="6" w:space="0" w:color="000000"/>
+            </w:tcBorders>
+            <w:shd w:val="clear" w:color="auto" w:fill="FFFFFF"/>
+            <w:tcMar>
+              <w:top w:w="60" w:type="dxa"/>
+              <w:left w:w="120" w:type="dxa"/>
+              <w:bottom w:w="60" w:type="dxa"/>
+              <w:right w:w="120" w:type="dxa"/>
+            </w:tcMar>
+          </w:tcPr>
+          <w:p>
+            <w:pPr>
+              <w:spacing w:after="0"/>
+            </w:pPr>
+            <w:r>
+              <w:t>Registro de qué usuario modifica citas y pagos.</w:t>
+            </w:r>
+          </w:p>
+        </w:tc>
+        <w:tc>
+          <w:tcPr>
+            <w:tcW w:w="2200" w:type="dxa"/>
+            <w:tcBorders>
+              <w:top w:val="single" w:sz="6" w:space="0" w:color="000000"/>
+              <w:left w:val="single" w:sz="6" w:space="0" w:color="000000"/>
+              <w:bottom w:val="single" w:sz="6" w:space="0" w:color="000000"/>
+              <w:right w:val="single" w:sz="6" w:space="0" w:color="000000"/>
+            </w:tcBorders>
+            <w:shd w:val="clear" w:color="auto" w:fill="FFFFFF"/>
+            <w:tcMar>
+              <w:top w:w="60" w:type="dxa"/>
+              <w:left w:w="120" w:type="dxa"/>
+              <w:bottom w:w="60" w:type="dxa"/>
+              <w:right w:w="120" w:type="dxa"/>
+            </w:tcMar>
+          </w:tcPr>
+          <w:p>
+            <w:pPr>
+              <w:spacing w:after="0"/>
+            </w:pPr>
+            <w:r>
+              <w:t>Perspectiva del producto (SRS)</w:t>
+            </w:r>
+          </w:p>
+        </w:tc>
+      </w:tr>
+      <w:tr>
+        <w:trPr>
+          <w:cantSplit/>
+        </w:trPr>
+        <w:tc>
+          <w:tcPr>
+            <w:tcW w:w="2000" w:type="dxa"/>
+            <w:tcBorders>
+              <w:top w:val="single" w:sz="6" w:space="0" w:color="000000"/>
+              <w:left w:val="single" w:sz="6" w:space="0" w:color="000000"/>
+              <w:bottom w:val="single" w:sz="6" w:space="0" w:color="000000"/>
+              <w:right w:val="single" w:sz="6" w:space="0" w:color="000000"/>
+            </w:tcBorders>
+            <w:shd w:val="clear" w:color="auto" w:fill="FFFFFF"/>
+            <w:tcMar>
+              <w:top w:w="60" w:type="dxa"/>
+              <w:left w:w="120" w:type="dxa"/>
+              <w:bottom w:w="60" w:type="dxa"/>
+              <w:right w:w="120" w:type="dxa"/>
+            </w:tcMar>
+          </w:tcPr>
+          <w:p>
+            <w:pPr>
+              <w:spacing w:after="0"/>
+            </w:pPr>
+            <w:r>
+              <w:t>Notificaciones</w:t>
+            </w:r>
+          </w:p>
+        </w:tc>
+        <w:tc>
+          <w:tcPr>
+            <w:tcW w:w="4638" w:type="dxa"/>
+            <w:tcBorders>
+              <w:top w:val="single" w:sz="6" w:space="0" w:color="000000"/>
+              <w:left w:val="single" w:sz="6" w:space="0" w:color="000000"/>
+              <w:bottom w:val="single" w:sz="6" w:space="0" w:color="000000"/>
+              <w:right w:val="single" w:sz="6" w:space="0" w:color="000000"/>
+            </w:tcBorders>
+            <w:shd w:val="clear" w:color="auto" w:fill="FFFFFF"/>
+            <w:tcMar>
+              <w:top w:w="60" w:type="dxa"/>
+              <w:left w:w="120" w:type="dxa"/>
+              <w:bottom w:w="60" w:type="dxa"/>
+              <w:right w:w="120" w:type="dxa"/>
+            </w:tcMar>
+          </w:tcPr>
+          <w:p>
+            <w:pPr>
+              <w:spacing w:after="0"/>
+            </w:pPr>
+            <w:r>
+              <w:t>Envío del correo de recuperación de cuenta.</w:t>
+            </w:r>
+          </w:p>
+        </w:tc>
+        <w:tc>
+          <w:tcPr>
+            <w:tcW w:w="2200" w:type="dxa"/>
+            <w:tcBorders>
+              <w:top w:val="single" w:sz="6" w:space="0" w:color="000000"/>
+              <w:left w:val="single" w:sz="6" w:space="0" w:color="000000"/>
+              <w:bottom w:val="single" w:sz="6" w:space="0" w:color="000000"/>
+              <w:right w:val="single" w:sz="6" w:space="0" w:color="000000"/>
+            </w:tcBorders>
+            <w:shd w:val="clear" w:color="auto" w:fill="FFFFFF"/>
+            <w:tcMar>
+              <w:top w:w="60" w:type="dxa"/>
+              <w:left w:w="120" w:type="dxa"/>
+              <w:bottom w:w="60" w:type="dxa"/>
+              <w:right w:w="120" w:type="dxa"/>
+            </w:tcMar>
+          </w:tcPr>
+          <w:p>
+            <w:pPr>
+              <w:spacing w:after="0"/>
+            </w:pPr>
+            <w:r>
+              <w:t>RF01 (CU Recuperar cuenta)</w:t>
+            </w:r>
+          </w:p>
+        </w:tc>
+      </w:tr>
+    </w:tbl>
+    <w:p/>
+    <w:p>
+      <w:pPr>
+        <w:pStyle w:val="Descripcin"/>
+        <w:rPr>
+          <w:rFonts w:cs="Times New Roman"/>
+          <w:b/>
+          <w:bCs/>
+          <w:i w:val="0"/>
+          <w:iCs w:val="0"/>
+          <w:color w:val="000000" w:themeColor="text1"/>
+          <w:sz w:val="24"/>
+          <w:szCs w:val="24"/>
+        </w:rPr>
+      </w:pPr>
+    </w:p>
+    <w:p>
+      <w:pPr>
+        <w:pStyle w:val="Descripcin"/>
+        <w:rPr>
+          <w:rFonts w:cs="Times New Roman"/>
+          <w:b/>
+          <w:bCs/>
+          <w:i w:val="0"/>
+          <w:iCs w:val="0"/>
+          <w:color w:val="000000" w:themeColor="text1"/>
+          <w:sz w:val="24"/>
+          <w:szCs w:val="24"/>
+        </w:rPr>
+      </w:pPr>
+      <w:r>
+        <w:rPr>
+          <w:rFonts w:cs="Times New Roman"/>
+          <w:b/>
+          <w:bCs/>
+          <w:i w:val="0"/>
+          <w:iCs w:val="0"/>
+          <w:noProof/>
+          <w:color w:val="000000" w:themeColor="text1"/>
+          <w:sz w:val="24"/>
+          <w:szCs w:val="24"/>
+        </w:rPr>
+        <w:drawing>
+          <wp:inline distT="0" distB="0" distL="0" distR="0" wp14:anchorId="525D1289" wp14:editId="24FAD852">
+            <wp:extent cx="5600700" cy="3733800"/>
+            <wp:effectExtent l="0" t="0" r="0" b="0"/>
+            <wp:docPr id="10" name="Imagen 10"/>
+            <wp:cNvGraphicFramePr>
+              <a:graphicFrameLocks xmlns:a="http://schemas.openxmlformats.org/drawingml/2006/main" noChangeAspect="1"/>
+            </wp:cNvGraphicFramePr>
+            <a:graphic xmlns:a="http://schemas.openxmlformats.org/drawingml/2006/main">
+              <a:graphicData uri="http://schemas.openxmlformats.org/drawingml/2006/picture">
+                <pic:pic xmlns:pic="http://schemas.openxmlformats.org/drawingml/2006/picture">
+                  <pic:nvPicPr>
+                    <pic:cNvPr id="0" name="Picture 8"/>
+                    <pic:cNvPicPr>
+                      <a:picLocks noChangeAspect="1" noChangeArrowheads="1"/>
+                    </pic:cNvPicPr>
+                  </pic:nvPicPr>
+                  <pic:blipFill>
+                    <a:blip r:embed="rId14" cstate="print">
+                      <a:extLst>
+                        <a:ext uri="{28A0092B-C50C-407E-A947-70E740481C1C}">
+                          <a14:useLocalDpi xmlns:a14="http://schemas.microsoft.com/office/drawing/2010/main" val="0"/>
+                        </a:ext>
+                      </a:extLst>
+                    </a:blip>
+                    <a:srcRect/>
+                    <a:stretch>
+                      <a:fillRect/>
+                    </a:stretch>
+                  </pic:blipFill>
+                  <pic:spPr bwMode="auto">
+                    <a:xfrm>
+                      <a:off x="0" y="0"/>
+                      <a:ext cx="5600700" cy="3733800"/>
+                    </a:xfrm>
+                    <a:prstGeom prst="rect">
+                      <a:avLst/>
+                    </a:prstGeom>
+                    <a:noFill/>
+                    <a:ln>
+                      <a:noFill/>
+                    </a:ln>
+                  </pic:spPr>
+                </pic:pic>
+              </a:graphicData>
+            </a:graphic>
+          </wp:inline>
+        </w:drawing>
+      </w:r>
+    </w:p>
+    <w:p>
+      <w:pPr>
+        <w:pStyle w:val="Descripcin"/>
+        <w:rPr>
+          <w:rFonts w:cs="Times New Roman"/>
+          <w:i w:val="0"/>
+          <w:iCs w:val="0"/>
+          <w:color w:val="000000" w:themeColor="text1"/>
+          <w:sz w:val="24"/>
+          <w:szCs w:val="24"/>
+        </w:rPr>
+      </w:pPr>
+      <w:r>
+        <w:rPr>
+          <w:rFonts w:cs="Times New Roman"/>
+          <w:b/>
+          <w:bCs/>
+          <w:i w:val="0"/>
+          <w:iCs w:val="0"/>
+          <w:color w:val="000000" w:themeColor="text1"/>
+          <w:sz w:val="24"/>
+          <w:szCs w:val="24"/>
+        </w:rPr>
+        <w:t xml:space="preserve">Ilustración </w:t>
+      </w:r>
+      <w:r>
+        <w:rPr>
+          <w:rFonts w:cs="Times New Roman"/>
+          <w:b/>
+          <w:bCs/>
+          <w:i w:val="0"/>
+          <w:iCs w:val="0"/>
+          <w:color w:val="000000" w:themeColor="text1"/>
+          <w:sz w:val="24"/>
+          <w:szCs w:val="24"/>
+        </w:rPr>
+        <w:fldChar w:fldCharType="begin"/>
+      </w:r>
+      <w:r>
+        <w:rPr>
+          <w:rFonts w:cs="Times New Roman"/>
+          <w:b/>
+          <w:bCs/>
+          <w:i w:val="0"/>
+          <w:iCs w:val="0"/>
+          <w:color w:val="000000" w:themeColor="text1"/>
+          <w:sz w:val="24"/>
+          <w:szCs w:val="24"/>
+        </w:rPr>
+        <w:instrText xml:space="preserve"> SEQ Ilustración \* ARABIC </w:instrText>
+      </w:r>
+      <w:r>
+        <w:rPr>
+          <w:rFonts w:cs="Times New Roman"/>
+          <w:b/>
+          <w:bCs/>
+          <w:i w:val="0"/>
+          <w:iCs w:val="0"/>
+          <w:color w:val="000000" w:themeColor="text1"/>
+          <w:sz w:val="24"/>
+          <w:szCs w:val="24"/>
+        </w:rPr>
+        <w:fldChar w:fldCharType="separate"/>
+      </w:r>
+      <w:r>
+        <w:rPr>
+          <w:rFonts w:cs="Times New Roman"/>
+          <w:b/>
+          <w:bCs/>
+          <w:i w:val="0"/>
+          <w:iCs w:val="0"/>
+          <w:noProof/>
+          <w:color w:val="000000" w:themeColor="text1"/>
+          <w:sz w:val="24"/>
+          <w:szCs w:val="24"/>
+        </w:rPr>
+        <w:t>9</w:t>
+      </w:r>
+      <w:r>
+        <w:rPr>
+          <w:rFonts w:cs="Times New Roman"/>
+          <w:b/>
+          <w:bCs/>
+          <w:i w:val="0"/>
+          <w:iCs w:val="0"/>
+          <w:color w:val="000000" w:themeColor="text1"/>
+          <w:sz w:val="24"/>
+          <w:szCs w:val="24"/>
+        </w:rPr>
+        <w:fldChar w:fldCharType="end"/>
+      </w:r>
+      <w:r>
+        <w:rPr>
+          <w:rFonts w:cs="Times New Roman"/>
+          <w:i w:val="0"/>
+          <w:iCs w:val="0"/>
+          <w:color w:val="000000" w:themeColor="text1"/>
+          <w:sz w:val="24"/>
+          <w:szCs w:val="24"/>
+        </w:rPr>
+        <w:t xml:space="preserve"> Diagrama de componentes del </w:t>
+      </w:r>
+      <w:proofErr w:type="spellStart"/>
+      <w:r>
+        <w:rPr>
+          <w:rFonts w:cs="Times New Roman"/>
+          <w:i w:val="0"/>
+          <w:iCs w:val="0"/>
+          <w:color w:val="000000" w:themeColor="text1"/>
+          <w:sz w:val="24"/>
+          <w:szCs w:val="24"/>
+        </w:rPr>
+        <w:t>backend</w:t>
+      </w:r>
+      <w:proofErr w:type="spellEnd"/>
+    </w:p>
+    <w:p/>
+    <w:p/>
+    <w:p>
+      <w:pPr>
+        <w:pStyle w:val="Ttulo3"/>
+      </w:pPr>
+      <w:r>
+        <w:rPr>
+          <w:b/>
+          <w:bCs/>
+          <w:color w:val="000000" w:themeColor="text1"/>
+          <w:sz w:val="24"/>
+          <w:szCs w:val="24"/>
+        </w:rPr>
+        <w:lastRenderedPageBreak/>
+        <w:t>Vista de datos</w:t>
+      </w:r>
+    </w:p>
+    <w:p>
+      <w:pPr>
+        <w:jc w:val="both"/>
+      </w:pPr>
+      <w:r>
+        <w:t>La vista de datos presenta el modelo relacional que soporta el sistema. Las entidades principales son: Usuario, Paciente, Doctor, Cita, Historial de estado de la cita, Recordatorio, Tratamiento, Abono, Cierre de caja y Auditoría. Un paciente puede tener varias citas y varios tratamientos, un doctor tiene varias citas y tratamientos, y cada tratamiento acumula varios abonos, a partir de los cuales se calcula el saldo pendiente y se consolida el cierre de caja por doctor y método de pago.</w:t>
+      </w:r>
+    </w:p>
+    <w:p>
+      <w:pPr>
+        <w:pStyle w:val="Descripcin"/>
+        <w:rPr>
+          <w:rFonts w:cs="Times New Roman"/>
+          <w:b/>
+          <w:bCs/>
+          <w:i w:val="0"/>
+          <w:iCs w:val="0"/>
+          <w:color w:val="000000" w:themeColor="text1"/>
+          <w:sz w:val="24"/>
+          <w:szCs w:val="24"/>
+        </w:rPr>
+      </w:pPr>
+    </w:p>
+    <w:p>
+      <w:pPr>
+        <w:pStyle w:val="Descripcin"/>
+        <w:rPr>
+          <w:rFonts w:cs="Times New Roman"/>
+          <w:b/>
+          <w:bCs/>
+          <w:i w:val="0"/>
+          <w:iCs w:val="0"/>
+          <w:color w:val="000000" w:themeColor="text1"/>
+          <w:sz w:val="24"/>
+          <w:szCs w:val="24"/>
+        </w:rPr>
+      </w:pPr>
+      <w:r>
+        <w:rPr>
+          <w:rFonts w:cs="Times New Roman"/>
+          <w:b/>
+          <w:bCs/>
+          <w:i w:val="0"/>
+          <w:iCs w:val="0"/>
+          <w:noProof/>
+          <w:color w:val="000000" w:themeColor="text1"/>
+          <w:sz w:val="24"/>
+          <w:szCs w:val="24"/>
+        </w:rPr>
+        <w:drawing>
+          <wp:inline distT="0" distB="0" distL="0" distR="0" wp14:anchorId="4FB75274" wp14:editId="1E53B8D9">
+            <wp:extent cx="5746291" cy="3130379"/>
+            <wp:effectExtent l="0" t="0" r="6985" b="0"/>
+            <wp:docPr id="12" name="Imagen 12"/>
+            <wp:cNvGraphicFramePr>
+              <a:graphicFrameLocks xmlns:a="http://schemas.openxmlformats.org/drawingml/2006/main" noChangeAspect="1"/>
+            </wp:cNvGraphicFramePr>
+            <a:graphic xmlns:a="http://schemas.openxmlformats.org/drawingml/2006/main">
+              <a:graphicData uri="http://schemas.openxmlformats.org/drawingml/2006/picture">
+                <pic:pic xmlns:pic="http://schemas.openxmlformats.org/drawingml/2006/picture">
+                  <pic:nvPicPr>
+                    <pic:cNvPr id="0" name="Picture 14"/>
+                    <pic:cNvPicPr>
+                      <a:picLocks noChangeAspect="1" noChangeArrowheads="1"/>
+                    </pic:cNvPicPr>
+                  </pic:nvPicPr>
+                  <pic:blipFill>
+                    <a:blip r:embed="rId15" cstate="print">
+                      <a:extLst>
+                        <a:ext uri="{28A0092B-C50C-407E-A947-70E740481C1C}">
+                          <a14:useLocalDpi xmlns:a14="http://schemas.microsoft.com/office/drawing/2010/main" val="0"/>
+                        </a:ext>
+                      </a:extLst>
+                    </a:blip>
+                    <a:srcRect/>
+                    <a:stretch>
+                      <a:fillRect/>
+                    </a:stretch>
+                  </pic:blipFill>
+                  <pic:spPr bwMode="auto">
+                    <a:xfrm>
+                      <a:off x="0" y="0"/>
+                      <a:ext cx="5748327" cy="3131488"/>
+                    </a:xfrm>
+                    <a:prstGeom prst="rect">
+                      <a:avLst/>
+                    </a:prstGeom>
+                    <a:noFill/>
+                    <a:ln>
+                      <a:noFill/>
+                    </a:ln>
+                  </pic:spPr>
+                </pic:pic>
+              </a:graphicData>
+            </a:graphic>
+          </wp:inline>
+        </w:drawing>
+      </w:r>
+    </w:p>
+    <w:p>
+      <w:pPr>
+        <w:pStyle w:val="Descripcin"/>
+        <w:rPr>
+          <w:rFonts w:cs="Times New Roman"/>
+          <w:i w:val="0"/>
+          <w:iCs w:val="0"/>
+          <w:color w:val="000000" w:themeColor="text1"/>
+          <w:sz w:val="24"/>
+          <w:szCs w:val="24"/>
+        </w:rPr>
+      </w:pPr>
+      <w:r>
+        <w:rPr>
+          <w:rFonts w:cs="Times New Roman"/>
+          <w:b/>
+          <w:bCs/>
+          <w:i w:val="0"/>
+          <w:iCs w:val="0"/>
+          <w:color w:val="000000" w:themeColor="text1"/>
+          <w:sz w:val="24"/>
+          <w:szCs w:val="24"/>
+        </w:rPr>
+        <w:t xml:space="preserve">Ilustración </w:t>
+      </w:r>
+      <w:r>
+        <w:rPr>
+          <w:rFonts w:cs="Times New Roman"/>
+          <w:b/>
+          <w:bCs/>
+          <w:i w:val="0"/>
+          <w:iCs w:val="0"/>
+          <w:color w:val="000000" w:themeColor="text1"/>
+          <w:sz w:val="24"/>
+          <w:szCs w:val="24"/>
+        </w:rPr>
+        <w:fldChar w:fldCharType="begin"/>
+      </w:r>
+      <w:r>
+        <w:rPr>
+          <w:rFonts w:cs="Times New Roman"/>
+          <w:b/>
+          <w:bCs/>
+          <w:i w:val="0"/>
+          <w:iCs w:val="0"/>
+          <w:color w:val="000000" w:themeColor="text1"/>
+          <w:sz w:val="24"/>
+          <w:szCs w:val="24"/>
+        </w:rPr>
+        <w:instrText xml:space="preserve"> SEQ Ilustración \* ARABIC </w:instrText>
+      </w:r>
+      <w:r>
+        <w:rPr>
+          <w:rFonts w:cs="Times New Roman"/>
+          <w:b/>
+          <w:bCs/>
+          <w:i w:val="0"/>
+          <w:iCs w:val="0"/>
+          <w:color w:val="000000" w:themeColor="text1"/>
+          <w:sz w:val="24"/>
+          <w:szCs w:val="24"/>
+        </w:rPr>
+        <w:fldChar w:fldCharType="separate"/>
+      </w:r>
+      <w:r>
+        <w:rPr>
+          <w:rFonts w:cs="Times New Roman"/>
+          <w:b/>
+          <w:bCs/>
+          <w:i w:val="0"/>
+          <w:iCs w:val="0"/>
+          <w:noProof/>
+          <w:color w:val="000000" w:themeColor="text1"/>
+          <w:sz w:val="24"/>
+          <w:szCs w:val="24"/>
+        </w:rPr>
+        <w:t>10</w:t>
+      </w:r>
+      <w:r>
+        <w:rPr>
+          <w:rFonts w:cs="Times New Roman"/>
+          <w:b/>
+          <w:bCs/>
+          <w:i w:val="0"/>
+          <w:iCs w:val="0"/>
+          <w:color w:val="000000" w:themeColor="text1"/>
+          <w:sz w:val="24"/>
+          <w:szCs w:val="24"/>
+        </w:rPr>
+        <w:fldChar w:fldCharType="end"/>
+      </w:r>
+      <w:r>
+        <w:rPr>
+          <w:rFonts w:cs="Times New Roman"/>
+          <w:i w:val="0"/>
+          <w:iCs w:val="0"/>
+          <w:color w:val="000000" w:themeColor="text1"/>
+          <w:sz w:val="24"/>
+          <w:szCs w:val="24"/>
+        </w:rPr>
+        <w:t xml:space="preserve"> Modelo entidad-relación Odontología García Osorio</w:t>
+      </w:r>
+    </w:p>
+    <w:p/>
+    <w:p>
+      <w:pPr>
+        <w:pStyle w:val="Ttulo3"/>
+      </w:pPr>
+      <w:r>
+        <w:rPr>
+          <w:b/>
+          <w:bCs/>
+          <w:color w:val="000000" w:themeColor="text1"/>
+          <w:sz w:val="24"/>
+          <w:szCs w:val="24"/>
+        </w:rPr>
+        <w:t>Vista de despliegue</w:t>
+      </w:r>
+    </w:p>
+    <w:p>
+      <w:pPr>
+        <w:jc w:val="both"/>
+      </w:pPr>
+      <w:r>
+        <w:t xml:space="preserve">La secretaria accede al sistema desde el navegador de su computador o de su celular. La aplicación </w:t>
+      </w:r>
+      <w:proofErr w:type="spellStart"/>
+      <w:r>
+        <w:t>backend</w:t>
+      </w:r>
+      <w:proofErr w:type="spellEnd"/>
+      <w:r>
+        <w:t xml:space="preserve">, que también entrega el </w:t>
+      </w:r>
+      <w:proofErr w:type="spellStart"/>
+      <w:r>
+        <w:t>frontend</w:t>
+      </w:r>
+      <w:proofErr w:type="spellEnd"/>
+      <w:r>
+        <w:t>, y la base de datos se ejecutan en un servidor en la nube. La comunicación entre el navegador y el servidor se cifra mediante HTTPS, y la base de datos cuenta con copias de seguridad automáticas y periódicas almacenadas fuera del servidor de la aplicación. El proveedor de nube se definirá durante la implementación.</w:t>
+      </w:r>
+    </w:p>
+    <w:p>
+      <w:pPr>
+        <w:jc w:val="both"/>
+      </w:pPr>
+    </w:p>
+    <w:p>
+      <w:pPr>
+        <w:jc w:val="center"/>
+      </w:pPr>
+      <w:r>
+        <w:rPr>
+          <w:noProof/>
+        </w:rPr>
+        <w:lastRenderedPageBreak/>
+        <w:drawing>
+          <wp:inline distT="0" distB="0" distL="0" distR="0" wp14:anchorId="3C2EC29E" wp14:editId="6354E953">
+            <wp:extent cx="5610225" cy="5049520"/>
+            <wp:effectExtent l="0" t="0" r="0" b="0"/>
+            <wp:docPr id="14" name="Imagen 14"/>
+            <wp:cNvGraphicFramePr>
+              <a:graphicFrameLocks xmlns:a="http://schemas.openxmlformats.org/drawingml/2006/main" noChangeAspect="1"/>
+            </wp:cNvGraphicFramePr>
+            <a:graphic xmlns:a="http://schemas.openxmlformats.org/drawingml/2006/main">
+              <a:graphicData uri="http://schemas.openxmlformats.org/drawingml/2006/picture">
+                <pic:pic xmlns:pic="http://schemas.openxmlformats.org/drawingml/2006/picture">
+                  <pic:nvPicPr>
+                    <pic:cNvPr id="0" name="Picture 16"/>
+                    <pic:cNvPicPr>
+                      <a:picLocks noChangeAspect="1" noChangeArrowheads="1"/>
+                    </pic:cNvPicPr>
+                  </pic:nvPicPr>
+                  <pic:blipFill>
+                    <a:blip r:embed="rId16">
+                      <a:extLst>
+                        <a:ext uri="{28A0092B-C50C-407E-A947-70E740481C1C}">
+                          <a14:useLocalDpi xmlns:a14="http://schemas.microsoft.com/office/drawing/2010/main" val="0"/>
+                        </a:ext>
+                      </a:extLst>
+                    </a:blip>
+                    <a:srcRect/>
+                    <a:stretch>
+                      <a:fillRect/>
+                    </a:stretch>
+                  </pic:blipFill>
+                  <pic:spPr bwMode="auto">
+                    <a:xfrm>
+                      <a:off x="0" y="0"/>
+                      <a:ext cx="5610225" cy="5049520"/>
+                    </a:xfrm>
+                    <a:prstGeom prst="rect">
+                      <a:avLst/>
+                    </a:prstGeom>
+                    <a:noFill/>
+                    <a:ln>
+                      <a:noFill/>
+                    </a:ln>
+                  </pic:spPr>
+                </pic:pic>
+              </a:graphicData>
+            </a:graphic>
+          </wp:inline>
+        </w:drawing>
+      </w:r>
+    </w:p>
+    <w:p>
+      <w:pPr>
+        <w:pStyle w:val="Descripcin"/>
+        <w:rPr>
+          <w:rFonts w:cs="Times New Roman"/>
+          <w:i w:val="0"/>
+          <w:iCs w:val="0"/>
+          <w:color w:val="000000" w:themeColor="text1"/>
+          <w:sz w:val="24"/>
+          <w:szCs w:val="24"/>
+        </w:rPr>
+      </w:pPr>
+      <w:r>
+        <w:rPr>
+          <w:rFonts w:cs="Times New Roman"/>
+          <w:b/>
+          <w:bCs/>
+          <w:i w:val="0"/>
+          <w:iCs w:val="0"/>
+          <w:color w:val="000000" w:themeColor="text1"/>
+          <w:sz w:val="24"/>
+          <w:szCs w:val="24"/>
+        </w:rPr>
+        <w:t xml:space="preserve">Ilustración </w:t>
+      </w:r>
+      <w:r>
+        <w:rPr>
+          <w:rFonts w:cs="Times New Roman"/>
+          <w:b/>
+          <w:bCs/>
+          <w:i w:val="0"/>
+          <w:iCs w:val="0"/>
+          <w:color w:val="000000" w:themeColor="text1"/>
+          <w:sz w:val="24"/>
+          <w:szCs w:val="24"/>
+        </w:rPr>
+        <w:fldChar w:fldCharType="begin"/>
+      </w:r>
+      <w:r>
+        <w:rPr>
+          <w:rFonts w:cs="Times New Roman"/>
+          <w:b/>
+          <w:bCs/>
+          <w:i w:val="0"/>
+          <w:iCs w:val="0"/>
+          <w:color w:val="000000" w:themeColor="text1"/>
+          <w:sz w:val="24"/>
+          <w:szCs w:val="24"/>
+        </w:rPr>
+        <w:instrText xml:space="preserve"> SEQ Ilustración \* ARABIC </w:instrText>
+      </w:r>
+      <w:r>
+        <w:rPr>
+          <w:rFonts w:cs="Times New Roman"/>
+          <w:b/>
+          <w:bCs/>
+          <w:i w:val="0"/>
+          <w:iCs w:val="0"/>
+          <w:color w:val="000000" w:themeColor="text1"/>
+          <w:sz w:val="24"/>
+          <w:szCs w:val="24"/>
+        </w:rPr>
+        <w:fldChar w:fldCharType="separate"/>
+      </w:r>
+      <w:r>
+        <w:rPr>
+          <w:rFonts w:cs="Times New Roman"/>
+          <w:b/>
+          <w:bCs/>
+          <w:i w:val="0"/>
+          <w:iCs w:val="0"/>
+          <w:noProof/>
+          <w:color w:val="000000" w:themeColor="text1"/>
+          <w:sz w:val="24"/>
+          <w:szCs w:val="24"/>
+        </w:rPr>
+        <w:t>11</w:t>
+      </w:r>
+      <w:r>
+        <w:rPr>
+          <w:rFonts w:cs="Times New Roman"/>
+          <w:b/>
+          <w:bCs/>
+          <w:i w:val="0"/>
+          <w:iCs w:val="0"/>
+          <w:color w:val="000000" w:themeColor="text1"/>
+          <w:sz w:val="24"/>
+          <w:szCs w:val="24"/>
+        </w:rPr>
+        <w:fldChar w:fldCharType="end"/>
+      </w:r>
+      <w:r>
+        <w:rPr>
+          <w:rFonts w:cs="Times New Roman"/>
+          <w:i w:val="0"/>
+          <w:iCs w:val="0"/>
+          <w:color w:val="000000" w:themeColor="text1"/>
+          <w:sz w:val="24"/>
+          <w:szCs w:val="24"/>
+        </w:rPr>
+        <w:t xml:space="preserve"> Diagrama de despliegue Odontología García Osorio</w:t>
+      </w:r>
+    </w:p>
+    <w:p/>
+    <w:p>
+      <w:pPr>
+        <w:pStyle w:val="Ttulo3"/>
+      </w:pPr>
+      <w:r>
+        <w:rPr>
+          <w:b/>
+          <w:bCs/>
+          <w:color w:val="000000" w:themeColor="text1"/>
+          <w:sz w:val="24"/>
+          <w:szCs w:val="24"/>
+        </w:rPr>
+        <w:t>Atributos de calidad y seguridad</w:t>
+      </w:r>
+    </w:p>
+    <w:p>
+      <w:pPr>
+        <w:pStyle w:val="Descripcin"/>
+        <w:keepNext/>
+        <w:rPr>
+          <w:rFonts w:cs="Times New Roman"/>
+          <w:i w:val="0"/>
+          <w:iCs w:val="0"/>
+          <w:color w:val="000000" w:themeColor="text1"/>
+          <w:sz w:val="24"/>
+          <w:szCs w:val="24"/>
+        </w:rPr>
+      </w:pPr>
+      <w:r>
+        <w:rPr>
+          <w:rFonts w:cs="Times New Roman"/>
+          <w:b/>
+          <w:bCs/>
+          <w:i w:val="0"/>
+          <w:iCs w:val="0"/>
+          <w:color w:val="000000" w:themeColor="text1"/>
+          <w:sz w:val="24"/>
+          <w:szCs w:val="24"/>
+        </w:rPr>
+        <w:t xml:space="preserve">Tabla </w:t>
+      </w:r>
+      <w:r>
+        <w:rPr>
+          <w:rFonts w:cs="Times New Roman"/>
+          <w:b/>
+          <w:bCs/>
+          <w:i w:val="0"/>
+          <w:iCs w:val="0"/>
+          <w:color w:val="000000" w:themeColor="text1"/>
+          <w:sz w:val="24"/>
+          <w:szCs w:val="24"/>
+        </w:rPr>
+        <w:fldChar w:fldCharType="begin"/>
+      </w:r>
+      <w:r>
+        <w:rPr>
+          <w:rFonts w:cs="Times New Roman"/>
+          <w:b/>
+          <w:bCs/>
+          <w:i w:val="0"/>
+          <w:iCs w:val="0"/>
+          <w:color w:val="000000" w:themeColor="text1"/>
+          <w:sz w:val="24"/>
+          <w:szCs w:val="24"/>
+        </w:rPr>
+        <w:instrText xml:space="preserve"> SEQ Tabla \* ARABIC </w:instrText>
+      </w:r>
+      <w:r>
+        <w:rPr>
+          <w:rFonts w:cs="Times New Roman"/>
+          <w:b/>
+          <w:bCs/>
+          <w:i w:val="0"/>
+          <w:iCs w:val="0"/>
+          <w:color w:val="000000" w:themeColor="text1"/>
+          <w:sz w:val="24"/>
+          <w:szCs w:val="24"/>
+        </w:rPr>
+        <w:fldChar w:fldCharType="separate"/>
+      </w:r>
+      <w:r>
+        <w:rPr>
+          <w:rFonts w:cs="Times New Roman"/>
+          <w:b/>
+          <w:bCs/>
+          <w:i w:val="0"/>
+          <w:iCs w:val="0"/>
+          <w:noProof/>
+          <w:color w:val="000000" w:themeColor="text1"/>
+          <w:sz w:val="24"/>
+          <w:szCs w:val="24"/>
+        </w:rPr>
+        <w:t>10</w:t>
+      </w:r>
+      <w:r>
+        <w:rPr>
+          <w:rFonts w:cs="Times New Roman"/>
+          <w:b/>
+          <w:bCs/>
+          <w:i w:val="0"/>
+          <w:iCs w:val="0"/>
+          <w:color w:val="000000" w:themeColor="text1"/>
+          <w:sz w:val="24"/>
+          <w:szCs w:val="24"/>
+        </w:rPr>
+        <w:fldChar w:fldCharType="end"/>
+      </w:r>
+      <w:r>
+        <w:rPr>
+          <w:rFonts w:cs="Times New Roman"/>
+          <w:i w:val="0"/>
+          <w:iCs w:val="0"/>
+          <w:color w:val="000000" w:themeColor="text1"/>
+          <w:sz w:val="24"/>
+          <w:szCs w:val="24"/>
+        </w:rPr>
+        <w:t xml:space="preserve"> Requisitos no funcionales y solución arquitectónica</w:t>
+      </w:r>
+    </w:p>
+    <w:tbl>
+      <w:tblPr>
+        <w:tblW w:w="8838" w:type="dxa"/>
+        <w:tblLayout w:type="fixed"/>
+        <w:tblLook w:val="04A0" w:firstRow="1" w:lastRow="0" w:firstColumn="1" w:lastColumn="0" w:noHBand="0" w:noVBand="1"/>
+      </w:tblPr>
+      <w:tblGrid>
+        <w:gridCol w:w="2600"/>
+        <w:gridCol w:w="6238"/>
+      </w:tblGrid>
+      <w:tr>
+        <w:trPr>
+          <w:cantSplit/>
+          <w:tblHeader/>
+        </w:trPr>
+        <w:tc>
+          <w:tcPr>
+            <w:tcW w:w="2600" w:type="dxa"/>
+            <w:tcBorders>
+              <w:top w:val="single" w:sz="6" w:space="0" w:color="000000"/>
+              <w:left w:val="single" w:sz="6" w:space="0" w:color="000000"/>
+              <w:bottom w:val="single" w:sz="6" w:space="0" w:color="000000"/>
+              <w:right w:val="single" w:sz="6" w:space="0" w:color="000000"/>
+            </w:tcBorders>
+            <w:shd w:val="clear" w:color="auto" w:fill="FFEEEB"/>
+            <w:tcMar>
+              <w:top w:w="60" w:type="dxa"/>
+              <w:left w:w="120" w:type="dxa"/>
+              <w:bottom w:w="60" w:type="dxa"/>
+              <w:right w:w="120" w:type="dxa"/>
+            </w:tcMar>
+          </w:tcPr>
+          <w:p>
+            <w:pPr>
+              <w:spacing w:after="0"/>
+            </w:pPr>
+            <w:r>
+              <w:rPr>
+                <w:b/>
+                <w:bCs/>
+              </w:rPr>
+              <w:t>Requisito no funcional</w:t>
+            </w:r>
+          </w:p>
+        </w:tc>
+        <w:tc>
+          <w:tcPr>
+            <w:tcW w:w="6238" w:type="dxa"/>
+            <w:tcBorders>
+              <w:top w:val="single" w:sz="6" w:space="0" w:color="000000"/>
+              <w:left w:val="single" w:sz="6" w:space="0" w:color="000000"/>
+              <w:bottom w:val="single" w:sz="6" w:space="0" w:color="000000"/>
+              <w:right w:val="single" w:sz="6" w:space="0" w:color="000000"/>
+            </w:tcBorders>
+            <w:shd w:val="clear" w:color="auto" w:fill="FFEEEB"/>
+            <w:tcMar>
+              <w:top w:w="60" w:type="dxa"/>
+              <w:left w:w="120" w:type="dxa"/>
+              <w:bottom w:w="60" w:type="dxa"/>
+              <w:right w:w="120" w:type="dxa"/>
+            </w:tcMar>
+          </w:tcPr>
+          <w:p>
+            <w:pPr>
+              <w:spacing w:after="0"/>
+            </w:pPr>
+            <w:r>
+              <w:rPr>
+                <w:b/>
+                <w:bCs/>
+              </w:rPr>
+              <w:t>Solución arquitectónica</w:t>
+            </w:r>
+          </w:p>
+        </w:tc>
+      </w:tr>
+      <w:tr>
+        <w:trPr>
+          <w:cantSplit/>
+        </w:trPr>
+        <w:tc>
+          <w:tcPr>
+            <w:tcW w:w="2600" w:type="dxa"/>
+            <w:tcBorders>
+              <w:top w:val="single" w:sz="6" w:space="0" w:color="000000"/>
+              <w:left w:val="single" w:sz="6" w:space="0" w:color="000000"/>
+              <w:bottom w:val="single" w:sz="6" w:space="0" w:color="000000"/>
+              <w:right w:val="single" w:sz="6" w:space="0" w:color="000000"/>
+            </w:tcBorders>
+            <w:shd w:val="clear" w:color="auto" w:fill="FFFFFF"/>
+            <w:tcMar>
+              <w:top w:w="60" w:type="dxa"/>
+              <w:left w:w="120" w:type="dxa"/>
+              <w:bottom w:w="60" w:type="dxa"/>
+              <w:right w:w="120" w:type="dxa"/>
+            </w:tcMar>
+          </w:tcPr>
+          <w:p>
+            <w:pPr>
+              <w:spacing w:after="0"/>
+            </w:pPr>
+            <w:r>
+              <w:t>RNF01 Rendimiento y ligereza</w:t>
+            </w:r>
+          </w:p>
+        </w:tc>
+        <w:tc>
+          <w:tcPr>
+            <w:tcW w:w="6238" w:type="dxa"/>
+            <w:tcBorders>
+              <w:top w:val="single" w:sz="6" w:space="0" w:color="000000"/>
+              <w:left w:val="single" w:sz="6" w:space="0" w:color="000000"/>
+              <w:bottom w:val="single" w:sz="6" w:space="0" w:color="000000"/>
+              <w:right w:val="single" w:sz="6" w:space="0" w:color="000000"/>
+            </w:tcBorders>
+            <w:shd w:val="clear" w:color="auto" w:fill="FFFFFF"/>
+            <w:tcMar>
+              <w:top w:w="60" w:type="dxa"/>
+              <w:left w:w="120" w:type="dxa"/>
+              <w:bottom w:w="60" w:type="dxa"/>
+              <w:right w:w="120" w:type="dxa"/>
+            </w:tcMar>
+          </w:tcPr>
+          <w:p>
+            <w:pPr>
+              <w:spacing w:after="0"/>
+            </w:pPr>
+            <w:proofErr w:type="spellStart"/>
+            <w:r>
+              <w:t>Frontend</w:t>
+            </w:r>
+            <w:proofErr w:type="spellEnd"/>
+            <w:r>
+              <w:t xml:space="preserve"> liviano sin </w:t>
+            </w:r>
+            <w:proofErr w:type="spellStart"/>
+            <w:r>
+              <w:t>frameworks</w:t>
+            </w:r>
+            <w:proofErr w:type="spellEnd"/>
+            <w:r>
+              <w:t xml:space="preserve"> pesados y consultas a la base de datos optimizadas con índices en los campos de búsqueda (cédula, nombre, doctor y fecha).</w:t>
+            </w:r>
+          </w:p>
+        </w:tc>
+      </w:tr>
+      <w:tr>
+        <w:trPr>
+          <w:cantSplit/>
+        </w:trPr>
+        <w:tc>
+          <w:tcPr>
+            <w:tcW w:w="2600" w:type="dxa"/>
+            <w:tcBorders>
+              <w:top w:val="single" w:sz="6" w:space="0" w:color="000000"/>
+              <w:left w:val="single" w:sz="6" w:space="0" w:color="000000"/>
+              <w:bottom w:val="single" w:sz="6" w:space="0" w:color="000000"/>
+              <w:right w:val="single" w:sz="6" w:space="0" w:color="000000"/>
+            </w:tcBorders>
+            <w:shd w:val="clear" w:color="auto" w:fill="FFFFFF"/>
+            <w:tcMar>
+              <w:top w:w="60" w:type="dxa"/>
+              <w:left w:w="120" w:type="dxa"/>
+              <w:bottom w:w="60" w:type="dxa"/>
+              <w:right w:w="120" w:type="dxa"/>
+            </w:tcMar>
+          </w:tcPr>
+          <w:p>
+            <w:pPr>
+              <w:spacing w:after="0"/>
+            </w:pPr>
+            <w:r>
+              <w:t>RNF02 Usabilidad</w:t>
+            </w:r>
+          </w:p>
+        </w:tc>
+        <w:tc>
+          <w:tcPr>
+            <w:tcW w:w="6238" w:type="dxa"/>
+            <w:tcBorders>
+              <w:top w:val="single" w:sz="6" w:space="0" w:color="000000"/>
+              <w:left w:val="single" w:sz="6" w:space="0" w:color="000000"/>
+              <w:bottom w:val="single" w:sz="6" w:space="0" w:color="000000"/>
+              <w:right w:val="single" w:sz="6" w:space="0" w:color="000000"/>
+            </w:tcBorders>
+            <w:shd w:val="clear" w:color="auto" w:fill="FFFFFF"/>
+            <w:tcMar>
+              <w:top w:w="60" w:type="dxa"/>
+              <w:left w:w="120" w:type="dxa"/>
+              <w:bottom w:w="60" w:type="dxa"/>
+              <w:right w:w="120" w:type="dxa"/>
+            </w:tcMar>
+          </w:tcPr>
+          <w:p>
+            <w:pPr>
+              <w:spacing w:after="0"/>
+            </w:pPr>
+            <w:r>
+              <w:t>Pantallas simples y flujos cortos, alineados con los casos de uso, con mensajes de error claros.</w:t>
+            </w:r>
+          </w:p>
+        </w:tc>
+      </w:tr>
+      <w:tr>
+        <w:trPr>
+          <w:cantSplit/>
+        </w:trPr>
+        <w:tc>
+          <w:tcPr>
+            <w:tcW w:w="2600" w:type="dxa"/>
+            <w:tcBorders>
+              <w:top w:val="single" w:sz="6" w:space="0" w:color="000000"/>
+              <w:left w:val="single" w:sz="6" w:space="0" w:color="000000"/>
+              <w:bottom w:val="single" w:sz="6" w:space="0" w:color="000000"/>
+              <w:right w:val="single" w:sz="6" w:space="0" w:color="000000"/>
+            </w:tcBorders>
+            <w:shd w:val="clear" w:color="auto" w:fill="FFFFFF"/>
+            <w:tcMar>
+              <w:top w:w="60" w:type="dxa"/>
+              <w:left w:w="120" w:type="dxa"/>
+              <w:bottom w:w="60" w:type="dxa"/>
+              <w:right w:w="120" w:type="dxa"/>
+            </w:tcMar>
+          </w:tcPr>
+          <w:p>
+            <w:pPr>
+              <w:spacing w:after="0"/>
+            </w:pPr>
+            <w:r>
+              <w:t>RNF03 Disponibilidad</w:t>
+            </w:r>
+          </w:p>
+        </w:tc>
+        <w:tc>
+          <w:tcPr>
+            <w:tcW w:w="6238" w:type="dxa"/>
+            <w:tcBorders>
+              <w:top w:val="single" w:sz="6" w:space="0" w:color="000000"/>
+              <w:left w:val="single" w:sz="6" w:space="0" w:color="000000"/>
+              <w:bottom w:val="single" w:sz="6" w:space="0" w:color="000000"/>
+              <w:right w:val="single" w:sz="6" w:space="0" w:color="000000"/>
+            </w:tcBorders>
+            <w:shd w:val="clear" w:color="auto" w:fill="FFFFFF"/>
+            <w:tcMar>
+              <w:top w:w="60" w:type="dxa"/>
+              <w:left w:w="120" w:type="dxa"/>
+              <w:bottom w:w="60" w:type="dxa"/>
+              <w:right w:w="120" w:type="dxa"/>
+            </w:tcMar>
+          </w:tcPr>
+          <w:p>
+            <w:pPr>
+              <w:spacing w:after="0"/>
+            </w:pPr>
+            <w:r>
+              <w:t>Despliegue en un servidor en la nube con la disponibilidad que ofrece el proveedor.</w:t>
+            </w:r>
+          </w:p>
+        </w:tc>
+      </w:tr>
+      <w:tr>
+        <w:trPr>
+          <w:cantSplit/>
+        </w:trPr>
+        <w:tc>
+          <w:tcPr>
+            <w:tcW w:w="2600" w:type="dxa"/>
+            <w:tcBorders>
+              <w:top w:val="single" w:sz="6" w:space="0" w:color="000000"/>
+              <w:left w:val="single" w:sz="6" w:space="0" w:color="000000"/>
+              <w:bottom w:val="single" w:sz="6" w:space="0" w:color="000000"/>
+              <w:right w:val="single" w:sz="6" w:space="0" w:color="000000"/>
+            </w:tcBorders>
+            <w:shd w:val="clear" w:color="auto" w:fill="FFFFFF"/>
+            <w:tcMar>
+              <w:top w:w="60" w:type="dxa"/>
+              <w:left w:w="120" w:type="dxa"/>
+              <w:bottom w:w="60" w:type="dxa"/>
+              <w:right w:w="120" w:type="dxa"/>
+            </w:tcMar>
+          </w:tcPr>
+          <w:p>
+            <w:pPr>
+              <w:spacing w:after="0"/>
+            </w:pPr>
+            <w:r>
+              <w:lastRenderedPageBreak/>
+              <w:t>RNF04 Confidencialidad</w:t>
+            </w:r>
+          </w:p>
+        </w:tc>
+        <w:tc>
+          <w:tcPr>
+            <w:tcW w:w="6238" w:type="dxa"/>
+            <w:tcBorders>
+              <w:top w:val="single" w:sz="6" w:space="0" w:color="000000"/>
+              <w:left w:val="single" w:sz="6" w:space="0" w:color="000000"/>
+              <w:bottom w:val="single" w:sz="6" w:space="0" w:color="000000"/>
+              <w:right w:val="single" w:sz="6" w:space="0" w:color="000000"/>
+            </w:tcBorders>
+            <w:shd w:val="clear" w:color="auto" w:fill="FFFFFF"/>
+            <w:tcMar>
+              <w:top w:w="60" w:type="dxa"/>
+              <w:left w:w="120" w:type="dxa"/>
+              <w:bottom w:w="60" w:type="dxa"/>
+              <w:right w:w="120" w:type="dxa"/>
+            </w:tcMar>
+          </w:tcPr>
+          <w:p>
+            <w:pPr>
+              <w:spacing w:after="0"/>
+            </w:pPr>
+            <w:r>
+              <w:t>Autenticación obligatoria, contraseñas almacenadas cifradas, control de acceso a todos los servicios de la API y comunicación cifrada con HTTPS.</w:t>
+            </w:r>
+          </w:p>
+        </w:tc>
+      </w:tr>
+      <w:tr>
+        <w:trPr>
+          <w:cantSplit/>
+        </w:trPr>
+        <w:tc>
+          <w:tcPr>
+            <w:tcW w:w="2600" w:type="dxa"/>
+            <w:tcBorders>
+              <w:top w:val="single" w:sz="6" w:space="0" w:color="000000"/>
+              <w:left w:val="single" w:sz="6" w:space="0" w:color="000000"/>
+              <w:bottom w:val="single" w:sz="6" w:space="0" w:color="000000"/>
+              <w:right w:val="single" w:sz="6" w:space="0" w:color="000000"/>
+            </w:tcBorders>
+            <w:shd w:val="clear" w:color="auto" w:fill="FFFFFF"/>
+            <w:tcMar>
+              <w:top w:w="60" w:type="dxa"/>
+              <w:left w:w="120" w:type="dxa"/>
+              <w:bottom w:w="60" w:type="dxa"/>
+              <w:right w:w="120" w:type="dxa"/>
+            </w:tcMar>
+          </w:tcPr>
+          <w:p>
+            <w:pPr>
+              <w:spacing w:after="0"/>
+            </w:pPr>
+            <w:r>
+              <w:t>RNF05 Respaldo y recuperación</w:t>
+            </w:r>
+          </w:p>
+        </w:tc>
+        <w:tc>
+          <w:tcPr>
+            <w:tcW w:w="6238" w:type="dxa"/>
+            <w:tcBorders>
+              <w:top w:val="single" w:sz="6" w:space="0" w:color="000000"/>
+              <w:left w:val="single" w:sz="6" w:space="0" w:color="000000"/>
+              <w:bottom w:val="single" w:sz="6" w:space="0" w:color="000000"/>
+              <w:right w:val="single" w:sz="6" w:space="0" w:color="000000"/>
+            </w:tcBorders>
+            <w:shd w:val="clear" w:color="auto" w:fill="FFFFFF"/>
+            <w:tcMar>
+              <w:top w:w="60" w:type="dxa"/>
+              <w:left w:w="120" w:type="dxa"/>
+              <w:bottom w:w="60" w:type="dxa"/>
+              <w:right w:w="120" w:type="dxa"/>
+            </w:tcMar>
+          </w:tcPr>
+          <w:p>
+            <w:pPr>
+              <w:spacing w:after="0"/>
+            </w:pPr>
+            <w:r>
+              <w:t>Copias de seguridad automáticas y periódicas de la base de datos, almacenadas fuera del servidor de la aplicación.</w:t>
+            </w:r>
+          </w:p>
+        </w:tc>
+      </w:tr>
+      <w:tr>
+        <w:trPr>
+          <w:cantSplit/>
+        </w:trPr>
+        <w:tc>
+          <w:tcPr>
+            <w:tcW w:w="2600" w:type="dxa"/>
+            <w:tcBorders>
+              <w:top w:val="single" w:sz="6" w:space="0" w:color="000000"/>
+              <w:left w:val="single" w:sz="6" w:space="0" w:color="000000"/>
+              <w:bottom w:val="single" w:sz="6" w:space="0" w:color="000000"/>
+              <w:right w:val="single" w:sz="6" w:space="0" w:color="000000"/>
+            </w:tcBorders>
+            <w:shd w:val="clear" w:color="auto" w:fill="FFFFFF"/>
+            <w:tcMar>
+              <w:top w:w="60" w:type="dxa"/>
+              <w:left w:w="120" w:type="dxa"/>
+              <w:bottom w:w="60" w:type="dxa"/>
+              <w:right w:w="120" w:type="dxa"/>
+            </w:tcMar>
+          </w:tcPr>
+          <w:p>
+            <w:pPr>
+              <w:spacing w:after="0"/>
+            </w:pPr>
+            <w:r>
+              <w:t>RNF06 Compatibilidad</w:t>
+            </w:r>
+          </w:p>
+        </w:tc>
+        <w:tc>
+          <w:tcPr>
+            <w:tcW w:w="6238" w:type="dxa"/>
+            <w:tcBorders>
+              <w:top w:val="single" w:sz="6" w:space="0" w:color="000000"/>
+              <w:left w:val="single" w:sz="6" w:space="0" w:color="000000"/>
+              <w:bottom w:val="single" w:sz="6" w:space="0" w:color="000000"/>
+              <w:right w:val="single" w:sz="6" w:space="0" w:color="000000"/>
+            </w:tcBorders>
+            <w:shd w:val="clear" w:color="auto" w:fill="FFFFFF"/>
+            <w:tcMar>
+              <w:top w:w="60" w:type="dxa"/>
+              <w:left w:w="120" w:type="dxa"/>
+              <w:bottom w:w="60" w:type="dxa"/>
+              <w:right w:w="120" w:type="dxa"/>
+            </w:tcMar>
+          </w:tcPr>
+          <w:p>
+            <w:pPr>
+              <w:spacing w:after="0"/>
+            </w:pPr>
+            <w:r>
+              <w:t>Uso de estándares web (HTML5, CSS3 y JavaScript) y diseño responsivo, verificado en Chrome y Safari.</w:t>
+            </w:r>
+          </w:p>
+        </w:tc>
+      </w:tr>
+    </w:tbl>
+    <w:p/>
+    <w:p/>
+    <w:p/>
     <w:p/>
     <w:sectPr>
       <w:pgSz w:w="12240" w:h="15840"/>
@@ -16594,6 +20380,11 @@
   <w:style w:type="paragraph" w:default="1" w:styleId="Normal">
     <w:name w:val="Normal"/>
     <w:qFormat/>
+    <w:rsid w:val="006D6362"/>
+    <w:rPr>
+      <w:rFonts w:ascii="Times New Roman" w:hAnsi="Times New Roman"/>
+      <w:sz w:val="24"/>
+    </w:rPr>
   </w:style>
   <w:style w:type="paragraph" w:styleId="Ttulo1">
     <w:name w:val="heading 1"/>
@@ -16602,18 +20393,18 @@
     <w:link w:val="Ttulo1Car"/>
     <w:uiPriority w:val="9"/>
     <w:qFormat/>
-    <w:rsid w:val="002E6DAE"/>
+    <w:rsid w:val="006D6362"/>
     <w:pPr>
       <w:keepNext/>
       <w:keepLines/>
       <w:spacing w:before="360" w:after="80"/>
+      <w:jc w:val="center"/>
       <w:outlineLvl w:val="0"/>
     </w:pPr>
     <w:rPr>
-      <w:rFonts w:ascii="Times New Roman" w:eastAsiaTheme="majorEastAsia" w:hAnsi="Times New Roman" w:cstheme="majorBidi"/>
+      <w:rFonts w:eastAsiaTheme="majorEastAsia" w:cstheme="majorBidi"/>
       <w:b/>
       <w:color w:val="000000" w:themeColor="text1"/>
-      <w:sz w:val="24"/>
       <w:szCs w:val="40"/>
     </w:rPr>
   </w:style>
@@ -16623,10 +20414,9 @@
     <w:next w:val="Normal"/>
     <w:link w:val="Ttulo2Car"/>
     <w:uiPriority w:val="9"/>
-    <w:semiHidden/>
     <w:unhideWhenUsed/>
     <w:qFormat/>
-    <w:rsid w:val="002E6DAE"/>
+    <w:rsid w:val="006D6362"/>
     <w:pPr>
       <w:keepNext/>
       <w:keepLines/>
@@ -16634,9 +20424,9 @@
       <w:outlineLvl w:val="1"/>
     </w:pPr>
     <w:rPr>
-      <w:rFonts w:asciiTheme="majorHAnsi" w:eastAsiaTheme="majorEastAsia" w:hAnsiTheme="majorHAnsi" w:cstheme="majorBidi"/>
-      <w:color w:val="0F4761" w:themeColor="accent1" w:themeShade="BF"/>
-      <w:sz w:val="32"/>
+      <w:rFonts w:eastAsiaTheme="majorEastAsia" w:cstheme="majorBidi"/>
+      <w:b/>
+      <w:color w:val="000000" w:themeColor="text1"/>
       <w:szCs w:val="32"/>
     </w:rPr>
   </w:style>
@@ -16646,7 +20436,6 @@
     <w:next w:val="Normal"/>
     <w:link w:val="Ttulo3Car"/>
     <w:uiPriority w:val="9"/>
-    <w:semiHidden/>
     <w:unhideWhenUsed/>
     <w:qFormat/>
     <w:rsid w:val="002E6DAE"/>
@@ -16827,7 +20616,7 @@
     <w:basedOn w:val="Fuentedeprrafopredeter"/>
     <w:link w:val="Ttulo1"/>
     <w:uiPriority w:val="9"/>
-    <w:rsid w:val="002E6DAE"/>
+    <w:rsid w:val="006D6362"/>
     <w:rPr>
       <w:rFonts w:ascii="Times New Roman" w:eastAsiaTheme="majorEastAsia" w:hAnsi="Times New Roman" w:cstheme="majorBidi"/>
       <w:b/>
@@ -16841,12 +20630,12 @@
     <w:basedOn w:val="Fuentedeprrafopredeter"/>
     <w:link w:val="Ttulo2"/>
     <w:uiPriority w:val="9"/>
-    <w:semiHidden/>
-    <w:rsid w:val="002E6DAE"/>
+    <w:rsid w:val="006D6362"/>
     <w:rPr>
-      <w:rFonts w:asciiTheme="majorHAnsi" w:eastAsiaTheme="majorEastAsia" w:hAnsiTheme="majorHAnsi" w:cstheme="majorBidi"/>
-      <w:color w:val="0F4761" w:themeColor="accent1" w:themeShade="BF"/>
-      <w:sz w:val="32"/>
+      <w:rFonts w:ascii="Times New Roman" w:eastAsiaTheme="majorEastAsia" w:hAnsi="Times New Roman" w:cstheme="majorBidi"/>
+      <w:b/>
+      <w:color w:val="000000" w:themeColor="text1"/>
+      <w:sz w:val="24"/>
       <w:szCs w:val="32"/>
     </w:rPr>
   </w:style>
@@ -16855,7 +20644,6 @@
     <w:basedOn w:val="Fuentedeprrafopredeter"/>
     <w:link w:val="Ttulo3"/>
     <w:uiPriority w:val="9"/>
-    <w:semiHidden/>
     <w:rsid w:val="002E6DAE"/>
     <w:rPr>
       <w:rFonts w:eastAsiaTheme="majorEastAsia" w:cstheme="majorBidi"/>
